--- a/SDD_Modeling_Longitudinal_Learning_Dynamics_Using_Markov_Models.docx
+++ b/SDD_Modeling_Longitudinal_Learning_Dynamics_Using_Markov_Models.docx
@@ -91,7 +91,7 @@
           <w:noProof/>
         </w:rPr>
         <w:drawing>
-          <wp:inline distT="0" distB="0" distL="0" distR="0" wp14:anchorId="586A6954" wp14:editId="0557A132">
+          <wp:inline distT="0" distB="0" distL="0" distR="0" wp14:anchorId="1596741E" wp14:editId="47F16AFB">
             <wp:extent cx="2578998" cy="2476500"/>
             <wp:effectExtent l="0" t="0" r="0" b="0"/>
             <wp:docPr id="226875543" name="Picture 1"/>
@@ -340,16 +340,7 @@
           <w:sz w:val="32"/>
           <w:szCs w:val="32"/>
         </w:rPr>
-        <w:t>Summar</w:t>
-      </w:r>
-      <w:r>
-        <w:rPr>
-          <w:b/>
-          <w:bCs/>
-          <w:sz w:val="32"/>
-          <w:szCs w:val="32"/>
-        </w:rPr>
-        <w:t>y</w:t>
+        <w:t>Summary</w:t>
       </w:r>
     </w:p>
     <w:p>
@@ -359,16 +350,15 @@
         <w:jc w:val="both"/>
       </w:pPr>
       <w:r>
-        <w:t>T</w:t>
-      </w:r>
-      <w:r>
-        <w:t xml:space="preserve">he transformation of LMS and SIS data extracts into engagement sequences. The design encompasses estimating transition matrices, initial state probabilities, and steady-state distributions, supporting Markov, HMM, </w:t>
-      </w:r>
-      <w:r>
-        <w:t xml:space="preserve">and </w:t>
-      </w:r>
-      <w:r>
-        <w:t>variants for cohort clustering.</w:t>
+        <w:t xml:space="preserve">This Software Design Document describes the design of “Modeling Longitudinal Learning Dynamics Using Markov Models”, a self-contained learning-analytics application that follows the </w:t>
+      </w:r>
+      <w:proofErr w:type="spellStart"/>
+      <w:r>
+        <w:t>VaSSTra</w:t>
+      </w:r>
+      <w:proofErr w:type="spellEnd"/>
+      <w:r>
+        <w:t xml:space="preserve"> method (Variables → States → Trajectories) and is implemented entirely in Python. The system reads a single longitudinal engagement dataset, standardizes each behavioural indicator within its course, discovers latent engagement states with a Gaussian-mixture model, composes the per-student state sequences across eight time points, and clusters those sequences into learner trajectories.</w:t>
       </w:r>
     </w:p>
     <w:p>
@@ -378,7 +368,39 @@
         <w:jc w:val="both"/>
       </w:pPr>
       <w:r>
-        <w:t>Operationally, the system captures frequency, regularity, duration, and entropy features, and provides dashboards with heatmaps, sequence plots, and cohort-level comparisons. The section also covers the export of model artifacts and reports with full metadata.</w:t>
+        <w:t xml:space="preserve">Operationally, the design has three parts: an offline Python pipeline that performs the </w:t>
+      </w:r>
+      <w:proofErr w:type="spellStart"/>
+      <w:r>
+        <w:t>VaSSTra</w:t>
+      </w:r>
+      <w:proofErr w:type="spellEnd"/>
+      <w:r>
+        <w:t xml:space="preserve"> and Markov computations and writes its results as CSV and JSON files; a small </w:t>
+      </w:r>
+      <w:proofErr w:type="spellStart"/>
+      <w:r>
+        <w:t>FastAPI</w:t>
+      </w:r>
+      <w:proofErr w:type="spellEnd"/>
+      <w:r>
+        <w:t xml:space="preserve"> service that exposes those generated results and matches a manually entered state sequence to its closest trajectory; and a static HTML/CSS/JavaScript dashboard that renders the results with </w:t>
+      </w:r>
+      <w:proofErr w:type="spellStart"/>
+      <w:r>
+        <w:t>Plotly</w:t>
+      </w:r>
+      <w:proofErr w:type="spellEnd"/>
+      <w:r>
+        <w:t xml:space="preserve">. A companion </w:t>
+      </w:r>
+      <w:proofErr w:type="spellStart"/>
+      <w:r>
+        <w:t>Jupyter</w:t>
+      </w:r>
+      <w:proofErr w:type="spellEnd"/>
+      <w:r>
+        <w:t xml:space="preserve"> notebook reproduces the same analysis step by step, including the first-order Markov transition matrices.</w:t>
       </w:r>
     </w:p>
     <w:p>
@@ -388,7 +410,7 @@
         <w:jc w:val="both"/>
       </w:pPr>
       <w:r>
-        <w:t>The design enables reproducible model runs using versioned datasets and supports both research and instructional decision-making. Operationally, it scales to multi-course longitudinal datasets and aligns with institutional security and privacy policies.</w:t>
+        <w:t>The design favours reproducibility and transparency over scale: a fixed random seed makes each run repeatable, the configuration (three states, three trajectories) is held in the pipeline module, and all data and code stay on the user’s machine. The application is intended for a single local user — an instructor, analyst, or researcher — and uses no database, no accounts, and no external services.</w:t>
       </w:r>
     </w:p>
     <w:p>
@@ -398,7 +420,7 @@
         <w:jc w:val="both"/>
       </w:pPr>
       <w:r>
-        <w:t>Finally, the documents pipeline ownership and operational support models, ensuring that model outputs remain interpretable to non-technical users.</w:t>
+        <w:t>Finally, this document maps the design to the requirements recorded in the SRS, documents the data model and file artifacts, and explains the model execution, prediction, and analysis workflows so that the outputs remain interpretable to non-technical readers.</w:t>
       </w:r>
     </w:p>
     <w:p>
@@ -508,6 +530,14 @@
     </w:p>
     <w:sdt>
       <w:sdtPr>
+        <w:rPr>
+          <w:rFonts w:ascii="Times New Roman" w:eastAsia="Times New Roman" w:hAnsi="Times New Roman" w:cstheme="minorBidi"/>
+          <w:b w:val="0"/>
+          <w:bCs w:val="0"/>
+          <w:color w:val="auto"/>
+          <w:sz w:val="24"/>
+          <w:szCs w:val="22"/>
+        </w:rPr>
         <w:id w:val="-1066495241"/>
         <w:docPartObj>
           <w:docPartGallery w:val="Table of Contents"/>
@@ -516,11 +546,7 @@
       </w:sdtPr>
       <w:sdtEndPr>
         <w:rPr>
-          <w:rFonts w:ascii="Times New Roman" w:eastAsia="Times New Roman" w:hAnsi="Times New Roman" w:cstheme="minorBidi"/>
           <w:noProof/>
-          <w:color w:val="auto"/>
-          <w:sz w:val="24"/>
-          <w:szCs w:val="22"/>
         </w:rPr>
       </w:sdtEndPr>
       <w:sdtContent>
@@ -554,7 +580,7 @@
           <w:r>
             <w:fldChar w:fldCharType="separate"/>
           </w:r>
-          <w:hyperlink w:anchor="_Toc218899612" w:history="1">
+          <w:hyperlink w:anchor="_Toc231335638" w:history="1">
             <w:r>
               <w:rPr>
                 <w:rStyle w:val="Hyperlink"/>
@@ -582,7 +608,7 @@
                 <w:noProof/>
                 <w:webHidden/>
               </w:rPr>
-              <w:instrText xml:space="preserve"> PAGEREF _Toc218899612 \h </w:instrText>
+              <w:instrText xml:space="preserve"> PAGEREF _Toc231335638 \h </w:instrText>
             </w:r>
             <w:r>
               <w:rPr>
@@ -626,7 +652,7 @@
               <w:lang w:val="en-GB" w:eastAsia="en-GB"/>
             </w:rPr>
           </w:pPr>
-          <w:hyperlink w:anchor="_Toc218899613" w:history="1">
+          <w:hyperlink w:anchor="_Toc231335639" w:history="1">
             <w:r>
               <w:rPr>
                 <w:rStyle w:val="Hyperlink"/>
@@ -654,7 +680,7 @@
                 <w:noProof/>
                 <w:webHidden/>
               </w:rPr>
-              <w:instrText xml:space="preserve"> PAGEREF _Toc218899613 \h </w:instrText>
+              <w:instrText xml:space="preserve"> PAGEREF _Toc231335639 \h </w:instrText>
             </w:r>
             <w:r>
               <w:rPr>
@@ -698,7 +724,7 @@
               <w:lang w:val="en-GB" w:eastAsia="en-GB"/>
             </w:rPr>
           </w:pPr>
-          <w:hyperlink w:anchor="_Toc218899614" w:history="1">
+          <w:hyperlink w:anchor="_Toc231335640" w:history="1">
             <w:r>
               <w:rPr>
                 <w:rStyle w:val="Hyperlink"/>
@@ -726,7 +752,7 @@
                 <w:noProof/>
                 <w:webHidden/>
               </w:rPr>
-              <w:instrText xml:space="preserve"> PAGEREF _Toc218899614 \h </w:instrText>
+              <w:instrText xml:space="preserve"> PAGEREF _Toc231335640 \h </w:instrText>
             </w:r>
             <w:r>
               <w:rPr>
@@ -746,7 +772,7 @@
                 <w:noProof/>
                 <w:webHidden/>
               </w:rPr>
-              <w:t>6</w:t>
+              <w:t>7</w:t>
             </w:r>
             <w:r>
               <w:rPr>
@@ -770,14 +796,14 @@
               <w:lang w:val="en-GB" w:eastAsia="en-GB"/>
             </w:rPr>
           </w:pPr>
-          <w:hyperlink w:anchor="_Toc218899615" w:history="1">
+          <w:hyperlink w:anchor="_Toc231335641" w:history="1">
             <w:r>
               <w:rPr>
                 <w:rStyle w:val="Hyperlink"/>
                 <w:rFonts w:asciiTheme="majorBidi" w:eastAsiaTheme="majorEastAsia" w:hAnsiTheme="majorBidi"/>
                 <w:noProof/>
               </w:rPr>
-              <w:t>1.3 Definitions and Acronyms</w:t>
+              <w:t>Out of scope: relational databases, model registries, and multi-user deployment.</w:t>
             </w:r>
             <w:r>
               <w:rPr>
@@ -798,7 +824,7 @@
                 <w:noProof/>
                 <w:webHidden/>
               </w:rPr>
-              <w:instrText xml:space="preserve"> PAGEREF _Toc218899615 \h </w:instrText>
+              <w:instrText xml:space="preserve"> PAGEREF _Toc231335641 \h </w:instrText>
             </w:r>
             <w:r>
               <w:rPr>
@@ -818,7 +844,7 @@
                 <w:noProof/>
                 <w:webHidden/>
               </w:rPr>
-              <w:t>6</w:t>
+              <w:t>7</w:t>
             </w:r>
             <w:r>
               <w:rPr>
@@ -842,7 +868,7 @@
               <w:lang w:val="en-GB" w:eastAsia="en-GB"/>
             </w:rPr>
           </w:pPr>
-          <w:hyperlink w:anchor="_Toc218899616" w:history="1">
+          <w:hyperlink w:anchor="_Toc231335642" w:history="1">
             <w:r>
               <w:rPr>
                 <w:rStyle w:val="Hyperlink"/>
@@ -870,7 +896,7 @@
                 <w:noProof/>
                 <w:webHidden/>
               </w:rPr>
-              <w:instrText xml:space="preserve"> PAGEREF _Toc218899616 \h </w:instrText>
+              <w:instrText xml:space="preserve"> PAGEREF _Toc231335642 \h </w:instrText>
             </w:r>
             <w:r>
               <w:rPr>
@@ -890,7 +916,7 @@
                 <w:noProof/>
                 <w:webHidden/>
               </w:rPr>
-              <w:t>7</w:t>
+              <w:t>8</w:t>
             </w:r>
             <w:r>
               <w:rPr>
@@ -914,7 +940,7 @@
               <w:lang w:val="en-GB" w:eastAsia="en-GB"/>
             </w:rPr>
           </w:pPr>
-          <w:hyperlink w:anchor="_Toc218899617" w:history="1">
+          <w:hyperlink w:anchor="_Toc231335643" w:history="1">
             <w:r>
               <w:rPr>
                 <w:rStyle w:val="Hyperlink"/>
@@ -942,7 +968,7 @@
                 <w:noProof/>
                 <w:webHidden/>
               </w:rPr>
-              <w:instrText xml:space="preserve"> PAGEREF _Toc218899617 \h </w:instrText>
+              <w:instrText xml:space="preserve"> PAGEREF _Toc231335643 \h </w:instrText>
             </w:r>
             <w:r>
               <w:rPr>
@@ -962,7 +988,7 @@
                 <w:noProof/>
                 <w:webHidden/>
               </w:rPr>
-              <w:t>7</w:t>
+              <w:t>9</w:t>
             </w:r>
             <w:r>
               <w:rPr>
@@ -986,7 +1012,7 @@
               <w:lang w:val="en-GB" w:eastAsia="en-GB"/>
             </w:rPr>
           </w:pPr>
-          <w:hyperlink w:anchor="_Toc218899618" w:history="1">
+          <w:hyperlink w:anchor="_Toc231335644" w:history="1">
             <w:r>
               <w:rPr>
                 <w:rStyle w:val="Hyperlink"/>
@@ -1014,7 +1040,7 @@
                 <w:noProof/>
                 <w:webHidden/>
               </w:rPr>
-              <w:instrText xml:space="preserve"> PAGEREF _Toc218899618 \h </w:instrText>
+              <w:instrText xml:space="preserve"> PAGEREF _Toc231335644 \h </w:instrText>
             </w:r>
             <w:r>
               <w:rPr>
@@ -1034,7 +1060,7 @@
                 <w:noProof/>
                 <w:webHidden/>
               </w:rPr>
-              <w:t>7</w:t>
+              <w:t>9</w:t>
             </w:r>
             <w:r>
               <w:rPr>
@@ -1058,7 +1084,7 @@
               <w:lang w:val="en-GB" w:eastAsia="en-GB"/>
             </w:rPr>
           </w:pPr>
-          <w:hyperlink w:anchor="_Toc218899619" w:history="1">
+          <w:hyperlink w:anchor="_Toc231335645" w:history="1">
             <w:r>
               <w:rPr>
                 <w:rStyle w:val="Hyperlink"/>
@@ -1086,7 +1112,7 @@
                 <w:noProof/>
                 <w:webHidden/>
               </w:rPr>
-              <w:instrText xml:space="preserve"> PAGEREF _Toc218899619 \h </w:instrText>
+              <w:instrText xml:space="preserve"> PAGEREF _Toc231335645 \h </w:instrText>
             </w:r>
             <w:r>
               <w:rPr>
@@ -1106,7 +1132,7 @@
                 <w:noProof/>
                 <w:webHidden/>
               </w:rPr>
-              <w:t>8</w:t>
+              <w:t>10</w:t>
             </w:r>
             <w:r>
               <w:rPr>
@@ -1130,7 +1156,7 @@
               <w:lang w:val="en-GB" w:eastAsia="en-GB"/>
             </w:rPr>
           </w:pPr>
-          <w:hyperlink w:anchor="_Toc218899620" w:history="1">
+          <w:hyperlink w:anchor="_Toc231335646" w:history="1">
             <w:r>
               <w:rPr>
                 <w:rStyle w:val="Hyperlink"/>
@@ -1158,7 +1184,7 @@
                 <w:noProof/>
                 <w:webHidden/>
               </w:rPr>
-              <w:instrText xml:space="preserve"> PAGEREF _Toc218899620 \h </w:instrText>
+              <w:instrText xml:space="preserve"> PAGEREF _Toc231335646 \h </w:instrText>
             </w:r>
             <w:r>
               <w:rPr>
@@ -1178,7 +1204,7 @@
                 <w:noProof/>
                 <w:webHidden/>
               </w:rPr>
-              <w:t>8</w:t>
+              <w:t>10</w:t>
             </w:r>
             <w:r>
               <w:rPr>
@@ -1202,7 +1228,7 @@
               <w:lang w:val="en-GB" w:eastAsia="en-GB"/>
             </w:rPr>
           </w:pPr>
-          <w:hyperlink w:anchor="_Toc218899621" w:history="1">
+          <w:hyperlink w:anchor="_Toc231335647" w:history="1">
             <w:r>
               <w:rPr>
                 <w:rStyle w:val="Hyperlink"/>
@@ -1230,7 +1256,7 @@
                 <w:noProof/>
                 <w:webHidden/>
               </w:rPr>
-              <w:instrText xml:space="preserve"> PAGEREF _Toc218899621 \h </w:instrText>
+              <w:instrText xml:space="preserve"> PAGEREF _Toc231335647 \h </w:instrText>
             </w:r>
             <w:r>
               <w:rPr>
@@ -1250,7 +1276,7 @@
                 <w:noProof/>
                 <w:webHidden/>
               </w:rPr>
-              <w:t>9</w:t>
+              <w:t>11</w:t>
             </w:r>
             <w:r>
               <w:rPr>
@@ -1274,7 +1300,7 @@
               <w:lang w:val="en-GB" w:eastAsia="en-GB"/>
             </w:rPr>
           </w:pPr>
-          <w:hyperlink w:anchor="_Toc218899622" w:history="1">
+          <w:hyperlink w:anchor="_Toc231335648" w:history="1">
             <w:r>
               <w:rPr>
                 <w:rStyle w:val="Hyperlink"/>
@@ -1302,7 +1328,7 @@
                 <w:noProof/>
                 <w:webHidden/>
               </w:rPr>
-              <w:instrText xml:space="preserve"> PAGEREF _Toc218899622 \h </w:instrText>
+              <w:instrText xml:space="preserve"> PAGEREF _Toc231335648 \h </w:instrText>
             </w:r>
             <w:r>
               <w:rPr>
@@ -1322,7 +1348,7 @@
                 <w:noProof/>
                 <w:webHidden/>
               </w:rPr>
-              <w:t>9</w:t>
+              <w:t>11</w:t>
             </w:r>
             <w:r>
               <w:rPr>
@@ -1346,7 +1372,7 @@
               <w:lang w:val="en-GB" w:eastAsia="en-GB"/>
             </w:rPr>
           </w:pPr>
-          <w:hyperlink w:anchor="_Toc218899623" w:history="1">
+          <w:hyperlink w:anchor="_Toc231335649" w:history="1">
             <w:r>
               <w:rPr>
                 <w:rStyle w:val="Hyperlink"/>
@@ -1374,7 +1400,7 @@
                 <w:noProof/>
                 <w:webHidden/>
               </w:rPr>
-              <w:instrText xml:space="preserve"> PAGEREF _Toc218899623 \h </w:instrText>
+              <w:instrText xml:space="preserve"> PAGEREF _Toc231335649 \h </w:instrText>
             </w:r>
             <w:r>
               <w:rPr>
@@ -1394,7 +1420,7 @@
                 <w:noProof/>
                 <w:webHidden/>
               </w:rPr>
-              <w:t>10</w:t>
+              <w:t>12</w:t>
             </w:r>
             <w:r>
               <w:rPr>
@@ -1418,7 +1444,7 @@
               <w:lang w:val="en-GB" w:eastAsia="en-GB"/>
             </w:rPr>
           </w:pPr>
-          <w:hyperlink w:anchor="_Toc218899624" w:history="1">
+          <w:hyperlink w:anchor="_Toc231335650" w:history="1">
             <w:r>
               <w:rPr>
                 <w:rStyle w:val="Hyperlink"/>
@@ -1446,7 +1472,7 @@
                 <w:noProof/>
                 <w:webHidden/>
               </w:rPr>
-              <w:instrText xml:space="preserve"> PAGEREF _Toc218899624 \h </w:instrText>
+              <w:instrText xml:space="preserve"> PAGEREF _Toc231335650 \h </w:instrText>
             </w:r>
             <w:r>
               <w:rPr>
@@ -1466,7 +1492,7 @@
                 <w:noProof/>
                 <w:webHidden/>
               </w:rPr>
-              <w:t>10</w:t>
+              <w:t>13</w:t>
             </w:r>
             <w:r>
               <w:rPr>
@@ -1490,7 +1516,7 @@
               <w:lang w:val="en-GB" w:eastAsia="en-GB"/>
             </w:rPr>
           </w:pPr>
-          <w:hyperlink w:anchor="_Toc218899625" w:history="1">
+          <w:hyperlink w:anchor="_Toc231335651" w:history="1">
             <w:r>
               <w:rPr>
                 <w:rStyle w:val="Hyperlink"/>
@@ -1518,7 +1544,7 @@
                 <w:noProof/>
                 <w:webHidden/>
               </w:rPr>
-              <w:instrText xml:space="preserve"> PAGEREF _Toc218899625 \h </w:instrText>
+              <w:instrText xml:space="preserve"> PAGEREF _Toc231335651 \h </w:instrText>
             </w:r>
             <w:r>
               <w:rPr>
@@ -1538,7 +1564,7 @@
                 <w:noProof/>
                 <w:webHidden/>
               </w:rPr>
-              <w:t>11</w:t>
+              <w:t>13</w:t>
             </w:r>
             <w:r>
               <w:rPr>
@@ -1562,7 +1588,7 @@
               <w:lang w:val="en-GB" w:eastAsia="en-GB"/>
             </w:rPr>
           </w:pPr>
-          <w:hyperlink w:anchor="_Toc218899626" w:history="1">
+          <w:hyperlink w:anchor="_Toc231335652" w:history="1">
             <w:r>
               <w:rPr>
                 <w:rStyle w:val="Hyperlink"/>
@@ -1590,7 +1616,7 @@
                 <w:noProof/>
                 <w:webHidden/>
               </w:rPr>
-              <w:instrText xml:space="preserve"> PAGEREF _Toc218899626 \h </w:instrText>
+              <w:instrText xml:space="preserve"> PAGEREF _Toc231335652 \h </w:instrText>
             </w:r>
             <w:r>
               <w:rPr>
@@ -1610,7 +1636,7 @@
                 <w:noProof/>
                 <w:webHidden/>
               </w:rPr>
-              <w:t>11</w:t>
+              <w:t>14</w:t>
             </w:r>
             <w:r>
               <w:rPr>
@@ -1634,7 +1660,7 @@
               <w:lang w:val="en-GB" w:eastAsia="en-GB"/>
             </w:rPr>
           </w:pPr>
-          <w:hyperlink w:anchor="_Toc218899627" w:history="1">
+          <w:hyperlink w:anchor="_Toc231335653" w:history="1">
             <w:r>
               <w:rPr>
                 <w:rStyle w:val="Hyperlink"/>
@@ -1662,7 +1688,7 @@
                 <w:noProof/>
                 <w:webHidden/>
               </w:rPr>
-              <w:instrText xml:space="preserve"> PAGEREF _Toc218899627 \h </w:instrText>
+              <w:instrText xml:space="preserve"> PAGEREF _Toc231335653 \h </w:instrText>
             </w:r>
             <w:r>
               <w:rPr>
@@ -1682,7 +1708,7 @@
                 <w:noProof/>
                 <w:webHidden/>
               </w:rPr>
-              <w:t>11</w:t>
+              <w:t>14</w:t>
             </w:r>
             <w:r>
               <w:rPr>
@@ -1706,7 +1732,7 @@
               <w:lang w:val="en-GB" w:eastAsia="en-GB"/>
             </w:rPr>
           </w:pPr>
-          <w:hyperlink w:anchor="_Toc218899628" w:history="1">
+          <w:hyperlink w:anchor="_Toc231335654" w:history="1">
             <w:r>
               <w:rPr>
                 <w:rStyle w:val="Hyperlink"/>
@@ -1734,7 +1760,7 @@
                 <w:noProof/>
                 <w:webHidden/>
               </w:rPr>
-              <w:instrText xml:space="preserve"> PAGEREF _Toc218899628 \h </w:instrText>
+              <w:instrText xml:space="preserve"> PAGEREF _Toc231335654 \h </w:instrText>
             </w:r>
             <w:r>
               <w:rPr>
@@ -1754,7 +1780,7 @@
                 <w:noProof/>
                 <w:webHidden/>
               </w:rPr>
-              <w:t>12</w:t>
+              <w:t>15</w:t>
             </w:r>
             <w:r>
               <w:rPr>
@@ -1778,14 +1804,14 @@
               <w:lang w:val="en-GB" w:eastAsia="en-GB"/>
             </w:rPr>
           </w:pPr>
-          <w:hyperlink w:anchor="_Toc218899629" w:history="1">
+          <w:hyperlink w:anchor="_Toc231335655" w:history="1">
             <w:r>
               <w:rPr>
                 <w:rStyle w:val="Hyperlink"/>
                 <w:rFonts w:asciiTheme="majorBidi" w:eastAsiaTheme="majorEastAsia" w:hAnsiTheme="majorBidi"/>
                 <w:noProof/>
               </w:rPr>
-              <w:t>4.3 Database Schema and Data Dictionary</w:t>
+              <w:t>4.3 Dataset Schema and Data Dictionary</w:t>
             </w:r>
             <w:r>
               <w:rPr>
@@ -1806,7 +1832,7 @@
                 <w:noProof/>
                 <w:webHidden/>
               </w:rPr>
-              <w:instrText xml:space="preserve"> PAGEREF _Toc218899629 \h </w:instrText>
+              <w:instrText xml:space="preserve"> PAGEREF _Toc231335655 \h </w:instrText>
             </w:r>
             <w:r>
               <w:rPr>
@@ -1826,7 +1852,7 @@
                 <w:noProof/>
                 <w:webHidden/>
               </w:rPr>
-              <w:t>13</w:t>
+              <w:t>16</w:t>
             </w:r>
             <w:r>
               <w:rPr>
@@ -1850,14 +1876,14 @@
               <w:lang w:val="en-GB" w:eastAsia="en-GB"/>
             </w:rPr>
           </w:pPr>
-          <w:hyperlink w:anchor="_Toc218899630" w:history="1">
+          <w:hyperlink w:anchor="_Toc231335656" w:history="1">
             <w:r>
               <w:rPr>
                 <w:rStyle w:val="Hyperlink"/>
                 <w:rFonts w:asciiTheme="majorBidi" w:eastAsiaTheme="majorEastAsia" w:hAnsiTheme="majorBidi"/>
                 <w:noProof/>
               </w:rPr>
-              <w:t>4.4 Database Schema and Data Dictionary</w:t>
+              <w:t>4.4 Storage and File Layout</w:t>
             </w:r>
             <w:r>
               <w:rPr>
@@ -1878,7 +1904,7 @@
                 <w:noProof/>
                 <w:webHidden/>
               </w:rPr>
-              <w:instrText xml:space="preserve"> PAGEREF _Toc218899630 \h </w:instrText>
+              <w:instrText xml:space="preserve"> PAGEREF _Toc231335656 \h </w:instrText>
             </w:r>
             <w:r>
               <w:rPr>
@@ -1898,7 +1924,7 @@
                 <w:noProof/>
                 <w:webHidden/>
               </w:rPr>
-              <w:t>14</w:t>
+              <w:t>17</w:t>
             </w:r>
             <w:r>
               <w:rPr>
@@ -1922,7 +1948,7 @@
               <w:lang w:val="en-GB" w:eastAsia="en-GB"/>
             </w:rPr>
           </w:pPr>
-          <w:hyperlink w:anchor="_Toc218899631" w:history="1">
+          <w:hyperlink w:anchor="_Toc231335657" w:history="1">
             <w:r>
               <w:rPr>
                 <w:rStyle w:val="Hyperlink"/>
@@ -1950,7 +1976,7 @@
                 <w:noProof/>
                 <w:webHidden/>
               </w:rPr>
-              <w:instrText xml:space="preserve"> PAGEREF _Toc218899631 \h </w:instrText>
+              <w:instrText xml:space="preserve"> PAGEREF _Toc231335657 \h </w:instrText>
             </w:r>
             <w:r>
               <w:rPr>
@@ -1970,7 +1996,7 @@
                 <w:noProof/>
                 <w:webHidden/>
               </w:rPr>
-              <w:t>15</w:t>
+              <w:t>18</w:t>
             </w:r>
             <w:r>
               <w:rPr>
@@ -1994,7 +2020,7 @@
               <w:lang w:val="en-GB" w:eastAsia="en-GB"/>
             </w:rPr>
           </w:pPr>
-          <w:hyperlink w:anchor="_Toc218899632" w:history="1">
+          <w:hyperlink w:anchor="_Toc231335658" w:history="1">
             <w:r>
               <w:rPr>
                 <w:rStyle w:val="Hyperlink"/>
@@ -2022,7 +2048,7 @@
                 <w:noProof/>
                 <w:webHidden/>
               </w:rPr>
-              <w:instrText xml:space="preserve"> PAGEREF _Toc218899632 \h </w:instrText>
+              <w:instrText xml:space="preserve"> PAGEREF _Toc231335658 \h </w:instrText>
             </w:r>
             <w:r>
               <w:rPr>
@@ -2042,7 +2068,7 @@
                 <w:noProof/>
                 <w:webHidden/>
               </w:rPr>
-              <w:t>15</w:t>
+              <w:t>18</w:t>
             </w:r>
             <w:r>
               <w:rPr>
@@ -2066,7 +2092,7 @@
               <w:lang w:val="en-GB" w:eastAsia="en-GB"/>
             </w:rPr>
           </w:pPr>
-          <w:hyperlink w:anchor="_Toc218899633" w:history="1">
+          <w:hyperlink w:anchor="_Toc231335659" w:history="1">
             <w:r>
               <w:rPr>
                 <w:rStyle w:val="Hyperlink"/>
@@ -2094,7 +2120,7 @@
                 <w:noProof/>
                 <w:webHidden/>
               </w:rPr>
-              <w:instrText xml:space="preserve"> PAGEREF _Toc218899633 \h </w:instrText>
+              <w:instrText xml:space="preserve"> PAGEREF _Toc231335659 \h </w:instrText>
             </w:r>
             <w:r>
               <w:rPr>
@@ -2114,7 +2140,7 @@
                 <w:noProof/>
                 <w:webHidden/>
               </w:rPr>
-              <w:t>16</w:t>
+              <w:t>20</w:t>
             </w:r>
             <w:r>
               <w:rPr>
@@ -2138,7 +2164,7 @@
               <w:lang w:val="en-GB" w:eastAsia="en-GB"/>
             </w:rPr>
           </w:pPr>
-          <w:hyperlink w:anchor="_Toc218899634" w:history="1">
+          <w:hyperlink w:anchor="_Toc231335660" w:history="1">
             <w:r>
               <w:rPr>
                 <w:rStyle w:val="Hyperlink"/>
@@ -2166,7 +2192,7 @@
                 <w:noProof/>
                 <w:webHidden/>
               </w:rPr>
-              <w:instrText xml:space="preserve"> PAGEREF _Toc218899634 \h </w:instrText>
+              <w:instrText xml:space="preserve"> PAGEREF _Toc231335660 \h </w:instrText>
             </w:r>
             <w:r>
               <w:rPr>
@@ -2186,7 +2212,7 @@
                 <w:noProof/>
                 <w:webHidden/>
               </w:rPr>
-              <w:t>17</w:t>
+              <w:t>20</w:t>
             </w:r>
             <w:r>
               <w:rPr>
@@ -2210,7 +2236,7 @@
               <w:lang w:val="en-GB" w:eastAsia="en-GB"/>
             </w:rPr>
           </w:pPr>
-          <w:hyperlink w:anchor="_Toc218899635" w:history="1">
+          <w:hyperlink w:anchor="_Toc231335661" w:history="1">
             <w:r>
               <w:rPr>
                 <w:rStyle w:val="Hyperlink"/>
@@ -2238,7 +2264,7 @@
                 <w:noProof/>
                 <w:webHidden/>
               </w:rPr>
-              <w:instrText xml:space="preserve"> PAGEREF _Toc218899635 \h </w:instrText>
+              <w:instrText xml:space="preserve"> PAGEREF _Toc231335661 \h </w:instrText>
             </w:r>
             <w:r>
               <w:rPr>
@@ -2258,7 +2284,7 @@
                 <w:noProof/>
                 <w:webHidden/>
               </w:rPr>
-              <w:t>17</w:t>
+              <w:t>21</w:t>
             </w:r>
             <w:r>
               <w:rPr>
@@ -2282,7 +2308,7 @@
               <w:lang w:val="en-GB" w:eastAsia="en-GB"/>
             </w:rPr>
           </w:pPr>
-          <w:hyperlink w:anchor="_Toc218899636" w:history="1">
+          <w:hyperlink w:anchor="_Toc231335662" w:history="1">
             <w:r>
               <w:rPr>
                 <w:rStyle w:val="Hyperlink"/>
@@ -2310,7 +2336,7 @@
                 <w:noProof/>
                 <w:webHidden/>
               </w:rPr>
-              <w:instrText xml:space="preserve"> PAGEREF _Toc218899636 \h </w:instrText>
+              <w:instrText xml:space="preserve"> PAGEREF _Toc231335662 \h </w:instrText>
             </w:r>
             <w:r>
               <w:rPr>
@@ -2330,7 +2356,7 @@
                 <w:noProof/>
                 <w:webHidden/>
               </w:rPr>
-              <w:t>18</w:t>
+              <w:t>21</w:t>
             </w:r>
             <w:r>
               <w:rPr>
@@ -2354,7 +2380,7 @@
               <w:lang w:val="en-GB" w:eastAsia="en-GB"/>
             </w:rPr>
           </w:pPr>
-          <w:hyperlink w:anchor="_Toc218899637" w:history="1">
+          <w:hyperlink w:anchor="_Toc231335663" w:history="1">
             <w:r>
               <w:rPr>
                 <w:rStyle w:val="Hyperlink"/>
@@ -2382,7 +2408,7 @@
                 <w:noProof/>
                 <w:webHidden/>
               </w:rPr>
-              <w:instrText xml:space="preserve"> PAGEREF _Toc218899637 \h </w:instrText>
+              <w:instrText xml:space="preserve"> PAGEREF _Toc231335663 \h </w:instrText>
             </w:r>
             <w:r>
               <w:rPr>
@@ -2402,7 +2428,7 @@
                 <w:noProof/>
                 <w:webHidden/>
               </w:rPr>
-              <w:t>18</w:t>
+              <w:t>21</w:t>
             </w:r>
             <w:r>
               <w:rPr>
@@ -2426,14 +2452,14 @@
               <w:lang w:val="en-GB" w:eastAsia="en-GB"/>
             </w:rPr>
           </w:pPr>
-          <w:hyperlink w:anchor="_Toc218899638" w:history="1">
+          <w:hyperlink w:anchor="_Toc231335664" w:history="1">
             <w:r>
               <w:rPr>
                 <w:rStyle w:val="Hyperlink"/>
                 <w:rFonts w:asciiTheme="majorBidi" w:eastAsiaTheme="majorEastAsia" w:hAnsiTheme="majorBidi"/>
                 <w:noProof/>
               </w:rPr>
-              <w:t>Ingestion Service</w:t>
+              <w:t>Analytical Pipeline (run_vasstra_pipeline.py)</w:t>
             </w:r>
             <w:r>
               <w:rPr>
@@ -2454,7 +2480,7 @@
                 <w:noProof/>
                 <w:webHidden/>
               </w:rPr>
-              <w:instrText xml:space="preserve"> PAGEREF _Toc218899638 \h </w:instrText>
+              <w:instrText xml:space="preserve"> PAGEREF _Toc231335664 \h </w:instrText>
             </w:r>
             <w:r>
               <w:rPr>
@@ -2474,7 +2500,7 @@
                 <w:noProof/>
                 <w:webHidden/>
               </w:rPr>
-              <w:t>18</w:t>
+              <w:t>21</w:t>
             </w:r>
             <w:r>
               <w:rPr>
@@ -2498,14 +2524,14 @@
               <w:lang w:val="en-GB" w:eastAsia="en-GB"/>
             </w:rPr>
           </w:pPr>
-          <w:hyperlink w:anchor="_Toc218899639" w:history="1">
+          <w:hyperlink w:anchor="_Toc231335665" w:history="1">
             <w:r>
               <w:rPr>
                 <w:rStyle w:val="Hyperlink"/>
                 <w:rFonts w:asciiTheme="majorBidi" w:eastAsiaTheme="majorEastAsia" w:hAnsiTheme="majorBidi"/>
                 <w:noProof/>
               </w:rPr>
-              <w:t>Sessionization</w:t>
+              <w:t>State Discovery (assign_states / GaussianMixture)</w:t>
             </w:r>
             <w:r>
               <w:rPr>
@@ -2526,7 +2552,7 @@
                 <w:noProof/>
                 <w:webHidden/>
               </w:rPr>
-              <w:instrText xml:space="preserve"> PAGEREF _Toc218899639 \h </w:instrText>
+              <w:instrText xml:space="preserve"> PAGEREF _Toc231335665 \h </w:instrText>
             </w:r>
             <w:r>
               <w:rPr>
@@ -2546,7 +2572,7 @@
                 <w:noProof/>
                 <w:webHidden/>
               </w:rPr>
-              <w:t>18</w:t>
+              <w:t>21</w:t>
             </w:r>
             <w:r>
               <w:rPr>
@@ -2570,14 +2596,14 @@
               <w:lang w:val="en-GB" w:eastAsia="en-GB"/>
             </w:rPr>
           </w:pPr>
-          <w:hyperlink w:anchor="_Toc218899640" w:history="1">
+          <w:hyperlink w:anchor="_Toc231335666" w:history="1">
             <w:r>
               <w:rPr>
                 <w:rStyle w:val="Hyperlink"/>
                 <w:rFonts w:asciiTheme="majorBidi" w:eastAsiaTheme="majorEastAsia" w:hAnsiTheme="majorBidi"/>
                 <w:noProof/>
               </w:rPr>
-              <w:t>Feature Engineering</w:t>
+              <w:t>Sequence and Trajectory Construction</w:t>
             </w:r>
             <w:r>
               <w:rPr>
@@ -2598,7 +2624,7 @@
                 <w:noProof/>
                 <w:webHidden/>
               </w:rPr>
-              <w:instrText xml:space="preserve"> PAGEREF _Toc218899640 \h </w:instrText>
+              <w:instrText xml:space="preserve"> PAGEREF _Toc231335666 \h </w:instrText>
             </w:r>
             <w:r>
               <w:rPr>
@@ -2618,7 +2644,7 @@
                 <w:noProof/>
                 <w:webHidden/>
               </w:rPr>
-              <w:t>18</w:t>
+              <w:t>22</w:t>
             </w:r>
             <w:r>
               <w:rPr>
@@ -2642,14 +2668,14 @@
               <w:lang w:val="en-GB" w:eastAsia="en-GB"/>
             </w:rPr>
           </w:pPr>
-          <w:hyperlink w:anchor="_Toc218899641" w:history="1">
+          <w:hyperlink w:anchor="_Toc231335667" w:history="1">
             <w:r>
               <w:rPr>
                 <w:rStyle w:val="Hyperlink"/>
                 <w:rFonts w:asciiTheme="majorBidi" w:eastAsiaTheme="majorEastAsia" w:hAnsiTheme="majorBidi"/>
                 <w:noProof/>
               </w:rPr>
-              <w:t>Model Training</w:t>
+              <w:t>Result-Serving API (api.py + fyp_shared.api)</w:t>
             </w:r>
             <w:r>
               <w:rPr>
@@ -2670,7 +2696,7 @@
                 <w:noProof/>
                 <w:webHidden/>
               </w:rPr>
-              <w:instrText xml:space="preserve"> PAGEREF _Toc218899641 \h </w:instrText>
+              <w:instrText xml:space="preserve"> PAGEREF _Toc231335667 \h </w:instrText>
             </w:r>
             <w:r>
               <w:rPr>
@@ -2690,7 +2716,7 @@
                 <w:noProof/>
                 <w:webHidden/>
               </w:rPr>
-              <w:t>19</w:t>
+              <w:t>22</w:t>
             </w:r>
             <w:r>
               <w:rPr>
@@ -2714,14 +2740,14 @@
               <w:lang w:val="en-GB" w:eastAsia="en-GB"/>
             </w:rPr>
           </w:pPr>
-          <w:hyperlink w:anchor="_Toc218899642" w:history="1">
+          <w:hyperlink w:anchor="_Toc231335668" w:history="1">
             <w:r>
               <w:rPr>
                 <w:rStyle w:val="Hyperlink"/>
                 <w:rFonts w:asciiTheme="majorBidi" w:eastAsiaTheme="majorEastAsia" w:hAnsiTheme="majorBidi"/>
                 <w:noProof/>
               </w:rPr>
-              <w:t>Scoring</w:t>
+              <w:t>Trajectory Prediction (predict)</w:t>
             </w:r>
             <w:r>
               <w:rPr>
@@ -2742,7 +2768,7 @@
                 <w:noProof/>
                 <w:webHidden/>
               </w:rPr>
-              <w:instrText xml:space="preserve"> PAGEREF _Toc218899642 \h </w:instrText>
+              <w:instrText xml:space="preserve"> PAGEREF _Toc231335668 \h </w:instrText>
             </w:r>
             <w:r>
               <w:rPr>
@@ -2762,7 +2788,7 @@
                 <w:noProof/>
                 <w:webHidden/>
               </w:rPr>
-              <w:t>19</w:t>
+              <w:t>22</w:t>
             </w:r>
             <w:r>
               <w:rPr>
@@ -2786,14 +2812,14 @@
               <w:lang w:val="en-GB" w:eastAsia="en-GB"/>
             </w:rPr>
           </w:pPr>
-          <w:hyperlink w:anchor="_Toc218899643" w:history="1">
+          <w:hyperlink w:anchor="_Toc231335669" w:history="1">
             <w:r>
               <w:rPr>
                 <w:rStyle w:val="Hyperlink"/>
                 <w:rFonts w:asciiTheme="majorBidi" w:eastAsiaTheme="majorEastAsia" w:hAnsiTheme="majorBidi"/>
                 <w:noProof/>
               </w:rPr>
-              <w:t>Reporting</w:t>
+              <w:t>Frontend Dashboard (frontend/js/app.js)</w:t>
             </w:r>
             <w:r>
               <w:rPr>
@@ -2814,7 +2840,7 @@
                 <w:noProof/>
                 <w:webHidden/>
               </w:rPr>
-              <w:instrText xml:space="preserve"> PAGEREF _Toc218899643 \h </w:instrText>
+              <w:instrText xml:space="preserve"> PAGEREF _Toc231335669 \h </w:instrText>
             </w:r>
             <w:r>
               <w:rPr>
@@ -2834,7 +2860,7 @@
                 <w:noProof/>
                 <w:webHidden/>
               </w:rPr>
-              <w:t>19</w:t>
+              <w:t>22</w:t>
             </w:r>
             <w:r>
               <w:rPr>
@@ -2858,7 +2884,7 @@
               <w:lang w:val="en-GB" w:eastAsia="en-GB"/>
             </w:rPr>
           </w:pPr>
-          <w:hyperlink w:anchor="_Toc218899644" w:history="1">
+          <w:hyperlink w:anchor="_Toc231335670" w:history="1">
             <w:r>
               <w:rPr>
                 <w:rStyle w:val="Hyperlink"/>
@@ -2886,7 +2912,7 @@
                 <w:noProof/>
                 <w:webHidden/>
               </w:rPr>
-              <w:instrText xml:space="preserve"> PAGEREF _Toc218899644 \h </w:instrText>
+              <w:instrText xml:space="preserve"> PAGEREF _Toc231335670 \h </w:instrText>
             </w:r>
             <w:r>
               <w:rPr>
@@ -2906,7 +2932,7 @@
                 <w:noProof/>
                 <w:webHidden/>
               </w:rPr>
-              <w:t>19</w:t>
+              <w:t>23</w:t>
             </w:r>
             <w:r>
               <w:rPr>
@@ -2930,7 +2956,7 @@
               <w:lang w:val="en-GB" w:eastAsia="en-GB"/>
             </w:rPr>
           </w:pPr>
-          <w:hyperlink w:anchor="_Toc218899645" w:history="1">
+          <w:hyperlink w:anchor="_Toc231335671" w:history="1">
             <w:r>
               <w:rPr>
                 <w:rStyle w:val="Hyperlink"/>
@@ -2958,7 +2984,7 @@
                 <w:noProof/>
                 <w:webHidden/>
               </w:rPr>
-              <w:instrText xml:space="preserve"> PAGEREF _Toc218899645 \h </w:instrText>
+              <w:instrText xml:space="preserve"> PAGEREF _Toc231335671 \h </w:instrText>
             </w:r>
             <w:r>
               <w:rPr>
@@ -2978,7 +3004,7 @@
                 <w:noProof/>
                 <w:webHidden/>
               </w:rPr>
-              <w:t>20</w:t>
+              <w:t>23</w:t>
             </w:r>
             <w:r>
               <w:rPr>
@@ -3002,7 +3028,7 @@
               <w:lang w:val="en-GB" w:eastAsia="en-GB"/>
             </w:rPr>
           </w:pPr>
-          <w:hyperlink w:anchor="_Toc218899646" w:history="1">
+          <w:hyperlink w:anchor="_Toc231335672" w:history="1">
             <w:r>
               <w:rPr>
                 <w:rStyle w:val="Hyperlink"/>
@@ -3030,7 +3056,7 @@
                 <w:noProof/>
                 <w:webHidden/>
               </w:rPr>
-              <w:instrText xml:space="preserve"> PAGEREF _Toc218899646 \h </w:instrText>
+              <w:instrText xml:space="preserve"> PAGEREF _Toc231335672 \h </w:instrText>
             </w:r>
             <w:r>
               <w:rPr>
@@ -3050,7 +3076,7 @@
                 <w:noProof/>
                 <w:webHidden/>
               </w:rPr>
-              <w:t>21</w:t>
+              <w:t>24</w:t>
             </w:r>
             <w:r>
               <w:rPr>
@@ -3074,7 +3100,7 @@
               <w:lang w:val="en-GB" w:eastAsia="en-GB"/>
             </w:rPr>
           </w:pPr>
-          <w:hyperlink w:anchor="_Toc218899647" w:history="1">
+          <w:hyperlink w:anchor="_Toc231335673" w:history="1">
             <w:r>
               <w:rPr>
                 <w:rStyle w:val="Hyperlink"/>
@@ -3102,7 +3128,7 @@
                 <w:noProof/>
                 <w:webHidden/>
               </w:rPr>
-              <w:instrText xml:space="preserve"> PAGEREF _Toc218899647 \h </w:instrText>
+              <w:instrText xml:space="preserve"> PAGEREF _Toc231335673 \h </w:instrText>
             </w:r>
             <w:r>
               <w:rPr>
@@ -3122,7 +3148,7 @@
                 <w:noProof/>
                 <w:webHidden/>
               </w:rPr>
-              <w:t>21</w:t>
+              <w:t>24</w:t>
             </w:r>
             <w:r>
               <w:rPr>
@@ -3146,7 +3172,7 @@
               <w:lang w:val="en-GB" w:eastAsia="en-GB"/>
             </w:rPr>
           </w:pPr>
-          <w:hyperlink w:anchor="_Toc218899648" w:history="1">
+          <w:hyperlink w:anchor="_Toc231335674" w:history="1">
             <w:r>
               <w:rPr>
                 <w:rStyle w:val="Hyperlink"/>
@@ -3174,7 +3200,7 @@
                 <w:noProof/>
                 <w:webHidden/>
               </w:rPr>
-              <w:instrText xml:space="preserve"> PAGEREF _Toc218899648 \h </w:instrText>
+              <w:instrText xml:space="preserve"> PAGEREF _Toc231335674 \h </w:instrText>
             </w:r>
             <w:r>
               <w:rPr>
@@ -3194,7 +3220,7 @@
                 <w:noProof/>
                 <w:webHidden/>
               </w:rPr>
-              <w:t>23</w:t>
+              <w:t>26</w:t>
             </w:r>
             <w:r>
               <w:rPr>
@@ -3218,7 +3244,7 @@
               <w:lang w:val="en-GB" w:eastAsia="en-GB"/>
             </w:rPr>
           </w:pPr>
-          <w:hyperlink w:anchor="_Toc218899649" w:history="1">
+          <w:hyperlink w:anchor="_Toc231335675" w:history="1">
             <w:r>
               <w:rPr>
                 <w:rStyle w:val="Hyperlink"/>
@@ -3246,7 +3272,7 @@
                 <w:noProof/>
                 <w:webHidden/>
               </w:rPr>
-              <w:instrText xml:space="preserve"> PAGEREF _Toc218899649 \h </w:instrText>
+              <w:instrText xml:space="preserve"> PAGEREF _Toc231335675 \h </w:instrText>
             </w:r>
             <w:r>
               <w:rPr>
@@ -3266,7 +3292,7 @@
                 <w:noProof/>
                 <w:webHidden/>
               </w:rPr>
-              <w:t>23</w:t>
+              <w:t>26</w:t>
             </w:r>
             <w:r>
               <w:rPr>
@@ -3290,7 +3316,7 @@
               <w:lang w:val="en-GB" w:eastAsia="en-GB"/>
             </w:rPr>
           </w:pPr>
-          <w:hyperlink w:anchor="_Toc218899650" w:history="1">
+          <w:hyperlink w:anchor="_Toc231335676" w:history="1">
             <w:r>
               <w:rPr>
                 <w:rStyle w:val="Hyperlink"/>
@@ -3318,7 +3344,7 @@
                 <w:noProof/>
                 <w:webHidden/>
               </w:rPr>
-              <w:instrText xml:space="preserve"> PAGEREF _Toc218899650 \h </w:instrText>
+              <w:instrText xml:space="preserve"> PAGEREF _Toc231335676 \h </w:instrText>
             </w:r>
             <w:r>
               <w:rPr>
@@ -3338,7 +3364,7 @@
                 <w:noProof/>
                 <w:webHidden/>
               </w:rPr>
-              <w:t>26</w:t>
+              <w:t>30</w:t>
             </w:r>
             <w:r>
               <w:rPr>
@@ -3362,7 +3388,7 @@
               <w:lang w:val="en-GB" w:eastAsia="en-GB"/>
             </w:rPr>
           </w:pPr>
-          <w:hyperlink w:anchor="_Toc218899651" w:history="1">
+          <w:hyperlink w:anchor="_Toc231335677" w:history="1">
             <w:r>
               <w:rPr>
                 <w:rStyle w:val="Hyperlink"/>
@@ -3390,7 +3416,7 @@
                 <w:noProof/>
                 <w:webHidden/>
               </w:rPr>
-              <w:instrText xml:space="preserve"> PAGEREF _Toc218899651 \h </w:instrText>
+              <w:instrText xml:space="preserve"> PAGEREF _Toc231335677 \h </w:instrText>
             </w:r>
             <w:r>
               <w:rPr>
@@ -3410,7 +3436,7 @@
                 <w:noProof/>
                 <w:webHidden/>
               </w:rPr>
-              <w:t>26</w:t>
+              <w:t>30</w:t>
             </w:r>
             <w:r>
               <w:rPr>
@@ -3434,7 +3460,7 @@
               <w:lang w:val="en-GB" w:eastAsia="en-GB"/>
             </w:rPr>
           </w:pPr>
-          <w:hyperlink w:anchor="_Toc218899652" w:history="1">
+          <w:hyperlink w:anchor="_Toc231335678" w:history="1">
             <w:r>
               <w:rPr>
                 <w:rStyle w:val="Hyperlink"/>
@@ -3462,7 +3488,7 @@
                 <w:noProof/>
                 <w:webHidden/>
               </w:rPr>
-              <w:instrText xml:space="preserve"> PAGEREF _Toc218899652 \h </w:instrText>
+              <w:instrText xml:space="preserve"> PAGEREF _Toc231335678 \h </w:instrText>
             </w:r>
             <w:r>
               <w:rPr>
@@ -3482,7 +3508,7 @@
                 <w:noProof/>
                 <w:webHidden/>
               </w:rPr>
-              <w:t>26</w:t>
+              <w:t>30</w:t>
             </w:r>
             <w:r>
               <w:rPr>
@@ -3506,7 +3532,7 @@
               <w:lang w:val="en-GB" w:eastAsia="en-GB"/>
             </w:rPr>
           </w:pPr>
-          <w:hyperlink w:anchor="_Toc218899653" w:history="1">
+          <w:hyperlink w:anchor="_Toc231335679" w:history="1">
             <w:r>
               <w:rPr>
                 <w:rStyle w:val="Hyperlink"/>
@@ -3534,7 +3560,7 @@
                 <w:noProof/>
                 <w:webHidden/>
               </w:rPr>
-              <w:instrText xml:space="preserve"> PAGEREF _Toc218899653 \h </w:instrText>
+              <w:instrText xml:space="preserve"> PAGEREF _Toc231335679 \h </w:instrText>
             </w:r>
             <w:r>
               <w:rPr>
@@ -3554,7 +3580,7 @@
                 <w:noProof/>
                 <w:webHidden/>
               </w:rPr>
-              <w:t>26</w:t>
+              <w:t>30</w:t>
             </w:r>
             <w:r>
               <w:rPr>
@@ -3578,7 +3604,7 @@
               <w:lang w:val="en-GB" w:eastAsia="en-GB"/>
             </w:rPr>
           </w:pPr>
-          <w:hyperlink w:anchor="_Toc218899654" w:history="1">
+          <w:hyperlink w:anchor="_Toc231335680" w:history="1">
             <w:r>
               <w:rPr>
                 <w:rStyle w:val="Hyperlink"/>
@@ -3606,7 +3632,7 @@
                 <w:noProof/>
                 <w:webHidden/>
               </w:rPr>
-              <w:instrText xml:space="preserve"> PAGEREF _Toc218899654 \h </w:instrText>
+              <w:instrText xml:space="preserve"> PAGEREF _Toc231335680 \h </w:instrText>
             </w:r>
             <w:r>
               <w:rPr>
@@ -3626,7 +3652,7 @@
                 <w:noProof/>
                 <w:webHidden/>
               </w:rPr>
-              <w:t>26</w:t>
+              <w:t>31</w:t>
             </w:r>
             <w:r>
               <w:rPr>
@@ -3650,7 +3676,7 @@
               <w:lang w:val="en-GB" w:eastAsia="en-GB"/>
             </w:rPr>
           </w:pPr>
-          <w:hyperlink w:anchor="_Toc218899655" w:history="1">
+          <w:hyperlink w:anchor="_Toc231335681" w:history="1">
             <w:r>
               <w:rPr>
                 <w:rStyle w:val="Hyperlink"/>
@@ -3678,7 +3704,7 @@
                 <w:noProof/>
                 <w:webHidden/>
               </w:rPr>
-              <w:instrText xml:space="preserve"> PAGEREF _Toc218899655 \h </w:instrText>
+              <w:instrText xml:space="preserve"> PAGEREF _Toc231335681 \h </w:instrText>
             </w:r>
             <w:r>
               <w:rPr>
@@ -3698,7 +3724,7 @@
                 <w:noProof/>
                 <w:webHidden/>
               </w:rPr>
-              <w:t>27</w:t>
+              <w:t>31</w:t>
             </w:r>
             <w:r>
               <w:rPr>
@@ -3722,7 +3748,7 @@
               <w:lang w:val="en-GB" w:eastAsia="en-GB"/>
             </w:rPr>
           </w:pPr>
-          <w:hyperlink w:anchor="_Toc218899656" w:history="1">
+          <w:hyperlink w:anchor="_Toc231335682" w:history="1">
             <w:r>
               <w:rPr>
                 <w:rStyle w:val="Hyperlink"/>
@@ -3750,7 +3776,7 @@
                 <w:noProof/>
                 <w:webHidden/>
               </w:rPr>
-              <w:instrText xml:space="preserve"> PAGEREF _Toc218899656 \h </w:instrText>
+              <w:instrText xml:space="preserve"> PAGEREF _Toc231335682 \h </w:instrText>
             </w:r>
             <w:r>
               <w:rPr>
@@ -3770,7 +3796,7 @@
                 <w:noProof/>
                 <w:webHidden/>
               </w:rPr>
-              <w:t>27</w:t>
+              <w:t>32</w:t>
             </w:r>
             <w:r>
               <w:rPr>
@@ -3794,7 +3820,7 @@
               <w:lang w:val="en-GB" w:eastAsia="en-GB"/>
             </w:rPr>
           </w:pPr>
-          <w:hyperlink w:anchor="_Toc218899657" w:history="1">
+          <w:hyperlink w:anchor="_Toc231335683" w:history="1">
             <w:r>
               <w:rPr>
                 <w:rStyle w:val="Hyperlink"/>
@@ -3822,7 +3848,7 @@
                 <w:noProof/>
                 <w:webHidden/>
               </w:rPr>
-              <w:instrText xml:space="preserve"> PAGEREF _Toc218899657 \h </w:instrText>
+              <w:instrText xml:space="preserve"> PAGEREF _Toc231335683 \h </w:instrText>
             </w:r>
             <w:r>
               <w:rPr>
@@ -3842,7 +3868,7 @@
                 <w:noProof/>
                 <w:webHidden/>
               </w:rPr>
-              <w:t>27</w:t>
+              <w:t>32</w:t>
             </w:r>
             <w:r>
               <w:rPr>
@@ -3866,7 +3892,7 @@
               <w:lang w:val="en-GB" w:eastAsia="en-GB"/>
             </w:rPr>
           </w:pPr>
-          <w:hyperlink w:anchor="_Toc218899658" w:history="1">
+          <w:hyperlink w:anchor="_Toc231335684" w:history="1">
             <w:r>
               <w:rPr>
                 <w:rStyle w:val="Hyperlink"/>
@@ -3894,7 +3920,7 @@
                 <w:noProof/>
                 <w:webHidden/>
               </w:rPr>
-              <w:instrText xml:space="preserve"> PAGEREF _Toc218899658 \h </w:instrText>
+              <w:instrText xml:space="preserve"> PAGEREF _Toc231335684 \h </w:instrText>
             </w:r>
             <w:r>
               <w:rPr>
@@ -3914,7 +3940,7 @@
                 <w:noProof/>
                 <w:webHidden/>
               </w:rPr>
-              <w:t>28</w:t>
+              <w:t>33</w:t>
             </w:r>
             <w:r>
               <w:rPr>
@@ -3938,7 +3964,7 @@
               <w:lang w:val="en-GB" w:eastAsia="en-GB"/>
             </w:rPr>
           </w:pPr>
-          <w:hyperlink w:anchor="_Toc218899659" w:history="1">
+          <w:hyperlink w:anchor="_Toc231335685" w:history="1">
             <w:r>
               <w:rPr>
                 <w:rStyle w:val="Hyperlink"/>
@@ -3966,7 +3992,7 @@
                 <w:noProof/>
                 <w:webHidden/>
               </w:rPr>
-              <w:instrText xml:space="preserve"> PAGEREF _Toc218899659 \h </w:instrText>
+              <w:instrText xml:space="preserve"> PAGEREF _Toc231335685 \h </w:instrText>
             </w:r>
             <w:r>
               <w:rPr>
@@ -3986,7 +4012,7 @@
                 <w:noProof/>
                 <w:webHidden/>
               </w:rPr>
-              <w:t>28</w:t>
+              <w:t>33</w:t>
             </w:r>
             <w:r>
               <w:rPr>
@@ -4010,7 +4036,7 @@
               <w:lang w:val="en-GB" w:eastAsia="en-GB"/>
             </w:rPr>
           </w:pPr>
-          <w:hyperlink w:anchor="_Toc218899660" w:history="1">
+          <w:hyperlink w:anchor="_Toc231335686" w:history="1">
             <w:r>
               <w:rPr>
                 <w:rStyle w:val="Hyperlink"/>
@@ -4038,7 +4064,7 @@
                 <w:noProof/>
                 <w:webHidden/>
               </w:rPr>
-              <w:instrText xml:space="preserve"> PAGEREF _Toc218899660 \h </w:instrText>
+              <w:instrText xml:space="preserve"> PAGEREF _Toc231335686 \h </w:instrText>
             </w:r>
             <w:r>
               <w:rPr>
@@ -4058,7 +4084,7 @@
                 <w:noProof/>
                 <w:webHidden/>
               </w:rPr>
-              <w:t>28</w:t>
+              <w:t>33</w:t>
             </w:r>
             <w:r>
               <w:rPr>
@@ -4082,7 +4108,7 @@
               <w:lang w:val="en-GB" w:eastAsia="en-GB"/>
             </w:rPr>
           </w:pPr>
-          <w:hyperlink w:anchor="_Toc218899661" w:history="1">
+          <w:hyperlink w:anchor="_Toc231335687" w:history="1">
             <w:r>
               <w:rPr>
                 <w:rStyle w:val="Hyperlink"/>
@@ -4110,7 +4136,7 @@
                 <w:noProof/>
                 <w:webHidden/>
               </w:rPr>
-              <w:instrText xml:space="preserve"> PAGEREF _Toc218899661 \h </w:instrText>
+              <w:instrText xml:space="preserve"> PAGEREF _Toc231335687 \h </w:instrText>
             </w:r>
             <w:r>
               <w:rPr>
@@ -4130,7 +4156,7 @@
                 <w:noProof/>
                 <w:webHidden/>
               </w:rPr>
-              <w:t>29</w:t>
+              <w:t>34</w:t>
             </w:r>
             <w:r>
               <w:rPr>
@@ -4154,7 +4180,7 @@
               <w:lang w:val="en-GB" w:eastAsia="en-GB"/>
             </w:rPr>
           </w:pPr>
-          <w:hyperlink w:anchor="_Toc218899662" w:history="1">
+          <w:hyperlink w:anchor="_Toc231335688" w:history="1">
             <w:r>
               <w:rPr>
                 <w:rStyle w:val="Hyperlink"/>
@@ -4182,7 +4208,7 @@
                 <w:noProof/>
                 <w:webHidden/>
               </w:rPr>
-              <w:instrText xml:space="preserve"> PAGEREF _Toc218899662 \h </w:instrText>
+              <w:instrText xml:space="preserve"> PAGEREF _Toc231335688 \h </w:instrText>
             </w:r>
             <w:r>
               <w:rPr>
@@ -4202,7 +4228,7 @@
                 <w:noProof/>
                 <w:webHidden/>
               </w:rPr>
-              <w:t>29</w:t>
+              <w:t>34</w:t>
             </w:r>
             <w:r>
               <w:rPr>
@@ -4226,7 +4252,7 @@
               <w:lang w:val="en-GB" w:eastAsia="en-GB"/>
             </w:rPr>
           </w:pPr>
-          <w:hyperlink w:anchor="_Toc218899663" w:history="1">
+          <w:hyperlink w:anchor="_Toc231335689" w:history="1">
             <w:r>
               <w:rPr>
                 <w:rStyle w:val="Hyperlink"/>
@@ -4254,7 +4280,7 @@
                 <w:noProof/>
                 <w:webHidden/>
               </w:rPr>
-              <w:instrText xml:space="preserve"> PAGEREF _Toc218899663 \h </w:instrText>
+              <w:instrText xml:space="preserve"> PAGEREF _Toc231335689 \h </w:instrText>
             </w:r>
             <w:r>
               <w:rPr>
@@ -4274,7 +4300,7 @@
                 <w:noProof/>
                 <w:webHidden/>
               </w:rPr>
-              <w:t>29</w:t>
+              <w:t>34</w:t>
             </w:r>
             <w:r>
               <w:rPr>
@@ -4298,7 +4324,7 @@
               <w:lang w:val="en-GB" w:eastAsia="en-GB"/>
             </w:rPr>
           </w:pPr>
-          <w:hyperlink w:anchor="_Toc218899664" w:history="1">
+          <w:hyperlink w:anchor="_Toc231335690" w:history="1">
             <w:r>
               <w:rPr>
                 <w:rStyle w:val="Hyperlink"/>
@@ -4326,7 +4352,7 @@
                 <w:noProof/>
                 <w:webHidden/>
               </w:rPr>
-              <w:instrText xml:space="preserve"> PAGEREF _Toc218899664 \h </w:instrText>
+              <w:instrText xml:space="preserve"> PAGEREF _Toc231335690 \h </w:instrText>
             </w:r>
             <w:r>
               <w:rPr>
@@ -4346,7 +4372,7 @@
                 <w:noProof/>
                 <w:webHidden/>
               </w:rPr>
-              <w:t>29</w:t>
+              <w:t>35</w:t>
             </w:r>
             <w:r>
               <w:rPr>
@@ -4370,7 +4396,7 @@
               <w:lang w:val="en-GB" w:eastAsia="en-GB"/>
             </w:rPr>
           </w:pPr>
-          <w:hyperlink w:anchor="_Toc218899665" w:history="1">
+          <w:hyperlink w:anchor="_Toc231335691" w:history="1">
             <w:r>
               <w:rPr>
                 <w:rStyle w:val="Hyperlink"/>
@@ -4398,7 +4424,7 @@
                 <w:noProof/>
                 <w:webHidden/>
               </w:rPr>
-              <w:instrText xml:space="preserve"> PAGEREF _Toc218899665 \h </w:instrText>
+              <w:instrText xml:space="preserve"> PAGEREF _Toc231335691 \h </w:instrText>
             </w:r>
             <w:r>
               <w:rPr>
@@ -4418,7 +4444,7 @@
                 <w:noProof/>
                 <w:webHidden/>
               </w:rPr>
-              <w:t>30</w:t>
+              <w:t>35</w:t>
             </w:r>
             <w:r>
               <w:rPr>
@@ -4442,7 +4468,7 @@
               <w:lang w:val="en-GB" w:eastAsia="en-GB"/>
             </w:rPr>
           </w:pPr>
-          <w:hyperlink w:anchor="_Toc218899666" w:history="1">
+          <w:hyperlink w:anchor="_Toc231335692" w:history="1">
             <w:r>
               <w:rPr>
                 <w:rStyle w:val="Hyperlink"/>
@@ -4470,7 +4496,7 @@
                 <w:noProof/>
                 <w:webHidden/>
               </w:rPr>
-              <w:instrText xml:space="preserve"> PAGEREF _Toc218899666 \h </w:instrText>
+              <w:instrText xml:space="preserve"> PAGEREF _Toc231335692 \h </w:instrText>
             </w:r>
             <w:r>
               <w:rPr>
@@ -4490,7 +4516,7 @@
                 <w:noProof/>
                 <w:webHidden/>
               </w:rPr>
-              <w:t>30</w:t>
+              <w:t>36</w:t>
             </w:r>
             <w:r>
               <w:rPr>
@@ -4514,7 +4540,7 @@
               <w:lang w:val="en-GB" w:eastAsia="en-GB"/>
             </w:rPr>
           </w:pPr>
-          <w:hyperlink w:anchor="_Toc218899667" w:history="1">
+          <w:hyperlink w:anchor="_Toc231335693" w:history="1">
             <w:r>
               <w:rPr>
                 <w:rStyle w:val="Hyperlink"/>
@@ -4542,7 +4568,7 @@
                 <w:noProof/>
                 <w:webHidden/>
               </w:rPr>
-              <w:instrText xml:space="preserve"> PAGEREF _Toc218899667 \h </w:instrText>
+              <w:instrText xml:space="preserve"> PAGEREF _Toc231335693 \h </w:instrText>
             </w:r>
             <w:r>
               <w:rPr>
@@ -4562,7 +4588,7 @@
                 <w:noProof/>
                 <w:webHidden/>
               </w:rPr>
-              <w:t>30</w:t>
+              <w:t>36</w:t>
             </w:r>
             <w:r>
               <w:rPr>
@@ -4586,7 +4612,7 @@
               <w:lang w:val="en-GB" w:eastAsia="en-GB"/>
             </w:rPr>
           </w:pPr>
-          <w:hyperlink w:anchor="_Toc218899668" w:history="1">
+          <w:hyperlink w:anchor="_Toc231335694" w:history="1">
             <w:r>
               <w:rPr>
                 <w:rStyle w:val="Hyperlink"/>
@@ -4614,7 +4640,7 @@
                 <w:noProof/>
                 <w:webHidden/>
               </w:rPr>
-              <w:instrText xml:space="preserve"> PAGEREF _Toc218899668 \h </w:instrText>
+              <w:instrText xml:space="preserve"> PAGEREF _Toc231335694 \h </w:instrText>
             </w:r>
             <w:r>
               <w:rPr>
@@ -4634,7 +4660,7 @@
                 <w:noProof/>
                 <w:webHidden/>
               </w:rPr>
-              <w:t>31</w:t>
+              <w:t>37</w:t>
             </w:r>
             <w:r>
               <w:rPr>
@@ -4658,7 +4684,7 @@
               <w:lang w:val="en-GB" w:eastAsia="en-GB"/>
             </w:rPr>
           </w:pPr>
-          <w:hyperlink w:anchor="_Toc218899669" w:history="1">
+          <w:hyperlink w:anchor="_Toc231335695" w:history="1">
             <w:r>
               <w:rPr>
                 <w:rStyle w:val="Hyperlink"/>
@@ -4686,7 +4712,7 @@
                 <w:noProof/>
                 <w:webHidden/>
               </w:rPr>
-              <w:instrText xml:space="preserve"> PAGEREF _Toc218899669 \h </w:instrText>
+              <w:instrText xml:space="preserve"> PAGEREF _Toc231335695 \h </w:instrText>
             </w:r>
             <w:r>
               <w:rPr>
@@ -4706,7 +4732,7 @@
                 <w:noProof/>
                 <w:webHidden/>
               </w:rPr>
-              <w:t>32</w:t>
+              <w:t>37</w:t>
             </w:r>
             <w:r>
               <w:rPr>
@@ -4730,7 +4756,7 @@
               <w:lang w:val="en-GB" w:eastAsia="en-GB"/>
             </w:rPr>
           </w:pPr>
-          <w:hyperlink w:anchor="_Toc218899670" w:history="1">
+          <w:hyperlink w:anchor="_Toc231335696" w:history="1">
             <w:r>
               <w:rPr>
                 <w:rStyle w:val="Hyperlink"/>
@@ -4758,7 +4784,7 @@
                 <w:noProof/>
                 <w:webHidden/>
               </w:rPr>
-              <w:instrText xml:space="preserve"> PAGEREF _Toc218899670 \h </w:instrText>
+              <w:instrText xml:space="preserve"> PAGEREF _Toc231335696 \h </w:instrText>
             </w:r>
             <w:r>
               <w:rPr>
@@ -4778,7 +4804,7 @@
                 <w:noProof/>
                 <w:webHidden/>
               </w:rPr>
-              <w:t>33</w:t>
+              <w:t>38</w:t>
             </w:r>
             <w:r>
               <w:rPr>
@@ -4802,7 +4828,7 @@
               <w:lang w:val="en-GB" w:eastAsia="en-GB"/>
             </w:rPr>
           </w:pPr>
-          <w:hyperlink w:anchor="_Toc218899671" w:history="1">
+          <w:hyperlink w:anchor="_Toc231335697" w:history="1">
             <w:r>
               <w:rPr>
                 <w:rStyle w:val="Hyperlink"/>
@@ -4830,7 +4856,7 @@
                 <w:noProof/>
                 <w:webHidden/>
               </w:rPr>
-              <w:instrText xml:space="preserve"> PAGEREF _Toc218899671 \h </w:instrText>
+              <w:instrText xml:space="preserve"> PAGEREF _Toc231335697 \h </w:instrText>
             </w:r>
             <w:r>
               <w:rPr>
@@ -4850,7 +4876,7 @@
                 <w:noProof/>
                 <w:webHidden/>
               </w:rPr>
-              <w:t>34</w:t>
+              <w:t>39</w:t>
             </w:r>
             <w:r>
               <w:rPr>
@@ -4874,7 +4900,7 @@
               <w:lang w:val="en-GB" w:eastAsia="en-GB"/>
             </w:rPr>
           </w:pPr>
-          <w:hyperlink w:anchor="_Toc218899672" w:history="1">
+          <w:hyperlink w:anchor="_Toc231335698" w:history="1">
             <w:r>
               <w:rPr>
                 <w:rStyle w:val="Hyperlink"/>
@@ -4902,7 +4928,7 @@
                 <w:noProof/>
                 <w:webHidden/>
               </w:rPr>
-              <w:instrText xml:space="preserve"> PAGEREF _Toc218899672 \h </w:instrText>
+              <w:instrText xml:space="preserve"> PAGEREF _Toc231335698 \h </w:instrText>
             </w:r>
             <w:r>
               <w:rPr>
@@ -4922,7 +4948,7 @@
                 <w:noProof/>
                 <w:webHidden/>
               </w:rPr>
-              <w:t>35</w:t>
+              <w:t>39</w:t>
             </w:r>
             <w:r>
               <w:rPr>
@@ -4946,7 +4972,7 @@
               <w:lang w:val="en-GB" w:eastAsia="en-GB"/>
             </w:rPr>
           </w:pPr>
-          <w:hyperlink w:anchor="_Toc218899673" w:history="1">
+          <w:hyperlink w:anchor="_Toc231335699" w:history="1">
             <w:r>
               <w:rPr>
                 <w:rStyle w:val="Hyperlink"/>
@@ -4974,7 +5000,7 @@
                 <w:noProof/>
                 <w:webHidden/>
               </w:rPr>
-              <w:instrText xml:space="preserve"> PAGEREF _Toc218899673 \h </w:instrText>
+              <w:instrText xml:space="preserve"> PAGEREF _Toc231335699 \h </w:instrText>
             </w:r>
             <w:r>
               <w:rPr>
@@ -4994,7 +5020,7 @@
                 <w:noProof/>
                 <w:webHidden/>
               </w:rPr>
-              <w:t>35</w:t>
+              <w:t>40</w:t>
             </w:r>
             <w:r>
               <w:rPr>
@@ -5212,15 +5238,12 @@
         <w:spacing w:after="240" w:line="360" w:lineRule="auto"/>
         <w:jc w:val="both"/>
       </w:pPr>
-      <w:bookmarkStart w:id="0" w:name="_Toc218899612"/>
+      <w:bookmarkStart w:id="0" w:name="_Toc231335638"/>
       <w:r>
         <w:t>1</w:t>
       </w:r>
       <w:r>
-        <w:t xml:space="preserve"> </w:t>
-      </w:r>
-      <w:r>
-        <w:t>Introduction</w:t>
+        <w:t xml:space="preserve"> Introduction</w:t>
       </w:r>
       <w:bookmarkEnd w:id="0"/>
     </w:p>
@@ -5233,7 +5256,7 @@
           <w:rFonts w:asciiTheme="majorBidi" w:hAnsiTheme="majorBidi"/>
         </w:rPr>
       </w:pPr>
-      <w:bookmarkStart w:id="1" w:name="_Toc218899613"/>
+      <w:bookmarkStart w:id="1" w:name="_Toc231335639"/>
       <w:r>
         <w:rPr>
           <w:rFonts w:asciiTheme="majorBidi" w:hAnsiTheme="majorBidi"/>
@@ -5262,14 +5285,23 @@
           <w:rFonts w:asciiTheme="majorBidi" w:hAnsiTheme="majorBidi" w:cstheme="majorBidi"/>
           <w:szCs w:val="24"/>
         </w:rPr>
-        <w:t>D</w:t>
-      </w:r>
+        <w:t xml:space="preserve">The purpose of this document is to describe the software design of the system that realizes the requirements in the SRS. It defines the system architecture and its three components (the Python analytical pipeline, the </w:t>
+      </w:r>
+      <w:proofErr w:type="spellStart"/>
       <w:r>
         <w:rPr>
           <w:rFonts w:asciiTheme="majorBidi" w:hAnsiTheme="majorBidi" w:cstheme="majorBidi"/>
           <w:szCs w:val="24"/>
         </w:rPr>
-        <w:t>efining system architecture, modules, and interfaces. The design includes documenting the data model and schema for engagement sequences. The system supports describing algorithms and evaluation workflows.</w:t>
+        <w:t>FastAPI</w:t>
+      </w:r>
+      <w:proofErr w:type="spellEnd"/>
+      <w:r>
+        <w:rPr>
+          <w:rFonts w:asciiTheme="majorBidi" w:hAnsiTheme="majorBidi" w:cstheme="majorBidi"/>
+          <w:szCs w:val="24"/>
+        </w:rPr>
+        <w:t xml:space="preserve"> result-serving API, and the static browser dashboard), the file-based data model, the module and API design, and the modelling algorithms (within-course standardization, Gaussian-mixture state discovery, Ward trajectory clustering, and first-order Markov transition estimation).</w:t>
       </w:r>
     </w:p>
     <w:p>
@@ -5286,14 +5318,7 @@
           <w:rFonts w:asciiTheme="majorBidi" w:hAnsiTheme="majorBidi" w:cstheme="majorBidi"/>
           <w:szCs w:val="24"/>
         </w:rPr>
-        <w:t>Oper</w:t>
-      </w:r>
-      <w:r>
-        <w:rPr>
-          <w:rFonts w:asciiTheme="majorBidi" w:hAnsiTheme="majorBidi" w:cstheme="majorBidi"/>
-          <w:szCs w:val="24"/>
-        </w:rPr>
-        <w:t>ationally, it enables specifying deployment, testing, and operational requirements. It requires clarifying assumptions, constraints, and future enhancements. This section covers providing a reference for implementation and review.</w:t>
+        <w:t>It also documents the design decisions, the local deployment approach, the testing and validation strategy, and the assumptions and constraints, so that the implementation can be understood, reproduced, and extended for academic use.</w:t>
       </w:r>
     </w:p>
     <w:p>
@@ -5305,7 +5330,7 @@
           <w:rFonts w:asciiTheme="majorBidi" w:hAnsiTheme="majorBidi"/>
         </w:rPr>
       </w:pPr>
-      <w:bookmarkStart w:id="2" w:name="_Toc218899614"/>
+      <w:bookmarkStart w:id="2" w:name="_Toc231335640"/>
       <w:r>
         <w:rPr>
           <w:rFonts w:asciiTheme="majorBidi" w:hAnsiTheme="majorBidi"/>
@@ -5339,7 +5364,7 @@
           <w:rFonts w:asciiTheme="majorBidi" w:hAnsiTheme="majorBidi" w:cstheme="majorBidi"/>
           <w:szCs w:val="24"/>
         </w:rPr>
-        <w:t>Ingestion of LMS and SIS extracts and curated CSV datasets</w:t>
+        <w:t>Reading a single local engagement dataset (data/raw/LongitudinalEngagement.csv) — no live LMS/SIS feeds.</w:t>
       </w:r>
     </w:p>
     <w:p>
@@ -5361,7 +5386,7 @@
           <w:rFonts w:asciiTheme="majorBidi" w:hAnsiTheme="majorBidi" w:cstheme="majorBidi"/>
           <w:szCs w:val="24"/>
         </w:rPr>
-        <w:t>Sequence construction, feature engineering, and model training</w:t>
+        <w:t>Within-course standardization of the eight engagement indicators and Gaussian-mixture engagement-state discovery.</w:t>
       </w:r>
     </w:p>
     <w:p>
@@ -5383,7 +5408,7 @@
           <w:rFonts w:asciiTheme="majorBidi" w:hAnsiTheme="majorBidi" w:cstheme="majorBidi"/>
           <w:szCs w:val="24"/>
         </w:rPr>
-        <w:t>Dashboards, reports, and data export</w:t>
+        <w:t>Building per-student eight-step state sequences and clustering them into learner trajectories (Ward linkage).</w:t>
       </w:r>
     </w:p>
     <w:p>
@@ -5405,7 +5430,7 @@
           <w:rFonts w:asciiTheme="majorBidi" w:hAnsiTheme="majorBidi" w:cstheme="majorBidi"/>
           <w:szCs w:val="24"/>
         </w:rPr>
-        <w:t>Model registry and metadata tracking</w:t>
+        <w:t>Estimating first-order Markov transition matrices over the engagement states (in the companion notebook).</w:t>
       </w:r>
     </w:p>
     <w:p>
@@ -5427,7 +5452,39 @@
           <w:rFonts w:asciiTheme="majorBidi" w:hAnsiTheme="majorBidi" w:cstheme="majorBidi"/>
           <w:szCs w:val="24"/>
         </w:rPr>
-        <w:t>Cohort comparison and state distribution analytics</w:t>
+        <w:t xml:space="preserve">Serving the generated results through a small </w:t>
+      </w:r>
+      <w:proofErr w:type="spellStart"/>
+      <w:r>
+        <w:rPr>
+          <w:rFonts w:asciiTheme="majorBidi" w:hAnsiTheme="majorBidi" w:cstheme="majorBidi"/>
+          <w:szCs w:val="24"/>
+        </w:rPr>
+        <w:t>FastAPI</w:t>
+      </w:r>
+      <w:proofErr w:type="spellEnd"/>
+      <w:r>
+        <w:rPr>
+          <w:rFonts w:asciiTheme="majorBidi" w:hAnsiTheme="majorBidi" w:cstheme="majorBidi"/>
+          <w:szCs w:val="24"/>
+        </w:rPr>
+        <w:t xml:space="preserve"> service and rendering them in a </w:t>
+      </w:r>
+      <w:proofErr w:type="spellStart"/>
+      <w:r>
+        <w:rPr>
+          <w:rFonts w:asciiTheme="majorBidi" w:hAnsiTheme="majorBidi" w:cstheme="majorBidi"/>
+          <w:szCs w:val="24"/>
+        </w:rPr>
+        <w:t>Plotly</w:t>
+      </w:r>
+      <w:proofErr w:type="spellEnd"/>
+      <w:r>
+        <w:rPr>
+          <w:rFonts w:asciiTheme="majorBidi" w:hAnsiTheme="majorBidi" w:cstheme="majorBidi"/>
+          <w:szCs w:val="24"/>
+        </w:rPr>
+        <w:t xml:space="preserve"> dashboard.</w:t>
       </w:r>
     </w:p>
     <w:p>
@@ -5449,14 +5506,7 @@
           <w:rFonts w:asciiTheme="majorBidi" w:hAnsiTheme="majorBidi" w:cstheme="majorBidi"/>
           <w:szCs w:val="24"/>
         </w:rPr>
-        <w:t>Out of sc</w:t>
-      </w:r>
-      <w:r>
-        <w:rPr>
-          <w:rFonts w:asciiTheme="majorBidi" w:hAnsiTheme="majorBidi" w:cstheme="majorBidi"/>
-          <w:szCs w:val="24"/>
-        </w:rPr>
-        <w:t>ope: real time streaming and direct intervention delivery</w:t>
+        <w:t>Manual trajectory prediction: matching a user-entered eight-step state sequence to the closest trajectory prototype.</w:t>
       </w:r>
     </w:p>
     <w:p>
@@ -5478,7 +5528,7 @@
           <w:rFonts w:asciiTheme="majorBidi" w:hAnsiTheme="majorBidi" w:cstheme="majorBidi"/>
           <w:szCs w:val="24"/>
         </w:rPr>
-        <w:t>Out of scope: proprietary analytics integration outside defined APIs</w:t>
+        <w:t>Out of scope: real-time streaming, automated interventions, user accounts, and any external/cloud service.</w:t>
       </w:r>
     </w:p>
     <w:p>
@@ -5490,18 +5540,12 @@
           <w:rFonts w:asciiTheme="majorBidi" w:hAnsiTheme="majorBidi"/>
         </w:rPr>
       </w:pPr>
-      <w:bookmarkStart w:id="3" w:name="_Toc218899615"/>
+      <w:bookmarkStart w:id="3" w:name="_Toc231335641"/>
       <w:r>
         <w:rPr>
           <w:rFonts w:asciiTheme="majorBidi" w:hAnsiTheme="majorBidi"/>
         </w:rPr>
-        <w:t>1</w:t>
-      </w:r>
-      <w:r>
-        <w:rPr>
-          <w:rFonts w:asciiTheme="majorBidi" w:hAnsiTheme="majorBidi"/>
-        </w:rPr>
-        <w:t>.3 Definitions and Acronyms</w:t>
+        <w:t>Out of scope: relational databases, model registries, and multi-user deployment.</w:t>
       </w:r>
       <w:bookmarkEnd w:id="3"/>
     </w:p>
@@ -5626,7 +5670,7 @@
                 <w:rFonts w:asciiTheme="majorBidi" w:hAnsiTheme="majorBidi" w:cstheme="majorBidi"/>
                 <w:szCs w:val="24"/>
               </w:rPr>
-              <w:t>LMS</w:t>
+              <w:t>SRS</w:t>
             </w:r>
           </w:p>
         </w:tc>
@@ -5648,7 +5692,7 @@
                 <w:rFonts w:asciiTheme="majorBidi" w:hAnsiTheme="majorBidi" w:cstheme="majorBidi"/>
                 <w:szCs w:val="24"/>
               </w:rPr>
-              <w:t>Learning Management System</w:t>
+              <w:t>Software Requirements Specification</w:t>
             </w:r>
           </w:p>
         </w:tc>
@@ -5667,13 +5711,15 @@
                 <w:szCs w:val="24"/>
               </w:rPr>
             </w:pPr>
+            <w:proofErr w:type="spellStart"/>
             <w:r>
               <w:rPr>
                 <w:rFonts w:asciiTheme="majorBidi" w:hAnsiTheme="majorBidi" w:cstheme="majorBidi"/>
                 <w:szCs w:val="24"/>
               </w:rPr>
-              <w:t>SIS</w:t>
-            </w:r>
+              <w:t>VaSSTra</w:t>
+            </w:r>
+            <w:proofErr w:type="spellEnd"/>
           </w:p>
         </w:tc>
         <w:tc>
@@ -5694,14 +5740,7 @@
                 <w:rFonts w:asciiTheme="majorBidi" w:hAnsiTheme="majorBidi" w:cstheme="majorBidi"/>
                 <w:szCs w:val="24"/>
               </w:rPr>
-              <w:t xml:space="preserve">Student </w:t>
-            </w:r>
-            <w:r>
-              <w:rPr>
-                <w:rFonts w:asciiTheme="majorBidi" w:hAnsiTheme="majorBidi" w:cstheme="majorBidi"/>
-                <w:szCs w:val="24"/>
-              </w:rPr>
-              <w:t>Information System</w:t>
+              <w:t>Variables → States → Trajectories modelling method</w:t>
             </w:r>
           </w:p>
         </w:tc>
@@ -5725,7 +5764,7 @@
                 <w:rFonts w:asciiTheme="majorBidi" w:hAnsiTheme="majorBidi" w:cstheme="majorBidi"/>
                 <w:szCs w:val="24"/>
               </w:rPr>
-              <w:t>ETL</w:t>
+              <w:t>GMM</w:t>
             </w:r>
           </w:p>
         </w:tc>
@@ -5747,7 +5786,7 @@
                 <w:rFonts w:asciiTheme="majorBidi" w:hAnsiTheme="majorBidi" w:cstheme="majorBidi"/>
                 <w:szCs w:val="24"/>
               </w:rPr>
-              <w:t>Extract Transform Load</w:t>
+              <w:t>Gaussian Mixture Model (used for engagement-state discovery)</w:t>
             </w:r>
           </w:p>
         </w:tc>
@@ -5771,7 +5810,7 @@
                 <w:rFonts w:asciiTheme="majorBidi" w:hAnsiTheme="majorBidi" w:cstheme="majorBidi"/>
                 <w:szCs w:val="24"/>
               </w:rPr>
-              <w:t>HMM</w:t>
+              <w:t>State</w:t>
             </w:r>
           </w:p>
         </w:tc>
@@ -5793,7 +5832,7 @@
                 <w:rFonts w:asciiTheme="majorBidi" w:hAnsiTheme="majorBidi" w:cstheme="majorBidi"/>
                 <w:szCs w:val="24"/>
               </w:rPr>
-              <w:t>Hidden Markov Model</w:t>
+              <w:t>Latent engagement level: Disengaged, Average, or Active</w:t>
             </w:r>
           </w:p>
         </w:tc>
@@ -5817,7 +5856,7 @@
                 <w:rFonts w:asciiTheme="majorBidi" w:hAnsiTheme="majorBidi" w:cstheme="majorBidi"/>
                 <w:szCs w:val="24"/>
               </w:rPr>
-              <w:t>MMM</w:t>
+              <w:t>Trajectory</w:t>
             </w:r>
           </w:p>
         </w:tc>
@@ -5839,7 +5878,7 @@
                 <w:rFonts w:asciiTheme="majorBidi" w:hAnsiTheme="majorBidi" w:cstheme="majorBidi"/>
                 <w:szCs w:val="24"/>
               </w:rPr>
-              <w:t>Mixture Markov Model</w:t>
+              <w:t>A cluster of similar eight-step state sequences</w:t>
             </w:r>
           </w:p>
         </w:tc>
@@ -5863,7 +5902,7 @@
                 <w:rFonts w:asciiTheme="majorBidi" w:hAnsiTheme="majorBidi" w:cstheme="majorBidi"/>
                 <w:szCs w:val="24"/>
               </w:rPr>
-              <w:t>MHMM</w:t>
+              <w:t>Markov matrix</w:t>
             </w:r>
           </w:p>
         </w:tc>
@@ -5885,7 +5924,7 @@
                 <w:rFonts w:asciiTheme="majorBidi" w:hAnsiTheme="majorBidi" w:cstheme="majorBidi"/>
                 <w:szCs w:val="24"/>
               </w:rPr>
-              <w:t>Mixture Hidden Markov Model</w:t>
+              <w:t>First-order state-to-state transition probability matrix</w:t>
             </w:r>
           </w:p>
         </w:tc>
@@ -5909,7 +5948,7 @@
                 <w:rFonts w:asciiTheme="majorBidi" w:hAnsiTheme="majorBidi" w:cstheme="majorBidi"/>
                 <w:szCs w:val="24"/>
               </w:rPr>
-              <w:t>RBAC</w:t>
+              <w:t>API</w:t>
             </w:r>
           </w:p>
         </w:tc>
@@ -5931,7 +5970,23 @@
                 <w:rFonts w:asciiTheme="majorBidi" w:hAnsiTheme="majorBidi" w:cstheme="majorBidi"/>
                 <w:szCs w:val="24"/>
               </w:rPr>
-              <w:t>Role Based Access Control</w:t>
+              <w:t>Application Programming Interface (</w:t>
+            </w:r>
+            <w:proofErr w:type="spellStart"/>
+            <w:r>
+              <w:rPr>
+                <w:rFonts w:asciiTheme="majorBidi" w:hAnsiTheme="majorBidi" w:cstheme="majorBidi"/>
+                <w:szCs w:val="24"/>
+              </w:rPr>
+              <w:t>FastAPI</w:t>
+            </w:r>
+            <w:proofErr w:type="spellEnd"/>
+            <w:r>
+              <w:rPr>
+                <w:rFonts w:asciiTheme="majorBidi" w:hAnsiTheme="majorBidi" w:cstheme="majorBidi"/>
+                <w:szCs w:val="24"/>
+              </w:rPr>
+              <w:t>: /health, /schema, /predict)</w:t>
             </w:r>
           </w:p>
         </w:tc>
@@ -5955,7 +6010,7 @@
                 <w:rFonts w:asciiTheme="majorBidi" w:hAnsiTheme="majorBidi" w:cstheme="majorBidi"/>
                 <w:szCs w:val="24"/>
               </w:rPr>
-              <w:t>PII</w:t>
+              <w:t>BIC / AIC</w:t>
             </w:r>
           </w:p>
         </w:tc>
@@ -5977,7 +6032,7 @@
                 <w:rFonts w:asciiTheme="majorBidi" w:hAnsiTheme="majorBidi" w:cstheme="majorBidi"/>
                 <w:szCs w:val="24"/>
               </w:rPr>
-              <w:t>Personally Identifiable Information</w:t>
+              <w:t>Bayesian / Akaike Information Criterion (state-model selection)</w:t>
             </w:r>
           </w:p>
         </w:tc>
@@ -5992,7 +6047,7 @@
           <w:rFonts w:asciiTheme="majorBidi" w:hAnsiTheme="majorBidi"/>
         </w:rPr>
       </w:pPr>
-      <w:bookmarkStart w:id="4" w:name="_Toc218899616"/>
+      <w:bookmarkStart w:id="4" w:name="_Toc231335642"/>
       <w:r>
         <w:rPr>
           <w:rFonts w:asciiTheme="majorBidi" w:hAnsiTheme="majorBidi"/>
@@ -6026,14 +6081,55 @@
           <w:rFonts w:asciiTheme="majorBidi" w:hAnsiTheme="majorBidi" w:cstheme="majorBidi"/>
           <w:szCs w:val="24"/>
         </w:rPr>
-        <w:t>Schemas for CSV e</w:t>
-      </w:r>
+        <w:t>The input file LongitudinalEngagement.csv keeps its expected columns (</w:t>
+      </w:r>
+      <w:proofErr w:type="spellStart"/>
       <w:r>
         <w:rPr>
           <w:rFonts w:asciiTheme="majorBidi" w:hAnsiTheme="majorBidi" w:cstheme="majorBidi"/>
           <w:szCs w:val="24"/>
         </w:rPr>
-        <w:t>xtracts remain stable across refresh cycles</w:t>
+        <w:t>UserID</w:t>
+      </w:r>
+      <w:proofErr w:type="spellEnd"/>
+      <w:r>
+        <w:rPr>
+          <w:rFonts w:asciiTheme="majorBidi" w:hAnsiTheme="majorBidi" w:cstheme="majorBidi"/>
+          <w:szCs w:val="24"/>
+        </w:rPr>
+        <w:t xml:space="preserve">, </w:t>
+      </w:r>
+      <w:proofErr w:type="spellStart"/>
+      <w:r>
+        <w:rPr>
+          <w:rFonts w:asciiTheme="majorBidi" w:hAnsiTheme="majorBidi" w:cstheme="majorBidi"/>
+          <w:szCs w:val="24"/>
+        </w:rPr>
+        <w:t>CourseID</w:t>
+      </w:r>
+      <w:proofErr w:type="spellEnd"/>
+      <w:r>
+        <w:rPr>
+          <w:rFonts w:asciiTheme="majorBidi" w:hAnsiTheme="majorBidi" w:cstheme="majorBidi"/>
+          <w:szCs w:val="24"/>
+        </w:rPr>
+        <w:t xml:space="preserve">, Sequence, the eight indicators, </w:t>
+      </w:r>
+      <w:proofErr w:type="spellStart"/>
+      <w:r>
+        <w:rPr>
+          <w:rFonts w:asciiTheme="majorBidi" w:hAnsiTheme="majorBidi" w:cstheme="majorBidi"/>
+          <w:szCs w:val="24"/>
+        </w:rPr>
+        <w:t>Final_Grade</w:t>
+      </w:r>
+      <w:proofErr w:type="spellEnd"/>
+      <w:r>
+        <w:rPr>
+          <w:rFonts w:asciiTheme="majorBidi" w:hAnsiTheme="majorBidi" w:cstheme="majorBidi"/>
+          <w:szCs w:val="24"/>
+        </w:rPr>
+        <w:t>).</w:t>
       </w:r>
     </w:p>
     <w:p>
@@ -6055,7 +6151,7 @@
           <w:rFonts w:asciiTheme="majorBidi" w:hAnsiTheme="majorBidi" w:cstheme="majorBidi"/>
           <w:szCs w:val="24"/>
         </w:rPr>
-        <w:t>Identifiers are consistent across LMS and SIS sources</w:t>
+        <w:t>Each student has up to eight ordered weekly time points (Sequence 1–8); missing positions default to the Average state.</w:t>
       </w:r>
     </w:p>
     <w:p>
@@ -6077,14 +6173,7 @@
           <w:rFonts w:asciiTheme="majorBidi" w:hAnsiTheme="majorBidi" w:cstheme="majorBidi"/>
           <w:szCs w:val="24"/>
         </w:rPr>
-        <w:t>Python</w:t>
-      </w:r>
-      <w:r>
-        <w:rPr>
-          <w:rFonts w:asciiTheme="majorBidi" w:hAnsiTheme="majorBidi" w:cstheme="majorBidi"/>
-          <w:szCs w:val="24"/>
-        </w:rPr>
-        <w:t xml:space="preserve"> libraries for sequence modeling are available and versioned</w:t>
+        <w:t>Python 3.11+ with pandas, NumPy, and scikit-learn is available on the local machine.</w:t>
       </w:r>
     </w:p>
     <w:p>
@@ -6106,7 +6195,7 @@
           <w:rFonts w:asciiTheme="majorBidi" w:hAnsiTheme="majorBidi" w:cstheme="majorBidi"/>
           <w:szCs w:val="24"/>
         </w:rPr>
-        <w:t>Batch refresh cadence is daily or weekly</w:t>
+        <w:t>The dataset uses anonymized identifiers and contains no personally identifiable information.</w:t>
       </w:r>
     </w:p>
     <w:p>
@@ -6128,14 +6217,7 @@
           <w:rFonts w:asciiTheme="majorBidi" w:hAnsiTheme="majorBidi" w:cstheme="majorBidi"/>
           <w:szCs w:val="24"/>
         </w:rPr>
-        <w:t xml:space="preserve">Data governance permits de identified </w:t>
-      </w:r>
-      <w:r>
-        <w:rPr>
-          <w:rFonts w:asciiTheme="majorBidi" w:hAnsiTheme="majorBidi" w:cstheme="majorBidi"/>
-          <w:szCs w:val="24"/>
-        </w:rPr>
-        <w:t>analytics</w:t>
+        <w:t>The application is run on demand by a single local user; no concurrent multi-user access is assumed.</w:t>
       </w:r>
     </w:p>
     <w:p>
@@ -6157,7 +6239,7 @@
           <w:rFonts w:asciiTheme="majorBidi" w:hAnsiTheme="majorBidi" w:cstheme="majorBidi"/>
           <w:szCs w:val="24"/>
         </w:rPr>
-        <w:t>Model evaluation procedures are reviewed by domain experts</w:t>
+        <w:t>A fixed random seed (2026) is used so that model runs are reproducible.</w:t>
       </w:r>
     </w:p>
     <w:p>
@@ -6166,7 +6248,7 @@
         <w:spacing w:after="240" w:line="360" w:lineRule="auto"/>
         <w:jc w:val="both"/>
       </w:pPr>
-      <w:bookmarkStart w:id="5" w:name="_Toc218899617"/>
+      <w:bookmarkStart w:id="5" w:name="_Toc231335643"/>
       <w:r>
         <w:t>2</w:t>
       </w:r>
@@ -6184,7 +6266,7 @@
           <w:rFonts w:asciiTheme="majorBidi" w:hAnsiTheme="majorBidi"/>
         </w:rPr>
       </w:pPr>
-      <w:bookmarkStart w:id="6" w:name="_Toc218899618"/>
+      <w:bookmarkStart w:id="6" w:name="_Toc231335644"/>
       <w:r>
         <w:rPr>
           <w:rFonts w:asciiTheme="majorBidi" w:hAnsiTheme="majorBidi"/>
@@ -6213,21 +6295,7 @@
           <w:rFonts w:asciiTheme="majorBidi" w:hAnsiTheme="majorBidi" w:cstheme="majorBidi"/>
           <w:szCs w:val="24"/>
         </w:rPr>
-        <w:t xml:space="preserve">This </w:t>
-      </w:r>
-      <w:r>
-        <w:rPr>
-          <w:rFonts w:asciiTheme="majorBidi" w:hAnsiTheme="majorBidi" w:cstheme="majorBidi"/>
-          <w:szCs w:val="24"/>
-        </w:rPr>
-        <w:t xml:space="preserve">covers data sources that deliver event logs and grades. The design includes a system boundary that isolates modeling </w:t>
-      </w:r>
-      <w:r>
-        <w:rPr>
-          <w:rFonts w:asciiTheme="majorBidi" w:hAnsiTheme="majorBidi" w:cstheme="majorBidi"/>
-          <w:szCs w:val="24"/>
-        </w:rPr>
-        <w:t>from upstream systems.</w:t>
+        <w:t>The system is a single local application accessed by one User through a web browser. Its only data source is the local file LongitudinalEngagement.csv; there are no upstream LMS or SIS connections.</w:t>
       </w:r>
     </w:p>
     <w:p>
@@ -6244,7 +6312,7 @@
           <w:rFonts w:asciiTheme="majorBidi" w:hAnsiTheme="majorBidi" w:cstheme="majorBidi"/>
           <w:szCs w:val="24"/>
         </w:rPr>
-        <w:t>The system supports outputs for analysts, instructors, and administrators. Operationally, it enables bidirectional flow for reporting and governance feedback.</w:t>
+        <w:t>The application transforms that dataset into engagement states, learner trajectories, and Markov transition results, which it writes to disk as CSV and JSON files. The User views these results in the browser and can submit a manual state sequence for trajectory prediction.</w:t>
       </w:r>
     </w:p>
     <w:p>
@@ -6261,7 +6329,7 @@
           <w:rFonts w:asciiTheme="majorBidi" w:hAnsiTheme="majorBidi" w:cstheme="majorBidi"/>
           <w:szCs w:val="24"/>
         </w:rPr>
-        <w:t>It requires audit logging for traceable data movement.</w:t>
+        <w:t>All processing and storage stay on the User’s machine; nothing is transmitted to an external server.</w:t>
       </w:r>
     </w:p>
     <w:p>
@@ -6278,7 +6346,7 @@
           <w:noProof/>
         </w:rPr>
         <w:drawing>
-          <wp:inline distT="0" distB="0" distL="0" distR="0" wp14:anchorId="48D4DBA4" wp14:editId="28FAF65A">
+          <wp:inline distT="0" distB="0" distL="0" distR="0" wp14:anchorId="13A1EEFC" wp14:editId="4659FE2E">
             <wp:extent cx="5943600" cy="3566160"/>
             <wp:effectExtent l="0" t="0" r="0" b="0"/>
             <wp:docPr id="1" name="Picture 1"/>
@@ -6327,14 +6395,7 @@
           <w:rFonts w:asciiTheme="majorBidi" w:hAnsiTheme="majorBidi" w:cstheme="majorBidi"/>
           <w:i/>
         </w:rPr>
-        <w:t>Figure 1. Context</w:t>
-      </w:r>
-      <w:r>
-        <w:rPr>
-          <w:rFonts w:asciiTheme="majorBidi" w:hAnsiTheme="majorBidi" w:cstheme="majorBidi"/>
-          <w:i/>
-        </w:rPr>
-        <w:t xml:space="preserve"> diagram for the platform.</w:t>
+        <w:t>Figure 1. System context: a single local application, its input file, and its generated artifacts.</w:t>
       </w:r>
     </w:p>
     <w:p>
@@ -6346,7 +6407,7 @@
           <w:rFonts w:asciiTheme="majorBidi" w:hAnsiTheme="majorBidi"/>
         </w:rPr>
       </w:pPr>
-      <w:bookmarkStart w:id="7" w:name="_Toc218899619"/>
+      <w:bookmarkStart w:id="7" w:name="_Toc231335645"/>
       <w:r>
         <w:rPr>
           <w:rFonts w:asciiTheme="majorBidi" w:hAnsiTheme="majorBidi"/>
@@ -6380,7 +6441,23 @@
           <w:rFonts w:asciiTheme="majorBidi" w:hAnsiTheme="majorBidi" w:cstheme="majorBidi"/>
           <w:szCs w:val="24"/>
         </w:rPr>
-        <w:t>Model engagement transitions and steady state outcomes</w:t>
+        <w:t xml:space="preserve">Discover a small set of interpretable engagement states from </w:t>
+      </w:r>
+      <w:proofErr w:type="spellStart"/>
+      <w:r>
+        <w:rPr>
+          <w:rFonts w:asciiTheme="majorBidi" w:hAnsiTheme="majorBidi" w:cstheme="majorBidi"/>
+          <w:szCs w:val="24"/>
+        </w:rPr>
+        <w:t>behavioural</w:t>
+      </w:r>
+      <w:proofErr w:type="spellEnd"/>
+      <w:r>
+        <w:rPr>
+          <w:rFonts w:asciiTheme="majorBidi" w:hAnsiTheme="majorBidi" w:cstheme="majorBidi"/>
+          <w:szCs w:val="24"/>
+        </w:rPr>
+        <w:t xml:space="preserve"> indicators.</w:t>
       </w:r>
     </w:p>
     <w:p>
@@ -6402,7 +6479,7 @@
           <w:rFonts w:asciiTheme="majorBidi" w:hAnsiTheme="majorBidi" w:cstheme="majorBidi"/>
           <w:szCs w:val="24"/>
         </w:rPr>
-        <w:t>Identify cohort differences and cluster specific trajectories</w:t>
+        <w:t>Compose per-student state sequences and group them into learner trajectories.</w:t>
       </w:r>
     </w:p>
     <w:p>
@@ -6424,7 +6501,7 @@
           <w:rFonts w:asciiTheme="majorBidi" w:hAnsiTheme="majorBidi" w:cstheme="majorBidi"/>
           <w:szCs w:val="24"/>
         </w:rPr>
-        <w:t>Provide interpretable visual outputs for decision making</w:t>
+        <w:t>Estimate first-order Markov transitions between engagement states.</w:t>
       </w:r>
     </w:p>
     <w:p>
@@ -6446,14 +6523,7 @@
           <w:rFonts w:asciiTheme="majorBidi" w:hAnsiTheme="majorBidi" w:cstheme="majorBidi"/>
           <w:szCs w:val="24"/>
         </w:rPr>
-        <w:t xml:space="preserve">Maintain reproducible model </w:t>
-      </w:r>
-      <w:r>
-        <w:rPr>
-          <w:rFonts w:asciiTheme="majorBidi" w:hAnsiTheme="majorBidi" w:cstheme="majorBidi"/>
-          <w:szCs w:val="24"/>
-        </w:rPr>
-        <w:t>runs with metadata</w:t>
+        <w:t>Present model-selection metrics, state profiles, and trajectory prototypes in an interactive dashboard.</w:t>
       </w:r>
     </w:p>
     <w:p>
@@ -6475,7 +6545,7 @@
           <w:rFonts w:asciiTheme="majorBidi" w:hAnsiTheme="majorBidi" w:cstheme="majorBidi"/>
           <w:szCs w:val="24"/>
         </w:rPr>
-        <w:t>Support export for research and reporting</w:t>
+        <w:t>Let the User test a manual state sequence against the discovered trajectories.</w:t>
       </w:r>
     </w:p>
     <w:p>
@@ -6497,7 +6567,7 @@
           <w:rFonts w:asciiTheme="majorBidi" w:hAnsiTheme="majorBidi" w:cstheme="majorBidi"/>
           <w:szCs w:val="24"/>
         </w:rPr>
-        <w:t>Provide consistent definitions of engagement states</w:t>
+        <w:t>Keep every run reproducible and fully offline on a single machine.</w:t>
       </w:r>
     </w:p>
     <w:p>
@@ -6509,7 +6579,7 @@
           <w:rFonts w:asciiTheme="majorBidi" w:hAnsiTheme="majorBidi"/>
         </w:rPr>
       </w:pPr>
-      <w:bookmarkStart w:id="8" w:name="_Toc218899620"/>
+      <w:bookmarkStart w:id="8" w:name="_Toc231335646"/>
       <w:r>
         <w:rPr>
           <w:rFonts w:asciiTheme="majorBidi" w:hAnsiTheme="majorBidi"/>
@@ -6584,7 +6654,7 @@
                 <w:rFonts w:asciiTheme="majorBidi" w:hAnsiTheme="majorBidi" w:cstheme="majorBidi"/>
                 <w:szCs w:val="24"/>
               </w:rPr>
-              <w:t>Responsibilities</w:t>
+              <w:t>Role / Interest</w:t>
             </w:r>
           </w:p>
         </w:tc>
@@ -6608,7 +6678,7 @@
                 <w:rFonts w:asciiTheme="majorBidi" w:hAnsiTheme="majorBidi" w:cstheme="majorBidi"/>
                 <w:szCs w:val="24"/>
               </w:rPr>
-              <w:t>Research Team</w:t>
+              <w:t>Student (developer)</w:t>
             </w:r>
           </w:p>
         </w:tc>
@@ -6630,7 +6700,7 @@
                 <w:rFonts w:asciiTheme="majorBidi" w:hAnsiTheme="majorBidi" w:cstheme="majorBidi"/>
                 <w:szCs w:val="24"/>
               </w:rPr>
-              <w:t>Model interpretation and study design</w:t>
+              <w:t>Designs and implements the system as the Final Year Project</w:t>
             </w:r>
           </w:p>
         </w:tc>
@@ -6654,7 +6724,7 @@
                 <w:rFonts w:asciiTheme="majorBidi" w:hAnsiTheme="majorBidi" w:cstheme="majorBidi"/>
                 <w:szCs w:val="24"/>
               </w:rPr>
-              <w:t>Instructional Staff</w:t>
+              <w:t>Supervisor</w:t>
             </w:r>
           </w:p>
         </w:tc>
@@ -6676,14 +6746,7 @@
                 <w:rFonts w:asciiTheme="majorBidi" w:hAnsiTheme="majorBidi" w:cstheme="majorBidi"/>
                 <w:szCs w:val="24"/>
               </w:rPr>
-              <w:t xml:space="preserve">Use </w:t>
-            </w:r>
-            <w:r>
-              <w:rPr>
-                <w:rFonts w:asciiTheme="majorBidi" w:hAnsiTheme="majorBidi" w:cstheme="majorBidi"/>
-                <w:szCs w:val="24"/>
-              </w:rPr>
-              <w:t>dashboards for learner support</w:t>
+              <w:t>Reviews the methodology, design, and results</w:t>
             </w:r>
           </w:p>
         </w:tc>
@@ -6707,7 +6770,7 @@
                 <w:rFonts w:asciiTheme="majorBidi" w:hAnsiTheme="majorBidi" w:cstheme="majorBidi"/>
                 <w:szCs w:val="24"/>
               </w:rPr>
-              <w:t>Data Engineering</w:t>
+              <w:t>Instructor / Analyst (User)</w:t>
             </w:r>
           </w:p>
         </w:tc>
@@ -6729,7 +6792,7 @@
                 <w:rFonts w:asciiTheme="majorBidi" w:hAnsiTheme="majorBidi" w:cstheme="majorBidi"/>
                 <w:szCs w:val="24"/>
               </w:rPr>
-              <w:t>Maintain pipelines and schemas</w:t>
+              <w:t>Runs the dashboard to interpret cohort engagement</w:t>
             </w:r>
           </w:p>
         </w:tc>
@@ -6753,7 +6816,7 @@
                 <w:rFonts w:asciiTheme="majorBidi" w:hAnsiTheme="majorBidi" w:cstheme="majorBidi"/>
                 <w:szCs w:val="24"/>
               </w:rPr>
-              <w:t>IT Operations</w:t>
+              <w:t>Researcher</w:t>
             </w:r>
           </w:p>
         </w:tc>
@@ -6775,7 +6838,23 @@
                 <w:rFonts w:asciiTheme="majorBidi" w:hAnsiTheme="majorBidi" w:cstheme="majorBidi"/>
                 <w:szCs w:val="24"/>
               </w:rPr>
-              <w:t>Security, hosting, and reliability</w:t>
+              <w:t xml:space="preserve">Reproduces and extends the </w:t>
+            </w:r>
+            <w:proofErr w:type="spellStart"/>
+            <w:r>
+              <w:rPr>
+                <w:rFonts w:asciiTheme="majorBidi" w:hAnsiTheme="majorBidi" w:cstheme="majorBidi"/>
+                <w:szCs w:val="24"/>
+              </w:rPr>
+              <w:t>VaSSTra</w:t>
+            </w:r>
+            <w:proofErr w:type="spellEnd"/>
+            <w:r>
+              <w:rPr>
+                <w:rFonts w:asciiTheme="majorBidi" w:hAnsiTheme="majorBidi" w:cstheme="majorBidi"/>
+                <w:szCs w:val="24"/>
+              </w:rPr>
+              <w:t>/Markov analysis</w:t>
             </w:r>
           </w:p>
         </w:tc>
@@ -6799,7 +6878,7 @@
                 <w:rFonts w:asciiTheme="majorBidi" w:hAnsiTheme="majorBidi" w:cstheme="majorBidi"/>
                 <w:szCs w:val="24"/>
               </w:rPr>
-              <w:t>Leadership</w:t>
+              <w:t>Evaluation committee</w:t>
             </w:r>
           </w:p>
         </w:tc>
@@ -6821,7 +6900,7 @@
                 <w:rFonts w:asciiTheme="majorBidi" w:hAnsiTheme="majorBidi" w:cstheme="majorBidi"/>
                 <w:szCs w:val="24"/>
               </w:rPr>
-              <w:t>Program level insights and policy</w:t>
+              <w:t>Assesses the project against academic criteria</w:t>
             </w:r>
           </w:p>
         </w:tc>
@@ -6833,7 +6912,7 @@
         <w:spacing w:after="240" w:line="360" w:lineRule="auto"/>
         <w:jc w:val="both"/>
       </w:pPr>
-      <w:bookmarkStart w:id="9" w:name="_Toc218899621"/>
+      <w:bookmarkStart w:id="9" w:name="_Toc231335647"/>
       <w:r>
         <w:t>3</w:t>
       </w:r>
@@ -6851,7 +6930,7 @@
           <w:rFonts w:asciiTheme="majorBidi" w:hAnsiTheme="majorBidi"/>
         </w:rPr>
       </w:pPr>
-      <w:bookmarkStart w:id="10" w:name="_Toc218899622"/>
+      <w:bookmarkStart w:id="10" w:name="_Toc231335648"/>
       <w:r>
         <w:rPr>
           <w:rFonts w:asciiTheme="majorBidi" w:hAnsiTheme="majorBidi"/>
@@ -6880,21 +6959,41 @@
           <w:rFonts w:asciiTheme="majorBidi" w:hAnsiTheme="majorBidi" w:cstheme="majorBidi"/>
           <w:szCs w:val="24"/>
         </w:rPr>
-        <w:t xml:space="preserve">This </w:t>
-      </w:r>
+        <w:t xml:space="preserve">The system uses a simple three-tier offline architecture. An analytical pipeline (run_vasstra_pipeline.py) reads the dataset, performs the </w:t>
+      </w:r>
+      <w:proofErr w:type="spellStart"/>
       <w:r>
         <w:rPr>
           <w:rFonts w:asciiTheme="majorBidi" w:hAnsiTheme="majorBidi" w:cstheme="majorBidi"/>
           <w:szCs w:val="24"/>
         </w:rPr>
-        <w:t>covers ingestion</w:t>
-      </w:r>
+        <w:t>VaSSTra</w:t>
+      </w:r>
+      <w:proofErr w:type="spellEnd"/>
       <w:r>
         <w:rPr>
           <w:rFonts w:asciiTheme="majorBidi" w:hAnsiTheme="majorBidi" w:cstheme="majorBidi"/>
           <w:szCs w:val="24"/>
         </w:rPr>
-        <w:t xml:space="preserve"> and validation of raw extracts. The design includes raw storage with versioned metadata. The system supports feature engineering and sequence construction.</w:t>
+        <w:t xml:space="preserve"> computations with scikit-learn, and writes a set of CSV files and a consolidated </w:t>
+      </w:r>
+      <w:proofErr w:type="spellStart"/>
+      <w:proofErr w:type="gramStart"/>
+      <w:r>
+        <w:rPr>
+          <w:rFonts w:asciiTheme="majorBidi" w:hAnsiTheme="majorBidi" w:cstheme="majorBidi"/>
+          <w:szCs w:val="24"/>
+        </w:rPr>
+        <w:t>dashboard.json</w:t>
+      </w:r>
+      <w:proofErr w:type="spellEnd"/>
+      <w:proofErr w:type="gramEnd"/>
+      <w:r>
+        <w:rPr>
+          <w:rFonts w:asciiTheme="majorBidi" w:hAnsiTheme="majorBidi" w:cstheme="majorBidi"/>
+          <w:szCs w:val="24"/>
+        </w:rPr>
+        <w:t>.</w:t>
       </w:r>
     </w:p>
     <w:p>
@@ -6911,14 +7010,75 @@
           <w:rFonts w:asciiTheme="majorBidi" w:hAnsiTheme="majorBidi" w:cstheme="majorBidi"/>
           <w:szCs w:val="24"/>
         </w:rPr>
-        <w:t>Operationally, it enables model training and evaluation services. It requires API layer for data ac</w:t>
-      </w:r>
+        <w:t xml:space="preserve">A </w:t>
+      </w:r>
+      <w:proofErr w:type="spellStart"/>
       <w:r>
         <w:rPr>
           <w:rFonts w:asciiTheme="majorBidi" w:hAnsiTheme="majorBidi" w:cstheme="majorBidi"/>
           <w:szCs w:val="24"/>
         </w:rPr>
-        <w:t>cess. This section covers UI and reporting for visualization.</w:t>
+        <w:t>FastAPI</w:t>
+      </w:r>
+      <w:proofErr w:type="spellEnd"/>
+      <w:r>
+        <w:rPr>
+          <w:rFonts w:asciiTheme="majorBidi" w:hAnsiTheme="majorBidi" w:cstheme="majorBidi"/>
+          <w:szCs w:val="24"/>
+        </w:rPr>
+        <w:t xml:space="preserve"> service (api.py) loads </w:t>
+      </w:r>
+      <w:proofErr w:type="spellStart"/>
+      <w:proofErr w:type="gramStart"/>
+      <w:r>
+        <w:rPr>
+          <w:rFonts w:asciiTheme="majorBidi" w:hAnsiTheme="majorBidi" w:cstheme="majorBidi"/>
+          <w:szCs w:val="24"/>
+        </w:rPr>
+        <w:t>dashboard.json</w:t>
+      </w:r>
+      <w:proofErr w:type="spellEnd"/>
+      <w:proofErr w:type="gramEnd"/>
+      <w:r>
+        <w:rPr>
+          <w:rFonts w:asciiTheme="majorBidi" w:hAnsiTheme="majorBidi" w:cstheme="majorBidi"/>
+          <w:szCs w:val="24"/>
+        </w:rPr>
+        <w:t xml:space="preserve"> at start-up and exposes three endpoints (/health, /schema, /predict); the prediction endpoint scores a submitted state sequence against the stored trajectory prototypes. A static frontend (HTML, CSS, JavaScript, </w:t>
+      </w:r>
+      <w:proofErr w:type="spellStart"/>
+      <w:r>
+        <w:rPr>
+          <w:rFonts w:asciiTheme="majorBidi" w:hAnsiTheme="majorBidi" w:cstheme="majorBidi"/>
+          <w:szCs w:val="24"/>
+        </w:rPr>
+        <w:t>Plotly</w:t>
+      </w:r>
+      <w:proofErr w:type="spellEnd"/>
+      <w:r>
+        <w:rPr>
+          <w:rFonts w:asciiTheme="majorBidi" w:hAnsiTheme="majorBidi" w:cstheme="majorBidi"/>
+          <w:szCs w:val="24"/>
+        </w:rPr>
+        <w:t xml:space="preserve">) fetches </w:t>
+      </w:r>
+      <w:proofErr w:type="spellStart"/>
+      <w:proofErr w:type="gramStart"/>
+      <w:r>
+        <w:rPr>
+          <w:rFonts w:asciiTheme="majorBidi" w:hAnsiTheme="majorBidi" w:cstheme="majorBidi"/>
+          <w:szCs w:val="24"/>
+        </w:rPr>
+        <w:t>dashboard.json</w:t>
+      </w:r>
+      <w:proofErr w:type="spellEnd"/>
+      <w:proofErr w:type="gramEnd"/>
+      <w:r>
+        <w:rPr>
+          <w:rFonts w:asciiTheme="majorBidi" w:hAnsiTheme="majorBidi" w:cstheme="majorBidi"/>
+          <w:szCs w:val="24"/>
+        </w:rPr>
+        <w:t xml:space="preserve"> and calls the API to render charts, tables, and the manual prediction demo.</w:t>
       </w:r>
     </w:p>
     <w:p>
@@ -6935,7 +7095,7 @@
           <w:rFonts w:asciiTheme="majorBidi" w:hAnsiTheme="majorBidi" w:cstheme="majorBidi"/>
           <w:szCs w:val="24"/>
         </w:rPr>
-        <w:t>The design includes monitoring for job status and quality gates.</w:t>
+        <w:t>The three parts communicate only through the local file system and local HTTP on 127.0.0.1; there is no database, scheduler, or external dependency.</w:t>
       </w:r>
     </w:p>
     <w:p>
@@ -6952,7 +7112,7 @@
           <w:noProof/>
         </w:rPr>
         <w:drawing>
-          <wp:inline distT="0" distB="0" distL="0" distR="0" wp14:anchorId="3EC99105" wp14:editId="55CD3ABE">
+          <wp:inline distT="0" distB="0" distL="0" distR="0" wp14:anchorId="0579133D" wp14:editId="10E3CD8D">
             <wp:extent cx="5943600" cy="1891145"/>
             <wp:effectExtent l="0" t="0" r="0" b="0"/>
             <wp:docPr id="2" name="Picture 2"/>
@@ -7001,7 +7161,23 @@
           <w:rFonts w:asciiTheme="majorBidi" w:hAnsiTheme="majorBidi" w:cstheme="majorBidi"/>
           <w:i/>
         </w:rPr>
-        <w:t>Figure 2. High level architecture pipeline.</w:t>
+        <w:t xml:space="preserve">Figure 2. High-level architecture: offline pipeline → artifacts → </w:t>
+      </w:r>
+      <w:proofErr w:type="spellStart"/>
+      <w:r>
+        <w:rPr>
+          <w:rFonts w:asciiTheme="majorBidi" w:hAnsiTheme="majorBidi" w:cstheme="majorBidi"/>
+          <w:i/>
+        </w:rPr>
+        <w:t>FastAPI</w:t>
+      </w:r>
+      <w:proofErr w:type="spellEnd"/>
+      <w:r>
+        <w:rPr>
+          <w:rFonts w:asciiTheme="majorBidi" w:hAnsiTheme="majorBidi" w:cstheme="majorBidi"/>
+          <w:i/>
+        </w:rPr>
+        <w:t xml:space="preserve"> → browser dashboard.</w:t>
       </w:r>
     </w:p>
     <w:p>
@@ -7013,7 +7189,7 @@
           <w:rFonts w:asciiTheme="majorBidi" w:hAnsiTheme="majorBidi"/>
         </w:rPr>
       </w:pPr>
-      <w:bookmarkStart w:id="11" w:name="_Toc218899623"/>
+      <w:bookmarkStart w:id="11" w:name="_Toc231335649"/>
       <w:r>
         <w:rPr>
           <w:rFonts w:asciiTheme="majorBidi" w:hAnsiTheme="majorBidi"/>
@@ -7042,21 +7218,96 @@
           <w:rFonts w:asciiTheme="majorBidi" w:hAnsiTheme="majorBidi" w:cstheme="majorBidi"/>
           <w:szCs w:val="24"/>
         </w:rPr>
-        <w:t xml:space="preserve">This </w:t>
-      </w:r>
+        <w:t xml:space="preserve">The presentation layer is the static dashboard (index.html, </w:t>
+      </w:r>
+      <w:proofErr w:type="spellStart"/>
       <w:r>
         <w:rPr>
           <w:rFonts w:asciiTheme="majorBidi" w:hAnsiTheme="majorBidi" w:cstheme="majorBidi"/>
           <w:szCs w:val="24"/>
         </w:rPr>
-        <w:t>covers presentation layer for dashboards an</w:t>
-      </w:r>
+        <w:t>css</w:t>
+      </w:r>
+      <w:proofErr w:type="spellEnd"/>
       <w:r>
         <w:rPr>
           <w:rFonts w:asciiTheme="majorBidi" w:hAnsiTheme="majorBidi" w:cstheme="majorBidi"/>
           <w:szCs w:val="24"/>
         </w:rPr>
-        <w:t>d reports. The design includes service layer for auth, scheduling, and APIs.</w:t>
+        <w:t xml:space="preserve">/styles.css, </w:t>
+      </w:r>
+      <w:proofErr w:type="spellStart"/>
+      <w:r>
+        <w:rPr>
+          <w:rFonts w:asciiTheme="majorBidi" w:hAnsiTheme="majorBidi" w:cstheme="majorBidi"/>
+          <w:szCs w:val="24"/>
+        </w:rPr>
+        <w:t>js</w:t>
+      </w:r>
+      <w:proofErr w:type="spellEnd"/>
+      <w:r>
+        <w:rPr>
+          <w:rFonts w:asciiTheme="majorBidi" w:hAnsiTheme="majorBidi" w:cstheme="majorBidi"/>
+          <w:szCs w:val="24"/>
+        </w:rPr>
+        <w:t xml:space="preserve">/app.js) that renders all analytics with </w:t>
+      </w:r>
+      <w:proofErr w:type="spellStart"/>
+      <w:r>
+        <w:rPr>
+          <w:rFonts w:asciiTheme="majorBidi" w:hAnsiTheme="majorBidi" w:cstheme="majorBidi"/>
+          <w:szCs w:val="24"/>
+        </w:rPr>
+        <w:t>Plotly</w:t>
+      </w:r>
+      <w:proofErr w:type="spellEnd"/>
+      <w:r>
+        <w:rPr>
+          <w:rFonts w:asciiTheme="majorBidi" w:hAnsiTheme="majorBidi" w:cstheme="majorBidi"/>
+          <w:szCs w:val="24"/>
+        </w:rPr>
+        <w:t xml:space="preserve">. The service layer is the </w:t>
+      </w:r>
+      <w:proofErr w:type="spellStart"/>
+      <w:r>
+        <w:rPr>
+          <w:rFonts w:asciiTheme="majorBidi" w:hAnsiTheme="majorBidi" w:cstheme="majorBidi"/>
+          <w:szCs w:val="24"/>
+        </w:rPr>
+        <w:t>FastAPI</w:t>
+      </w:r>
+      <w:proofErr w:type="spellEnd"/>
+      <w:r>
+        <w:rPr>
+          <w:rFonts w:asciiTheme="majorBidi" w:hAnsiTheme="majorBidi" w:cstheme="majorBidi"/>
+          <w:szCs w:val="24"/>
+        </w:rPr>
+        <w:t xml:space="preserve"> application built by </w:t>
+      </w:r>
+      <w:proofErr w:type="spellStart"/>
+      <w:proofErr w:type="gramStart"/>
+      <w:r>
+        <w:rPr>
+          <w:rFonts w:asciiTheme="majorBidi" w:hAnsiTheme="majorBidi" w:cstheme="majorBidi"/>
+          <w:szCs w:val="24"/>
+        </w:rPr>
+        <w:t>fyp_shared.api.create</w:t>
+      </w:r>
+      <w:proofErr w:type="gramEnd"/>
+      <w:r>
+        <w:rPr>
+          <w:rFonts w:asciiTheme="majorBidi" w:hAnsiTheme="majorBidi" w:cstheme="majorBidi"/>
+          <w:szCs w:val="24"/>
+        </w:rPr>
+        <w:t>_app</w:t>
+      </w:r>
+      <w:proofErr w:type="spellEnd"/>
+      <w:r>
+        <w:rPr>
+          <w:rFonts w:asciiTheme="majorBidi" w:hAnsiTheme="majorBidi" w:cstheme="majorBidi"/>
+          <w:szCs w:val="24"/>
+        </w:rPr>
+        <w:t>, which serves the generated results and handles prediction requests with permissive CORS for localhost.</w:t>
       </w:r>
     </w:p>
     <w:p>
@@ -7073,7 +7324,7 @@
           <w:rFonts w:asciiTheme="majorBidi" w:hAnsiTheme="majorBidi" w:cstheme="majorBidi"/>
           <w:szCs w:val="24"/>
         </w:rPr>
-        <w:t>The system supports analytics layer for Markov based modeling. Operationally, it enables data layer for raw files, features, and model artifacts.</w:t>
+        <w:t>The analytics layer is the Python pipeline that performs within-course standardization, Gaussian-mixture state assignment, sequence construction, and Ward trajectory clustering. The data layer is the local file system: the raw input CSV, the processed CSVs under data/processed, and the generated artifacts under outputs/backend.</w:t>
       </w:r>
     </w:p>
     <w:p>
@@ -7090,14 +7341,7 @@
           <w:rFonts w:asciiTheme="majorBidi" w:hAnsiTheme="majorBidi" w:cstheme="majorBidi"/>
           <w:szCs w:val="24"/>
         </w:rPr>
-        <w:t xml:space="preserve">It requires shared </w:t>
-      </w:r>
-      <w:r>
-        <w:rPr>
-          <w:rFonts w:asciiTheme="majorBidi" w:hAnsiTheme="majorBidi" w:cstheme="majorBidi"/>
-          <w:szCs w:val="24"/>
-        </w:rPr>
-        <w:t>metadata services for lineage and monitoring.</w:t>
+        <w:t>No shared metadata service, message queue, or object store is used; the layers are coupled only through files and local HTTP.</w:t>
       </w:r>
     </w:p>
     <w:p>
@@ -7114,7 +7358,7 @@
           <w:noProof/>
         </w:rPr>
         <w:drawing>
-          <wp:inline distT="0" distB="0" distL="0" distR="0" wp14:anchorId="3D536144" wp14:editId="42C74A2A">
+          <wp:inline distT="0" distB="0" distL="0" distR="0" wp14:anchorId="0E514B27" wp14:editId="5FBCE218">
             <wp:extent cx="5943600" cy="3566160"/>
             <wp:effectExtent l="0" t="0" r="0" b="0"/>
             <wp:docPr id="3" name="Picture 3"/>
@@ -7163,7 +7407,7 @@
           <w:rFonts w:asciiTheme="majorBidi" w:hAnsiTheme="majorBidi" w:cstheme="majorBidi"/>
           <w:i/>
         </w:rPr>
-        <w:t>Figure 3. Component architecture by layer.</w:t>
+        <w:t>Figure 3. Component architecture grouped into presentation, service, analytics, and data layers.</w:t>
       </w:r>
     </w:p>
     <w:p>
@@ -7175,7 +7419,7 @@
           <w:rFonts w:asciiTheme="majorBidi" w:hAnsiTheme="majorBidi"/>
         </w:rPr>
       </w:pPr>
-      <w:bookmarkStart w:id="12" w:name="_Toc218899624"/>
+      <w:bookmarkStart w:id="12" w:name="_Toc231335650"/>
       <w:r>
         <w:rPr>
           <w:rFonts w:asciiTheme="majorBidi" w:hAnsiTheme="majorBidi"/>
@@ -7259,7 +7503,7 @@
               <w:rPr>
                 <w:rFonts w:asciiTheme="majorBidi" w:hAnsiTheme="majorBidi" w:cstheme="majorBidi"/>
               </w:rPr>
-              <w:t>Data Storage</w:t>
+              <w:t>Frontend</w:t>
             </w:r>
           </w:p>
         </w:tc>
@@ -7279,7 +7523,21 @@
               <w:rPr>
                 <w:rFonts w:asciiTheme="majorBidi" w:hAnsiTheme="majorBidi" w:cstheme="majorBidi"/>
               </w:rPr>
-              <w:t>Relational metadata store and object storage</w:t>
+              <w:t>HTML5, CSS3, vanilla JavaScript (ES2020+), Plotly.js (</w:t>
+            </w:r>
+            <w:proofErr w:type="spellStart"/>
+            <w:r>
+              <w:rPr>
+                <w:rFonts w:asciiTheme="majorBidi" w:hAnsiTheme="majorBidi" w:cstheme="majorBidi"/>
+              </w:rPr>
+              <w:t>vendored</w:t>
+            </w:r>
+            <w:proofErr w:type="spellEnd"/>
+            <w:r>
+              <w:rPr>
+                <w:rFonts w:asciiTheme="majorBidi" w:hAnsiTheme="majorBidi" w:cstheme="majorBidi"/>
+              </w:rPr>
+              <w:t>)</w:t>
             </w:r>
           </w:p>
         </w:tc>
@@ -7301,7 +7559,7 @@
               <w:rPr>
                 <w:rFonts w:asciiTheme="majorBidi" w:hAnsiTheme="majorBidi" w:cstheme="majorBidi"/>
               </w:rPr>
-              <w:t>Analytics</w:t>
+              <w:t>Backend / API</w:t>
             </w:r>
           </w:p>
         </w:tc>
@@ -7321,13 +7579,35 @@
               <w:rPr>
                 <w:rFonts w:asciiTheme="majorBidi" w:hAnsiTheme="majorBidi" w:cstheme="majorBidi"/>
               </w:rPr>
-              <w:t>Python</w:t>
-            </w:r>
-            <w:r>
-              <w:rPr>
-                <w:rFonts w:asciiTheme="majorBidi" w:hAnsiTheme="majorBidi" w:cstheme="majorBidi"/>
-              </w:rPr>
-              <w:t xml:space="preserve"> for sequence models and evaluation</w:t>
+              <w:t xml:space="preserve">Python 3.11+, </w:t>
+            </w:r>
+            <w:proofErr w:type="spellStart"/>
+            <w:r>
+              <w:rPr>
+                <w:rFonts w:asciiTheme="majorBidi" w:hAnsiTheme="majorBidi" w:cstheme="majorBidi"/>
+              </w:rPr>
+              <w:t>FastAPI</w:t>
+            </w:r>
+            <w:proofErr w:type="spellEnd"/>
+            <w:r>
+              <w:rPr>
+                <w:rFonts w:asciiTheme="majorBidi" w:hAnsiTheme="majorBidi" w:cstheme="majorBidi"/>
+              </w:rPr>
+              <w:t xml:space="preserve">, served by </w:t>
+            </w:r>
+            <w:proofErr w:type="spellStart"/>
+            <w:r>
+              <w:rPr>
+                <w:rFonts w:asciiTheme="majorBidi" w:hAnsiTheme="majorBidi" w:cstheme="majorBidi"/>
+              </w:rPr>
+              <w:t>uvicorn</w:t>
+            </w:r>
+            <w:proofErr w:type="spellEnd"/>
+            <w:r>
+              <w:rPr>
+                <w:rFonts w:asciiTheme="majorBidi" w:hAnsiTheme="majorBidi" w:cstheme="majorBidi"/>
+              </w:rPr>
+              <w:t xml:space="preserve"> on 127.0.0.1:9511</w:t>
             </w:r>
           </w:p>
         </w:tc>
@@ -7349,7 +7629,7 @@
               <w:rPr>
                 <w:rFonts w:asciiTheme="majorBidi" w:hAnsiTheme="majorBidi" w:cstheme="majorBidi"/>
               </w:rPr>
-              <w:t>Orchestration</w:t>
+              <w:t>Analytics</w:t>
             </w:r>
           </w:p>
         </w:tc>
@@ -7369,13 +7649,35 @@
               <w:rPr>
                 <w:rFonts w:asciiTheme="majorBidi" w:hAnsiTheme="majorBidi" w:cstheme="majorBidi"/>
               </w:rPr>
-              <w:t>Pytho</w:t>
-            </w:r>
-            <w:r>
-              <w:rPr>
-                <w:rFonts w:asciiTheme="majorBidi" w:hAnsiTheme="majorBidi" w:cstheme="majorBidi"/>
-              </w:rPr>
-              <w:t>n jobs and scheduler</w:t>
+              <w:t>pandas, NumPy, scikit-learn (</w:t>
+            </w:r>
+            <w:proofErr w:type="spellStart"/>
+            <w:r>
+              <w:rPr>
+                <w:rFonts w:asciiTheme="majorBidi" w:hAnsiTheme="majorBidi" w:cstheme="majorBidi"/>
+              </w:rPr>
+              <w:t>GaussianMixture</w:t>
+            </w:r>
+            <w:proofErr w:type="spellEnd"/>
+            <w:r>
+              <w:rPr>
+                <w:rFonts w:asciiTheme="majorBidi" w:hAnsiTheme="majorBidi" w:cstheme="majorBidi"/>
+              </w:rPr>
+              <w:t xml:space="preserve">, </w:t>
+            </w:r>
+            <w:proofErr w:type="spellStart"/>
+            <w:r>
+              <w:rPr>
+                <w:rFonts w:asciiTheme="majorBidi" w:hAnsiTheme="majorBidi" w:cstheme="majorBidi"/>
+              </w:rPr>
+              <w:t>AgglomerativeClustering</w:t>
+            </w:r>
+            <w:proofErr w:type="spellEnd"/>
+            <w:r>
+              <w:rPr>
+                <w:rFonts w:asciiTheme="majorBidi" w:hAnsiTheme="majorBidi" w:cstheme="majorBidi"/>
+              </w:rPr>
+              <w:t>)</w:t>
             </w:r>
           </w:p>
         </w:tc>
@@ -7397,7 +7699,7 @@
               <w:rPr>
                 <w:rFonts w:asciiTheme="majorBidi" w:hAnsiTheme="majorBidi" w:cstheme="majorBidi"/>
               </w:rPr>
-              <w:t>API</w:t>
+              <w:t>Notebook</w:t>
             </w:r>
           </w:p>
         </w:tc>
@@ -7413,11 +7715,33 @@
                 <w:rFonts w:asciiTheme="majorBidi" w:hAnsiTheme="majorBidi" w:cstheme="majorBidi"/>
               </w:rPr>
             </w:pPr>
-            <w:r>
-              <w:rPr>
-                <w:rFonts w:asciiTheme="majorBidi" w:hAnsiTheme="majorBidi" w:cstheme="majorBidi"/>
-              </w:rPr>
-              <w:t>REST JSON services</w:t>
+            <w:proofErr w:type="spellStart"/>
+            <w:r>
+              <w:rPr>
+                <w:rFonts w:asciiTheme="majorBidi" w:hAnsiTheme="majorBidi" w:cstheme="majorBidi"/>
+              </w:rPr>
+              <w:t>Jupyter</w:t>
+            </w:r>
+            <w:proofErr w:type="spellEnd"/>
+            <w:r>
+              <w:rPr>
+                <w:rFonts w:asciiTheme="majorBidi" w:hAnsiTheme="majorBidi" w:cstheme="majorBidi"/>
+              </w:rPr>
+              <w:t>, Matplotlib, SciPy (</w:t>
+            </w:r>
+            <w:proofErr w:type="spellStart"/>
+            <w:r>
+              <w:rPr>
+                <w:rFonts w:asciiTheme="majorBidi" w:hAnsiTheme="majorBidi" w:cstheme="majorBidi"/>
+              </w:rPr>
+              <w:t>VaSSTra</w:t>
+            </w:r>
+            <w:proofErr w:type="spellEnd"/>
+            <w:r>
+              <w:rPr>
+                <w:rFonts w:asciiTheme="majorBidi" w:hAnsiTheme="majorBidi" w:cstheme="majorBidi"/>
+              </w:rPr>
+              <w:t xml:space="preserve"> + Markov reproduction)</w:t>
             </w:r>
           </w:p>
         </w:tc>
@@ -7439,7 +7763,7 @@
               <w:rPr>
                 <w:rFonts w:asciiTheme="majorBidi" w:hAnsiTheme="majorBidi" w:cstheme="majorBidi"/>
               </w:rPr>
-              <w:t>UI</w:t>
+              <w:t>Storage</w:t>
             </w:r>
           </w:p>
         </w:tc>
@@ -7459,7 +7783,7 @@
               <w:rPr>
                 <w:rFonts w:asciiTheme="majorBidi" w:hAnsiTheme="majorBidi" w:cstheme="majorBidi"/>
               </w:rPr>
-              <w:t>Web dashboards and reports</w:t>
+              <w:t>Local file system — CSV input and CSV/JSON outputs (no database)</w:t>
             </w:r>
           </w:p>
         </w:tc>
@@ -7474,7 +7798,7 @@
           <w:rFonts w:asciiTheme="majorBidi" w:hAnsiTheme="majorBidi"/>
         </w:rPr>
       </w:pPr>
-      <w:bookmarkStart w:id="13" w:name="_Toc218899625"/>
+      <w:bookmarkStart w:id="13" w:name="_Toc231335651"/>
       <w:r>
         <w:rPr>
           <w:rFonts w:asciiTheme="majorBidi" w:hAnsiTheme="majorBidi"/>
@@ -7558,7 +7882,7 @@
               <w:rPr>
                 <w:rFonts w:asciiTheme="majorBidi" w:hAnsiTheme="majorBidi" w:cstheme="majorBidi"/>
               </w:rPr>
-              <w:t>Ingestion</w:t>
+              <w:t>run_vasstra_pipeline.py</w:t>
             </w:r>
           </w:p>
         </w:tc>
@@ -7578,8 +7902,32 @@
               <w:rPr>
                 <w:rFonts w:asciiTheme="majorBidi" w:hAnsiTheme="majorBidi" w:cstheme="majorBidi"/>
               </w:rPr>
-              <w:t>Load and validate LMS and SIS extracts</w:t>
-            </w:r>
+              <w:t xml:space="preserve">Offline </w:t>
+            </w:r>
+            <w:proofErr w:type="spellStart"/>
+            <w:r>
+              <w:rPr>
+                <w:rFonts w:asciiTheme="majorBidi" w:hAnsiTheme="majorBidi" w:cstheme="majorBidi"/>
+              </w:rPr>
+              <w:t>VaSSTra</w:t>
+            </w:r>
+            <w:proofErr w:type="spellEnd"/>
+            <w:r>
+              <w:rPr>
+                <w:rFonts w:asciiTheme="majorBidi" w:hAnsiTheme="majorBidi" w:cstheme="majorBidi"/>
+              </w:rPr>
+              <w:t xml:space="preserve"> pipeline; writes CSV artifacts and </w:t>
+            </w:r>
+            <w:proofErr w:type="spellStart"/>
+            <w:proofErr w:type="gramStart"/>
+            <w:r>
+              <w:rPr>
+                <w:rFonts w:asciiTheme="majorBidi" w:hAnsiTheme="majorBidi" w:cstheme="majorBidi"/>
+              </w:rPr>
+              <w:t>dashboard.json</w:t>
+            </w:r>
+            <w:proofErr w:type="spellEnd"/>
+            <w:proofErr w:type="gramEnd"/>
           </w:p>
         </w:tc>
       </w:tr>
@@ -7596,14 +7944,12 @@
                 <w:rFonts w:asciiTheme="majorBidi" w:hAnsiTheme="majorBidi" w:cstheme="majorBidi"/>
               </w:rPr>
             </w:pPr>
-            <w:proofErr w:type="spellStart"/>
-            <w:r>
-              <w:rPr>
-                <w:rFonts w:asciiTheme="majorBidi" w:hAnsiTheme="majorBidi" w:cstheme="majorBidi"/>
-              </w:rPr>
-              <w:t>Sessionization</w:t>
-            </w:r>
-            <w:proofErr w:type="spellEnd"/>
+            <w:r>
+              <w:rPr>
+                <w:rFonts w:asciiTheme="majorBidi" w:hAnsiTheme="majorBidi" w:cstheme="majorBidi"/>
+              </w:rPr>
+              <w:t>api.py</w:t>
+            </w:r>
           </w:p>
         </w:tc>
         <w:tc>
@@ -7618,11 +7964,19 @@
                 <w:rFonts w:asciiTheme="majorBidi" w:hAnsiTheme="majorBidi" w:cstheme="majorBidi"/>
               </w:rPr>
             </w:pPr>
-            <w:r>
-              <w:rPr>
-                <w:rFonts w:asciiTheme="majorBidi" w:hAnsiTheme="majorBidi" w:cstheme="majorBidi"/>
-              </w:rPr>
-              <w:t>Create sessions and sequences</w:t>
+            <w:proofErr w:type="spellStart"/>
+            <w:r>
+              <w:rPr>
+                <w:rFonts w:asciiTheme="majorBidi" w:hAnsiTheme="majorBidi" w:cstheme="majorBidi"/>
+              </w:rPr>
+              <w:t>FastAPI</w:t>
+            </w:r>
+            <w:proofErr w:type="spellEnd"/>
+            <w:r>
+              <w:rPr>
+                <w:rFonts w:asciiTheme="majorBidi" w:hAnsiTheme="majorBidi" w:cstheme="majorBidi"/>
+              </w:rPr>
+              <w:t xml:space="preserve"> app; /predict matches a state sequence to the closest trajectory</w:t>
             </w:r>
           </w:p>
         </w:tc>
@@ -7640,12 +7994,14 @@
                 <w:rFonts w:asciiTheme="majorBidi" w:hAnsiTheme="majorBidi" w:cstheme="majorBidi"/>
               </w:rPr>
             </w:pPr>
-            <w:r>
-              <w:rPr>
-                <w:rFonts w:asciiTheme="majorBidi" w:hAnsiTheme="majorBidi" w:cstheme="majorBidi"/>
-              </w:rPr>
-              <w:t>Feature Engineering</w:t>
-            </w:r>
+            <w:proofErr w:type="spellStart"/>
+            <w:r>
+              <w:rPr>
+                <w:rFonts w:asciiTheme="majorBidi" w:hAnsiTheme="majorBidi" w:cstheme="majorBidi"/>
+              </w:rPr>
+              <w:t>fyp_shared.api</w:t>
+            </w:r>
+            <w:proofErr w:type="spellEnd"/>
           </w:p>
         </w:tc>
         <w:tc>
@@ -7664,13 +8020,7 @@
               <w:rPr>
                 <w:rFonts w:asciiTheme="majorBidi" w:hAnsiTheme="majorBidi" w:cstheme="majorBidi"/>
               </w:rPr>
-              <w:t xml:space="preserve">Compute derived </w:t>
-            </w:r>
-            <w:r>
-              <w:rPr>
-                <w:rFonts w:asciiTheme="majorBidi" w:hAnsiTheme="majorBidi" w:cstheme="majorBidi"/>
-              </w:rPr>
-              <w:t>engagement features</w:t>
+              <w:t>Shared factory wiring /health, /schema, /predict and CORS</w:t>
             </w:r>
           </w:p>
         </w:tc>
@@ -7692,7 +8042,21 @@
               <w:rPr>
                 <w:rFonts w:asciiTheme="majorBidi" w:hAnsiTheme="majorBidi" w:cstheme="majorBidi"/>
               </w:rPr>
-              <w:t>Model Training</w:t>
+              <w:t>frontend/</w:t>
+            </w:r>
+            <w:proofErr w:type="spellStart"/>
+            <w:r>
+              <w:rPr>
+                <w:rFonts w:asciiTheme="majorBidi" w:hAnsiTheme="majorBidi" w:cstheme="majorBidi"/>
+              </w:rPr>
+              <w:t>js</w:t>
+            </w:r>
+            <w:proofErr w:type="spellEnd"/>
+            <w:r>
+              <w:rPr>
+                <w:rFonts w:asciiTheme="majorBidi" w:hAnsiTheme="majorBidi" w:cstheme="majorBidi"/>
+              </w:rPr>
+              <w:t>/app.js</w:t>
             </w:r>
           </w:p>
         </w:tc>
@@ -7712,7 +8076,37 @@
               <w:rPr>
                 <w:rFonts w:asciiTheme="majorBidi" w:hAnsiTheme="majorBidi" w:cstheme="majorBidi"/>
               </w:rPr>
-              <w:t>Fit Markov family models</w:t>
+              <w:t xml:space="preserve">Loads </w:t>
+            </w:r>
+            <w:proofErr w:type="spellStart"/>
+            <w:proofErr w:type="gramStart"/>
+            <w:r>
+              <w:rPr>
+                <w:rFonts w:asciiTheme="majorBidi" w:hAnsiTheme="majorBidi" w:cstheme="majorBidi"/>
+              </w:rPr>
+              <w:t>dashboard.json</w:t>
+            </w:r>
+            <w:proofErr w:type="spellEnd"/>
+            <w:proofErr w:type="gramEnd"/>
+            <w:r>
+              <w:rPr>
+                <w:rFonts w:asciiTheme="majorBidi" w:hAnsiTheme="majorBidi" w:cstheme="majorBidi"/>
+              </w:rPr>
+              <w:t xml:space="preserve">, renders </w:t>
+            </w:r>
+            <w:proofErr w:type="spellStart"/>
+            <w:r>
+              <w:rPr>
+                <w:rFonts w:asciiTheme="majorBidi" w:hAnsiTheme="majorBidi" w:cstheme="majorBidi"/>
+              </w:rPr>
+              <w:t>Plotly</w:t>
+            </w:r>
+            <w:proofErr w:type="spellEnd"/>
+            <w:r>
+              <w:rPr>
+                <w:rFonts w:asciiTheme="majorBidi" w:hAnsiTheme="majorBidi" w:cstheme="majorBidi"/>
+              </w:rPr>
+              <w:t xml:space="preserve"> charts, drives the manual demo</w:t>
             </w:r>
           </w:p>
         </w:tc>
@@ -7734,8 +8128,16 @@
               <w:rPr>
                 <w:rFonts w:asciiTheme="majorBidi" w:hAnsiTheme="majorBidi" w:cstheme="majorBidi"/>
               </w:rPr>
-              <w:t>Scoring</w:t>
-            </w:r>
+              <w:t>notebook/</w:t>
+            </w:r>
+            <w:proofErr w:type="spellStart"/>
+            <w:r>
+              <w:rPr>
+                <w:rFonts w:asciiTheme="majorBidi" w:hAnsiTheme="majorBidi" w:cstheme="majorBidi"/>
+              </w:rPr>
+              <w:t>vasstra_python.ipynb</w:t>
+            </w:r>
+            <w:proofErr w:type="spellEnd"/>
           </w:p>
         </w:tc>
         <w:tc>
@@ -7754,7 +8156,21 @@
               <w:rPr>
                 <w:rFonts w:asciiTheme="majorBidi" w:hAnsiTheme="majorBidi" w:cstheme="majorBidi"/>
               </w:rPr>
-              <w:t>Apply models to new cohorts</w:t>
+              <w:t xml:space="preserve">Step-by-step </w:t>
+            </w:r>
+            <w:proofErr w:type="spellStart"/>
+            <w:r>
+              <w:rPr>
+                <w:rFonts w:asciiTheme="majorBidi" w:hAnsiTheme="majorBidi" w:cstheme="majorBidi"/>
+              </w:rPr>
+              <w:t>VaSSTra</w:t>
+            </w:r>
+            <w:proofErr w:type="spellEnd"/>
+            <w:r>
+              <w:rPr>
+                <w:rFonts w:asciiTheme="majorBidi" w:hAnsiTheme="majorBidi" w:cstheme="majorBidi"/>
+              </w:rPr>
+              <w:t xml:space="preserve"> and Markov-transition reproduction</w:t>
             </w:r>
           </w:p>
         </w:tc>
@@ -7776,7 +8192,7 @@
               <w:rPr>
                 <w:rFonts w:asciiTheme="majorBidi" w:hAnsiTheme="majorBidi" w:cstheme="majorBidi"/>
               </w:rPr>
-              <w:t>Reporting</w:t>
+              <w:t>run/*.ps1, run/*.bat</w:t>
             </w:r>
           </w:p>
         </w:tc>
@@ -7796,7 +8212,7 @@
               <w:rPr>
                 <w:rFonts w:asciiTheme="majorBidi" w:hAnsiTheme="majorBidi" w:cstheme="majorBidi"/>
               </w:rPr>
-              <w:t>Create dashboards and exports</w:t>
+              <w:t>Launchers for the pipeline, backend, frontend, notebook, and full project</w:t>
             </w:r>
           </w:p>
         </w:tc>
@@ -7808,7 +8224,7 @@
         <w:spacing w:after="240" w:line="360" w:lineRule="auto"/>
         <w:jc w:val="both"/>
       </w:pPr>
-      <w:bookmarkStart w:id="14" w:name="_Toc218899626"/>
+      <w:bookmarkStart w:id="14" w:name="_Toc231335652"/>
       <w:r>
         <w:t>4</w:t>
       </w:r>
@@ -7826,7 +8242,7 @@
           <w:rFonts w:asciiTheme="majorBidi" w:hAnsiTheme="majorBidi"/>
         </w:rPr>
       </w:pPr>
-      <w:bookmarkStart w:id="15" w:name="_Toc218899627"/>
+      <w:bookmarkStart w:id="15" w:name="_Toc231335653"/>
       <w:r>
         <w:rPr>
           <w:rFonts w:asciiTheme="majorBidi" w:hAnsiTheme="majorBidi"/>
@@ -7868,7 +8284,7 @@
               <w:rPr>
                 <w:rFonts w:asciiTheme="majorBidi" w:hAnsiTheme="majorBidi" w:cstheme="majorBidi"/>
               </w:rPr>
-              <w:t>Entity</w:t>
+              <w:t>Entity / Artifact</w:t>
             </w:r>
           </w:p>
         </w:tc>
@@ -7910,7 +8326,7 @@
               <w:rPr>
                 <w:rFonts w:asciiTheme="majorBidi" w:hAnsiTheme="majorBidi" w:cstheme="majorBidi"/>
               </w:rPr>
-              <w:t>User</w:t>
+              <w:t>Raw record</w:t>
             </w:r>
           </w:p>
         </w:tc>
@@ -7930,7 +8346,7 @@
               <w:rPr>
                 <w:rFonts w:asciiTheme="majorBidi" w:hAnsiTheme="majorBidi" w:cstheme="majorBidi"/>
               </w:rPr>
-              <w:t xml:space="preserve">Learner or participant with </w:t>
+              <w:t>One CSV row: a student (</w:t>
             </w:r>
             <w:proofErr w:type="spellStart"/>
             <w:r>
@@ -7940,6 +8356,26 @@
               <w:t>UserID</w:t>
             </w:r>
             <w:proofErr w:type="spellEnd"/>
+            <w:r>
+              <w:rPr>
+                <w:rFonts w:asciiTheme="majorBidi" w:hAnsiTheme="majorBidi" w:cstheme="majorBidi"/>
+              </w:rPr>
+              <w:t>) in one course (</w:t>
+            </w:r>
+            <w:proofErr w:type="spellStart"/>
+            <w:r>
+              <w:rPr>
+                <w:rFonts w:asciiTheme="majorBidi" w:hAnsiTheme="majorBidi" w:cstheme="majorBidi"/>
+              </w:rPr>
+              <w:t>CourseID</w:t>
+            </w:r>
+            <w:proofErr w:type="spellEnd"/>
+            <w:r>
+              <w:rPr>
+                <w:rFonts w:asciiTheme="majorBidi" w:hAnsiTheme="majorBidi" w:cstheme="majorBidi"/>
+              </w:rPr>
+              <w:t>) at one time point (Sequence)</w:t>
+            </w:r>
           </w:p>
         </w:tc>
       </w:tr>
@@ -7960,7 +8396,7 @@
               <w:rPr>
                 <w:rFonts w:asciiTheme="majorBidi" w:hAnsiTheme="majorBidi" w:cstheme="majorBidi"/>
               </w:rPr>
-              <w:t>Course</w:t>
+              <w:t>State assignment</w:t>
             </w:r>
           </w:p>
         </w:tc>
@@ -7980,16 +8416,8 @@
               <w:rPr>
                 <w:rFonts w:asciiTheme="majorBidi" w:hAnsiTheme="majorBidi" w:cstheme="majorBidi"/>
               </w:rPr>
-              <w:t xml:space="preserve">Course metadata with </w:t>
-            </w:r>
-            <w:proofErr w:type="spellStart"/>
-            <w:r>
-              <w:rPr>
-                <w:rFonts w:asciiTheme="majorBidi" w:hAnsiTheme="majorBidi" w:cstheme="majorBidi"/>
-              </w:rPr>
-              <w:t>CourseID</w:t>
-            </w:r>
-            <w:proofErr w:type="spellEnd"/>
+              <w:t>A raw record labelled with its engagement State (Disengaged/Average/Active) and probabilities</w:t>
+            </w:r>
           </w:p>
         </w:tc>
       </w:tr>
@@ -8006,14 +8434,12 @@
                 <w:rFonts w:asciiTheme="majorBidi" w:hAnsiTheme="majorBidi" w:cstheme="majorBidi"/>
               </w:rPr>
             </w:pPr>
-            <w:proofErr w:type="spellStart"/>
-            <w:r>
-              <w:rPr>
-                <w:rFonts w:asciiTheme="majorBidi" w:hAnsiTheme="majorBidi" w:cstheme="majorBidi"/>
-              </w:rPr>
-              <w:t>EngagementSequence</w:t>
-            </w:r>
-            <w:proofErr w:type="spellEnd"/>
+            <w:r>
+              <w:rPr>
+                <w:rFonts w:asciiTheme="majorBidi" w:hAnsiTheme="majorBidi" w:cstheme="majorBidi"/>
+              </w:rPr>
+              <w:t>State sequence</w:t>
+            </w:r>
           </w:p>
         </w:tc>
         <w:tc>
@@ -8032,7 +8458,21 @@
               <w:rPr>
                 <w:rFonts w:asciiTheme="majorBidi" w:hAnsiTheme="majorBidi" w:cstheme="majorBidi"/>
               </w:rPr>
-              <w:t>Ordered engagement states by user and course</w:t>
+              <w:t>One row per student: the ordered states step_</w:t>
+            </w:r>
+            <w:proofErr w:type="gramStart"/>
+            <w:r>
+              <w:rPr>
+                <w:rFonts w:asciiTheme="majorBidi" w:hAnsiTheme="majorBidi" w:cstheme="majorBidi"/>
+              </w:rPr>
+              <w:t>1..</w:t>
+            </w:r>
+            <w:proofErr w:type="gramEnd"/>
+            <w:r>
+              <w:rPr>
+                <w:rFonts w:asciiTheme="majorBidi" w:hAnsiTheme="majorBidi" w:cstheme="majorBidi"/>
+              </w:rPr>
+              <w:t>step_8</w:t>
             </w:r>
           </w:p>
         </w:tc>
@@ -8050,14 +8490,12 @@
                 <w:rFonts w:asciiTheme="majorBidi" w:hAnsiTheme="majorBidi" w:cstheme="majorBidi"/>
               </w:rPr>
             </w:pPr>
-            <w:proofErr w:type="spellStart"/>
-            <w:r>
-              <w:rPr>
-                <w:rFonts w:asciiTheme="majorBidi" w:hAnsiTheme="majorBidi" w:cstheme="majorBidi"/>
-              </w:rPr>
-              <w:t>FeatureSummary</w:t>
-            </w:r>
-            <w:proofErr w:type="spellEnd"/>
+            <w:r>
+              <w:rPr>
+                <w:rFonts w:asciiTheme="majorBidi" w:hAnsiTheme="majorBidi" w:cstheme="majorBidi"/>
+              </w:rPr>
+              <w:t>Trajectory</w:t>
+            </w:r>
           </w:p>
         </w:tc>
         <w:tc>
@@ -8076,7 +8514,7 @@
               <w:rPr>
                 <w:rFonts w:asciiTheme="majorBidi" w:hAnsiTheme="majorBidi" w:cstheme="majorBidi"/>
               </w:rPr>
-              <w:t>Derived metrics for each sequence</w:t>
+              <w:t>A Ward cluster of similar state sequences, with a prototype path and label</w:t>
             </w:r>
           </w:p>
         </w:tc>
@@ -8094,14 +8532,12 @@
                 <w:rFonts w:asciiTheme="majorBidi" w:hAnsiTheme="majorBidi" w:cstheme="majorBidi"/>
               </w:rPr>
             </w:pPr>
-            <w:proofErr w:type="spellStart"/>
-            <w:r>
-              <w:rPr>
-                <w:rFonts w:asciiTheme="majorBidi" w:hAnsiTheme="majorBidi" w:cstheme="majorBidi"/>
-              </w:rPr>
-              <w:t>ModelRun</w:t>
-            </w:r>
-            <w:proofErr w:type="spellEnd"/>
+            <w:r>
+              <w:rPr>
+                <w:rFonts w:asciiTheme="majorBidi" w:hAnsiTheme="majorBidi" w:cstheme="majorBidi"/>
+              </w:rPr>
+              <w:t>Trajectory profile</w:t>
+            </w:r>
           </w:p>
         </w:tc>
         <w:tc>
@@ -8120,7 +8556,7 @@
               <w:rPr>
                 <w:rFonts w:asciiTheme="majorBidi" w:hAnsiTheme="majorBidi" w:cstheme="majorBidi"/>
               </w:rPr>
-              <w:t>Model training run with parameters</w:t>
+              <w:t>Per-trajectory size, prototype, state shares, and mean final grade</w:t>
             </w:r>
           </w:p>
         </w:tc>
@@ -8138,14 +8574,12 @@
                 <w:rFonts w:asciiTheme="majorBidi" w:hAnsiTheme="majorBidi" w:cstheme="majorBidi"/>
               </w:rPr>
             </w:pPr>
-            <w:proofErr w:type="spellStart"/>
-            <w:r>
-              <w:rPr>
-                <w:rFonts w:asciiTheme="majorBidi" w:hAnsiTheme="majorBidi" w:cstheme="majorBidi"/>
-              </w:rPr>
-              <w:t>TransitionMatrix</w:t>
-            </w:r>
-            <w:proofErr w:type="spellEnd"/>
+            <w:r>
+              <w:rPr>
+                <w:rFonts w:asciiTheme="majorBidi" w:hAnsiTheme="majorBidi" w:cstheme="majorBidi"/>
+              </w:rPr>
+              <w:t>Markov matrix</w:t>
+            </w:r>
           </w:p>
         </w:tc>
         <w:tc>
@@ -8164,7 +8598,7 @@
               <w:rPr>
                 <w:rFonts w:asciiTheme="majorBidi" w:hAnsiTheme="majorBidi" w:cstheme="majorBidi"/>
               </w:rPr>
-              <w:t>State transition probabilities</w:t>
+              <w:t>First-order state-to-state transition probabilities derived from the sequences</w:t>
             </w:r>
           </w:p>
         </w:tc>
@@ -8179,7 +8613,7 @@
           <w:rFonts w:asciiTheme="majorBidi" w:hAnsiTheme="majorBidi"/>
         </w:rPr>
       </w:pPr>
-      <w:bookmarkStart w:id="16" w:name="_Toc218899628"/>
+      <w:bookmarkStart w:id="16" w:name="_Toc231335654"/>
       <w:r>
         <w:rPr>
           <w:rFonts w:asciiTheme="majorBidi" w:hAnsiTheme="majorBidi"/>
@@ -8190,13 +8624,7 @@
         <w:rPr>
           <w:rFonts w:asciiTheme="majorBidi" w:hAnsiTheme="majorBidi"/>
         </w:rPr>
-        <w:t xml:space="preserve">.2 Data </w:t>
-      </w:r>
-      <w:r>
-        <w:rPr>
-          <w:rFonts w:asciiTheme="majorBidi" w:hAnsiTheme="majorBidi"/>
-        </w:rPr>
-        <w:t>Relationships (ER Diagram)</w:t>
+        <w:t>.2 Data Relationships (ER Diagram)</w:t>
       </w:r>
       <w:bookmarkEnd w:id="16"/>
     </w:p>
@@ -8212,7 +8640,7 @@
         <w:rPr>
           <w:rFonts w:asciiTheme="majorBidi" w:hAnsiTheme="majorBidi" w:cstheme="majorBidi"/>
         </w:rPr>
-        <w:t>This section covers users map to multiple courses and sequences. The design includes sequences link to feature summaries for modeling.</w:t>
+        <w:t>Each student has one engagement record per weekly time point. After state assignment, the records for a student form a single eight-step state sequence; sequences are then clustered into trajectories.</w:t>
       </w:r>
     </w:p>
     <w:p>
@@ -8227,13 +8655,35 @@
         <w:rPr>
           <w:rFonts w:asciiTheme="majorBidi" w:hAnsiTheme="majorBidi" w:cstheme="majorBidi"/>
         </w:rPr>
-        <w:t>The system supports model runs store transition matrices and metrics. Operationally, it enable</w:t>
-      </w:r>
-      <w:r>
-        <w:rPr>
-          <w:rFonts w:asciiTheme="majorBidi" w:hAnsiTheme="majorBidi" w:cstheme="majorBidi"/>
-        </w:rPr>
-        <w:t>s model artifacts are versioned to support comparison.</w:t>
+        <w:t xml:space="preserve">Each trajectory aggregates the students assigned to it, </w:t>
+      </w:r>
+      <w:proofErr w:type="spellStart"/>
+      <w:r>
+        <w:rPr>
+          <w:rFonts w:asciiTheme="majorBidi" w:hAnsiTheme="majorBidi" w:cstheme="majorBidi"/>
+        </w:rPr>
+        <w:t>summarising</w:t>
+      </w:r>
+      <w:proofErr w:type="spellEnd"/>
+      <w:r>
+        <w:rPr>
+          <w:rFonts w:asciiTheme="majorBidi" w:hAnsiTheme="majorBidi" w:cstheme="majorBidi"/>
+        </w:rPr>
+        <w:t xml:space="preserve"> their dominant (prototype) state path, the share of time spent in each state, and the mean final grade. The generated artifacts are plain files, related by the </w:t>
+      </w:r>
+      <w:proofErr w:type="spellStart"/>
+      <w:r>
+        <w:rPr>
+          <w:rFonts w:asciiTheme="majorBidi" w:hAnsiTheme="majorBidi" w:cstheme="majorBidi"/>
+        </w:rPr>
+        <w:t>UserID</w:t>
+      </w:r>
+      <w:proofErr w:type="spellEnd"/>
+      <w:r>
+        <w:rPr>
+          <w:rFonts w:asciiTheme="majorBidi" w:hAnsiTheme="majorBidi" w:cstheme="majorBidi"/>
+        </w:rPr>
+        <w:t xml:space="preserve"> and trajectory keys rather than by a relational database.</w:t>
       </w:r>
     </w:p>
     <w:p>
@@ -8250,7 +8700,7 @@
           <w:noProof/>
         </w:rPr>
         <w:drawing>
-          <wp:inline distT="0" distB="0" distL="0" distR="0" wp14:anchorId="72750CA4" wp14:editId="0F72D230">
+          <wp:inline distT="0" distB="0" distL="0" distR="0" wp14:anchorId="6C3AA522" wp14:editId="20DDF134">
             <wp:extent cx="5943600" cy="3566160"/>
             <wp:effectExtent l="0" t="0" r="0" b="0"/>
             <wp:docPr id="4" name="Picture 4"/>
@@ -8299,7 +8749,25 @@
           <w:rFonts w:asciiTheme="majorBidi" w:hAnsiTheme="majorBidi" w:cstheme="majorBidi"/>
           <w:i/>
         </w:rPr>
-        <w:t>Figure 4. ER diagram for core entities.</w:t>
+        <w:t xml:space="preserve">Figure 4. Data model: how a raw record flows into state sequences, trajectories, and </w:t>
+      </w:r>
+      <w:proofErr w:type="spellStart"/>
+      <w:proofErr w:type="gramStart"/>
+      <w:r>
+        <w:rPr>
+          <w:rFonts w:asciiTheme="majorBidi" w:hAnsiTheme="majorBidi" w:cstheme="majorBidi"/>
+          <w:i/>
+        </w:rPr>
+        <w:t>dashboard.json</w:t>
+      </w:r>
+      <w:proofErr w:type="spellEnd"/>
+      <w:proofErr w:type="gramEnd"/>
+      <w:r>
+        <w:rPr>
+          <w:rFonts w:asciiTheme="majorBidi" w:hAnsiTheme="majorBidi" w:cstheme="majorBidi"/>
+          <w:i/>
+        </w:rPr>
+        <w:t>.</w:t>
       </w:r>
     </w:p>
     <w:p>
@@ -8311,18 +8779,12 @@
           <w:rFonts w:asciiTheme="majorBidi" w:hAnsiTheme="majorBidi"/>
         </w:rPr>
       </w:pPr>
-      <w:bookmarkStart w:id="17" w:name="_Toc218899629"/>
+      <w:bookmarkStart w:id="17" w:name="_Toc231335655"/>
       <w:r>
         <w:rPr>
           <w:rFonts w:asciiTheme="majorBidi" w:hAnsiTheme="majorBidi"/>
         </w:rPr>
-        <w:t>4</w:t>
-      </w:r>
-      <w:r>
-        <w:rPr>
-          <w:rFonts w:asciiTheme="majorBidi" w:hAnsiTheme="majorBidi"/>
-        </w:rPr>
-        <w:t>.3 Database Schema and Data Dictionary</w:t>
+        <w:t>4.3 Dataset Schema and Data Dictionary</w:t>
       </w:r>
       <w:bookmarkEnd w:id="17"/>
     </w:p>
@@ -8458,7 +8920,7 @@
               <w:rPr>
                 <w:rFonts w:asciiTheme="majorBidi" w:hAnsiTheme="majorBidi" w:cstheme="majorBidi"/>
               </w:rPr>
-              <w:t>Unique learner identifier</w:t>
+              <w:t>Anonymized learner identifier</w:t>
             </w:r>
           </w:p>
         </w:tc>
@@ -8522,7 +8984,7 @@
               <w:rPr>
                 <w:rFonts w:asciiTheme="majorBidi" w:hAnsiTheme="majorBidi" w:cstheme="majorBidi"/>
               </w:rPr>
-              <w:t>Unique course identifier</w:t>
+              <w:t>Anonymized course identifier</w:t>
             </w:r>
           </w:p>
         </w:tc>
@@ -8584,7 +9046,7 @@
               <w:rPr>
                 <w:rFonts w:asciiTheme="majorBidi" w:hAnsiTheme="majorBidi" w:cstheme="majorBidi"/>
               </w:rPr>
-              <w:t>Sequence index for a learner</w:t>
+              <w:t>Weekly time-point index (1–8)</w:t>
             </w:r>
           </w:p>
         </w:tc>
@@ -8648,7 +9110,7 @@
               <w:rPr>
                 <w:rFonts w:asciiTheme="majorBidi" w:hAnsiTheme="majorBidi" w:cstheme="majorBidi"/>
               </w:rPr>
-              <w:t>Count of course page views</w:t>
+              <w:t>Count of course-page views</w:t>
             </w:r>
           </w:p>
         </w:tc>
@@ -8968,7 +9430,7 @@
               <w:rPr>
                 <w:rFonts w:asciiTheme="majorBidi" w:hAnsiTheme="majorBidi" w:cstheme="majorBidi"/>
               </w:rPr>
-              <w:t>Regularity of lecture views</w:t>
+              <w:t>Regularity of lecture views (not used for clustering)</w:t>
             </w:r>
           </w:p>
         </w:tc>
@@ -9032,7 +9494,7 @@
               <w:rPr>
                 <w:rFonts w:asciiTheme="majorBidi" w:hAnsiTheme="majorBidi" w:cstheme="majorBidi"/>
               </w:rPr>
-              <w:t>Regularity of forum reading</w:t>
+              <w:t>Regularity of forum reading (not used for clustering)</w:t>
             </w:r>
           </w:p>
         </w:tc>
@@ -9096,7 +9558,7 @@
               <w:rPr>
                 <w:rFonts w:asciiTheme="majorBidi" w:hAnsiTheme="majorBidi" w:cstheme="majorBidi"/>
               </w:rPr>
-              <w:t>Regularity of forum posting</w:t>
+              <w:t>Regularity of forum posting (not used for clustering)</w:t>
             </w:r>
           </w:p>
         </w:tc>
@@ -9160,7 +9622,7 @@
               <w:rPr>
                 <w:rFonts w:asciiTheme="majorBidi" w:hAnsiTheme="majorBidi" w:cstheme="majorBidi"/>
               </w:rPr>
-              <w:t>Number of sessions</w:t>
+              <w:t>Number of learning sessions</w:t>
             </w:r>
           </w:p>
         </w:tc>
@@ -9224,7 +9686,7 @@
               <w:rPr>
                 <w:rFonts w:asciiTheme="majorBidi" w:hAnsiTheme="majorBidi" w:cstheme="majorBidi"/>
               </w:rPr>
-              <w:t>Total active duration in seconds</w:t>
+              <w:t>Total active duration (seconds)</w:t>
             </w:r>
           </w:p>
         </w:tc>
@@ -9352,7 +9814,7 @@
               <w:rPr>
                 <w:rFonts w:asciiTheme="majorBidi" w:hAnsiTheme="majorBidi" w:cstheme="majorBidi"/>
               </w:rPr>
-              <w:t>Final grade or score</w:t>
+              <w:t>Final course grade (analysis target)</w:t>
             </w:r>
           </w:p>
         </w:tc>
@@ -9367,24 +9829,12 @@
           <w:rFonts w:asciiTheme="majorBidi" w:hAnsiTheme="majorBidi"/>
         </w:rPr>
       </w:pPr>
-      <w:bookmarkStart w:id="18" w:name="_Toc218899630"/>
+      <w:bookmarkStart w:id="18" w:name="_Toc231335656"/>
       <w:r>
         <w:rPr>
           <w:rFonts w:asciiTheme="majorBidi" w:hAnsiTheme="majorBidi"/>
         </w:rPr>
-        <w:t>4</w:t>
-      </w:r>
-      <w:r>
-        <w:rPr>
-          <w:rFonts w:asciiTheme="majorBidi" w:hAnsiTheme="majorBidi"/>
-        </w:rPr>
-        <w:t xml:space="preserve">.4 </w:t>
-      </w:r>
-      <w:r>
-        <w:rPr>
-          <w:rFonts w:asciiTheme="majorBidi" w:hAnsiTheme="majorBidi"/>
-        </w:rPr>
-        <w:t>Database Schema and Data Dictionary</w:t>
+        <w:t>4.4 Storage and File Layout</w:t>
       </w:r>
       <w:bookmarkEnd w:id="18"/>
     </w:p>
@@ -9400,7 +9850,23 @@
         <w:rPr>
           <w:rFonts w:asciiTheme="majorBidi" w:hAnsiTheme="majorBidi" w:cstheme="majorBidi"/>
         </w:rPr>
-        <w:t>This describes the logical data design used to organize raw inputs, cleaned tables, and model artifacts. It ensures lineage from raw events to reporting outputs and clarifies where each processing stage is stored.</w:t>
+        <w:t xml:space="preserve">The system stores all data as files. The raw input is read once from data/raw; processed per-student tables are written to data/processed; and model-selection metrics, state and trajectory profiles, and the consolidated </w:t>
+      </w:r>
+      <w:proofErr w:type="spellStart"/>
+      <w:proofErr w:type="gramStart"/>
+      <w:r>
+        <w:rPr>
+          <w:rFonts w:asciiTheme="majorBidi" w:hAnsiTheme="majorBidi" w:cstheme="majorBidi"/>
+        </w:rPr>
+        <w:t>dashboard.json</w:t>
+      </w:r>
+      <w:proofErr w:type="spellEnd"/>
+      <w:proofErr w:type="gramEnd"/>
+      <w:r>
+        <w:rPr>
+          <w:rFonts w:asciiTheme="majorBidi" w:hAnsiTheme="majorBidi" w:cstheme="majorBidi"/>
+        </w:rPr>
+        <w:t xml:space="preserve"> are written to outputs/backend.</w:t>
       </w:r>
     </w:p>
     <w:p>
@@ -9415,7 +9881,7 @@
         <w:rPr>
           <w:rFonts w:asciiTheme="majorBidi" w:hAnsiTheme="majorBidi" w:cstheme="majorBidi"/>
         </w:rPr>
-        <w:t>The data design separates raw ingestion, staging, normalized core tables, and analytical feature storage. Raw extracts are stored unchanged, staging tables apply validation and basic cleaning, and normalized tables capture the canonical entities used across the platform. Feature Store and Model Registry layers capture derived metrics and model artifacts for reproducibility and auditability</w:t>
+        <w:t>Raw records are never overwritten. Each pipeline run regenerates the processed and output files, so the artifacts always reflect the current dataset and configuration; if a run fails, the previous artifacts remain on disk so the dashboard still loads.</w:t>
       </w:r>
     </w:p>
     <w:p>
@@ -9432,7 +9898,7 @@
           <w:noProof/>
         </w:rPr>
         <w:drawing>
-          <wp:inline distT="0" distB="0" distL="0" distR="0" wp14:anchorId="0B9EBC97" wp14:editId="63B592D8">
+          <wp:inline distT="0" distB="0" distL="0" distR="0" wp14:anchorId="7D7B286F" wp14:editId="78CB34A4">
             <wp:extent cx="5943600" cy="2161309"/>
             <wp:effectExtent l="0" t="0" r="0" b="0"/>
             <wp:docPr id="14" name="Picture 14"/>
@@ -9482,7 +9948,7 @@
           <w:i/>
           <w:color w:val="000000"/>
         </w:rPr>
-        <w:t>Figure 4A. Data design diagram for storage and processing layers.</w:t>
+        <w:t>Figure 4A. File-based storage and processing layout (raw input, processed CSVs, and outputs).</w:t>
       </w:r>
     </w:p>
     <w:p>
@@ -9500,7 +9966,7 @@
         <w:spacing w:after="240" w:line="360" w:lineRule="auto"/>
         <w:jc w:val="both"/>
       </w:pPr>
-      <w:bookmarkStart w:id="19" w:name="_Toc218899631"/>
+      <w:bookmarkStart w:id="19" w:name="_Toc231335657"/>
       <w:r>
         <w:t>5</w:t>
       </w:r>
@@ -9518,7 +9984,7 @@
           <w:rFonts w:asciiTheme="majorBidi" w:hAnsiTheme="majorBidi"/>
         </w:rPr>
       </w:pPr>
-      <w:bookmarkStart w:id="20" w:name="_Toc218899632"/>
+      <w:bookmarkStart w:id="20" w:name="_Toc231335658"/>
       <w:r>
         <w:rPr>
           <w:rFonts w:asciiTheme="majorBidi" w:hAnsiTheme="majorBidi"/>
@@ -9545,13 +10011,21 @@
         <w:rPr>
           <w:rFonts w:asciiTheme="majorBidi" w:hAnsiTheme="majorBidi" w:cstheme="majorBidi"/>
         </w:rPr>
-        <w:t xml:space="preserve">This section covers </w:t>
-      </w:r>
-      <w:r>
-        <w:rPr>
-          <w:rFonts w:asciiTheme="majorBidi" w:hAnsiTheme="majorBidi" w:cstheme="majorBidi"/>
-        </w:rPr>
-        <w:t>a filter sidebar for course and cohort selection. The design includes KPI cards for quick engagement metrics.</w:t>
+        <w:t xml:space="preserve">The interface is a single scrolling dashboard page. A hero banner states the project title and a short </w:t>
+      </w:r>
+      <w:proofErr w:type="spellStart"/>
+      <w:r>
+        <w:rPr>
+          <w:rFonts w:asciiTheme="majorBidi" w:hAnsiTheme="majorBidi" w:cstheme="majorBidi"/>
+        </w:rPr>
+        <w:t>VaSSTra</w:t>
+      </w:r>
+      <w:proofErr w:type="spellEnd"/>
+      <w:r>
+        <w:rPr>
+          <w:rFonts w:asciiTheme="majorBidi" w:hAnsiTheme="majorBidi" w:cstheme="majorBidi"/>
+        </w:rPr>
+        <w:t xml:space="preserve"> description, followed by four summary cards (total records, unique students, number of states, number of trajectories).</w:t>
       </w:r>
     </w:p>
     <w:p>
@@ -9566,7 +10040,7 @@
         <w:rPr>
           <w:rFonts w:asciiTheme="majorBidi" w:hAnsiTheme="majorBidi" w:cstheme="majorBidi"/>
         </w:rPr>
-        <w:t>The system supports transition heatmaps and sequence tables. Operationally, it enables contextual help for state definitions.</w:t>
+        <w:t>Below the cards are paired panels for state-model selection (BIC/AIC), trajectory validation (silhouette), per-state engagement profiles, and trajectory prototype cards, then the manual state-sequence demo and a searchable trajectory-samples table.</w:t>
       </w:r>
     </w:p>
     <w:p>
@@ -9583,7 +10057,7 @@
           <w:noProof/>
         </w:rPr>
         <w:drawing>
-          <wp:inline distT="0" distB="0" distL="0" distR="0" wp14:anchorId="42F63069" wp14:editId="79AC1617">
+          <wp:inline distT="0" distB="0" distL="0" distR="0" wp14:anchorId="26AF5D68" wp14:editId="309F32ED">
             <wp:extent cx="5486400" cy="3657600"/>
             <wp:effectExtent l="0" t="0" r="0" b="0"/>
             <wp:docPr id="5" name="Picture 5"/>
@@ -9632,14 +10106,83 @@
           <w:rFonts w:asciiTheme="majorBidi" w:hAnsiTheme="majorBidi" w:cstheme="majorBidi"/>
           <w:i/>
         </w:rPr>
-        <w:t xml:space="preserve">Figure 5. </w:t>
-      </w:r>
-      <w:r>
-        <w:rPr>
-          <w:rFonts w:asciiTheme="majorBidi" w:hAnsiTheme="majorBidi" w:cstheme="majorBidi"/>
+        <w:t>Figure 5. Single-page dashboard layout (frontend/index.html).</w:t>
+      </w:r>
+    </w:p>
+    <w:p>
+      <w:pPr>
+        <w:jc w:val="center"/>
+      </w:pPr>
+      <w:r>
+        <w:rPr>
+          <w:noProof/>
+        </w:rPr>
+        <w:drawing>
+          <wp:inline distT="0" distB="0" distL="0" distR="0" wp14:anchorId="66718743" wp14:editId="2C5EF506">
+            <wp:extent cx="5120640" cy="7040880"/>
+            <wp:effectExtent l="0" t="0" r="0" b="0"/>
+            <wp:docPr id="226875546" name="Picture 226875546"/>
+            <wp:cNvGraphicFramePr>
+              <a:graphicFrameLocks xmlns:a="http://schemas.openxmlformats.org/drawingml/2006/main" noChangeAspect="1"/>
+            </wp:cNvGraphicFramePr>
+            <a:graphic xmlns:a="http://schemas.openxmlformats.org/drawingml/2006/main">
+              <a:graphicData uri="http://schemas.openxmlformats.org/drawingml/2006/picture">
+                <pic:pic xmlns:pic="http://schemas.openxmlformats.org/drawingml/2006/picture">
+                  <pic:nvPicPr>
+                    <pic:cNvPr id="0" name="ui_full.png"/>
+                    <pic:cNvPicPr/>
+                  </pic:nvPicPr>
+                  <pic:blipFill>
+                    <a:blip r:embed="rId15"/>
+                    <a:stretch>
+                      <a:fillRect/>
+                    </a:stretch>
+                  </pic:blipFill>
+                  <pic:spPr>
+                    <a:xfrm>
+                      <a:off x="0" y="0"/>
+                      <a:ext cx="5120640" cy="7040880"/>
+                    </a:xfrm>
+                    <a:prstGeom prst="rect">
+                      <a:avLst/>
+                    </a:prstGeom>
+                  </pic:spPr>
+                </pic:pic>
+              </a:graphicData>
+            </a:graphic>
+          </wp:inline>
+        </w:drawing>
+      </w:r>
+    </w:p>
+    <w:p>
+      <w:pPr>
+        <w:jc w:val="center"/>
+      </w:pPr>
+      <w:r>
+        <w:rPr>
           <w:i/>
-        </w:rPr>
-        <w:t>Dashboard wireframe.</w:t>
+          <w:color w:val="555555"/>
+          <w:sz w:val="20"/>
+        </w:rPr>
+        <w:t xml:space="preserve">Figure 5A. The implemented dashboard user interface (live rendering of the </w:t>
+      </w:r>
+      <w:proofErr w:type="spellStart"/>
+      <w:r>
+        <w:rPr>
+          <w:i/>
+          <w:color w:val="555555"/>
+          <w:sz w:val="20"/>
+        </w:rPr>
+        <w:t>VaSSTra</w:t>
+      </w:r>
+      <w:proofErr w:type="spellEnd"/>
+      <w:r>
+        <w:rPr>
+          <w:i/>
+          <w:color w:val="555555"/>
+          <w:sz w:val="20"/>
+        </w:rPr>
+        <w:t xml:space="preserve"> results).</w:t>
       </w:r>
     </w:p>
     <w:p>
@@ -9651,7 +10194,7 @@
           <w:rFonts w:asciiTheme="majorBidi" w:hAnsiTheme="majorBidi"/>
         </w:rPr>
       </w:pPr>
-      <w:bookmarkStart w:id="21" w:name="_Toc218899633"/>
+      <w:bookmarkStart w:id="21" w:name="_Toc231335659"/>
       <w:r>
         <w:rPr>
           <w:rFonts w:asciiTheme="majorBidi" w:hAnsiTheme="majorBidi"/>
@@ -9678,13 +10221,23 @@
         <w:rPr>
           <w:rFonts w:asciiTheme="majorBidi" w:hAnsiTheme="majorBidi" w:cstheme="majorBidi"/>
         </w:rPr>
-        <w:t xml:space="preserve">This </w:t>
-      </w:r>
-      <w:r>
-        <w:rPr>
-          <w:rFonts w:asciiTheme="majorBidi" w:hAnsiTheme="majorBidi" w:cstheme="majorBidi"/>
-        </w:rPr>
-        <w:t>covers login to dashboard with default cohort summaries. The design includes sequence explorer for deep dive analysis.</w:t>
+        <w:t xml:space="preserve">There is no multi-page navigation or login. Running the launcher regenerates </w:t>
+      </w:r>
+      <w:proofErr w:type="spellStart"/>
+      <w:proofErr w:type="gramStart"/>
+      <w:r>
+        <w:rPr>
+          <w:rFonts w:asciiTheme="majorBidi" w:hAnsiTheme="majorBidi" w:cstheme="majorBidi"/>
+        </w:rPr>
+        <w:t>dashboard.json</w:t>
+      </w:r>
+      <w:proofErr w:type="spellEnd"/>
+      <w:proofErr w:type="gramEnd"/>
+      <w:r>
+        <w:rPr>
+          <w:rFonts w:asciiTheme="majorBidi" w:hAnsiTheme="majorBidi" w:cstheme="majorBidi"/>
+        </w:rPr>
+        <w:t>, starts the API, and opens the single page in the browser.</w:t>
       </w:r>
     </w:p>
     <w:p>
@@ -9699,13 +10252,7 @@
         <w:rPr>
           <w:rFonts w:asciiTheme="majorBidi" w:hAnsiTheme="majorBidi" w:cstheme="majorBidi"/>
         </w:rPr>
-        <w:t>The system supports model lab for training and comparison. Operationally, it enable</w:t>
-      </w:r>
-      <w:r>
-        <w:rPr>
-          <w:rFonts w:asciiTheme="majorBidi" w:hAnsiTheme="majorBidi" w:cstheme="majorBidi"/>
-        </w:rPr>
-        <w:t>s report builder and export flows.</w:t>
+        <w:t>All interaction happens on that page: the User reads the panels, selects a state to inspect its profile, submits an eight-step sequence to the prediction endpoint, and searches the sample table.</w:t>
       </w:r>
     </w:p>
     <w:p>
@@ -9720,7 +10267,7 @@
         <w:rPr>
           <w:rFonts w:asciiTheme="majorBidi" w:hAnsiTheme="majorBidi" w:cstheme="majorBidi"/>
         </w:rPr>
-        <w:t>It requires admin settings for access and data sources.</w:t>
+        <w:t>The page reports backend status messages so the User knows whether the API and generated artifacts are available.</w:t>
       </w:r>
     </w:p>
     <w:p>
@@ -9737,7 +10284,7 @@
           <w:noProof/>
         </w:rPr>
         <w:drawing>
-          <wp:inline distT="0" distB="0" distL="0" distR="0" wp14:anchorId="59D86A6A" wp14:editId="5E773A4D">
+          <wp:inline distT="0" distB="0" distL="0" distR="0" wp14:anchorId="51EABF4B" wp14:editId="35B99177">
             <wp:extent cx="5943600" cy="2080260"/>
             <wp:effectExtent l="0" t="0" r="0" b="0"/>
             <wp:docPr id="6" name="Picture 6"/>
@@ -9752,7 +10299,7 @@
                     <pic:cNvPicPr/>
                   </pic:nvPicPr>
                   <pic:blipFill>
-                    <a:blip r:embed="rId15"/>
+                    <a:blip r:embed="rId16"/>
                     <a:stretch>
                       <a:fillRect/>
                     </a:stretch>
@@ -9786,7 +10333,7 @@
           <w:rFonts w:asciiTheme="majorBidi" w:hAnsiTheme="majorBidi" w:cstheme="majorBidi"/>
           <w:i/>
         </w:rPr>
-        <w:t>Figure 6. Navigation flow.</w:t>
+        <w:t>Figure 6. Navigation flow: one launcher, one page, on-demand interactions.</w:t>
       </w:r>
     </w:p>
     <w:p>
@@ -9798,7 +10345,7 @@
           <w:rFonts w:asciiTheme="majorBidi" w:hAnsiTheme="majorBidi"/>
         </w:rPr>
       </w:pPr>
-      <w:bookmarkStart w:id="22" w:name="_Toc218899634"/>
+      <w:bookmarkStart w:id="22" w:name="_Toc231335660"/>
       <w:r>
         <w:rPr>
           <w:rFonts w:asciiTheme="majorBidi" w:hAnsiTheme="majorBidi"/>
@@ -9830,7 +10377,7 @@
         <w:rPr>
           <w:rFonts w:asciiTheme="majorBidi" w:hAnsiTheme="majorBidi" w:cstheme="majorBidi"/>
         </w:rPr>
-        <w:t>Transition matrix heatmaps with probability labels</w:t>
+        <w:t>BIC/AIC line chart for Gaussian-mixture state-model selection.</w:t>
       </w:r>
     </w:p>
     <w:p>
@@ -9850,13 +10397,7 @@
         <w:rPr>
           <w:rFonts w:asciiTheme="majorBidi" w:hAnsiTheme="majorBidi" w:cstheme="majorBidi"/>
         </w:rPr>
-        <w:t xml:space="preserve">State distribution plots and cohort </w:t>
-      </w:r>
-      <w:r>
-        <w:rPr>
-          <w:rFonts w:asciiTheme="majorBidi" w:hAnsiTheme="majorBidi" w:cstheme="majorBidi"/>
-        </w:rPr>
-        <w:t>comparisons</w:t>
+        <w:t>Silhouette line chart for trajectory-cluster validation.</w:t>
       </w:r>
     </w:p>
     <w:p>
@@ -9876,7 +10417,7 @@
         <w:rPr>
           <w:rFonts w:asciiTheme="majorBidi" w:hAnsiTheme="majorBidi" w:cstheme="majorBidi"/>
         </w:rPr>
-        <w:t>Sequence index plots and cluster views</w:t>
+        <w:t>Per-state bar chart of mean standardized engagement indicators (with a state selector).</w:t>
       </w:r>
     </w:p>
     <w:p>
@@ -9896,7 +10437,7 @@
         <w:rPr>
           <w:rFonts w:asciiTheme="majorBidi" w:hAnsiTheme="majorBidi" w:cstheme="majorBidi"/>
         </w:rPr>
-        <w:t>Steady state and initial state comparison panels</w:t>
+        <w:t>Trajectory prototype cards showing size, mean final grade, and the eight-step state path.</w:t>
       </w:r>
     </w:p>
     <w:p>
@@ -9916,7 +10457,7 @@
         <w:rPr>
           <w:rFonts w:asciiTheme="majorBidi" w:hAnsiTheme="majorBidi" w:cstheme="majorBidi"/>
         </w:rPr>
-        <w:t>Process maps for course level navigation</w:t>
+        <w:t>Manual-prediction bar chart of position mismatches against each trajectory prototype.</w:t>
       </w:r>
     </w:p>
     <w:p>
@@ -9928,7 +10469,7 @@
           <w:rFonts w:asciiTheme="majorBidi" w:hAnsiTheme="majorBidi"/>
         </w:rPr>
       </w:pPr>
-      <w:bookmarkStart w:id="23" w:name="_Toc218899635"/>
+      <w:bookmarkStart w:id="23" w:name="_Toc231335661"/>
       <w:r>
         <w:rPr>
           <w:rFonts w:asciiTheme="majorBidi" w:hAnsiTheme="majorBidi"/>
@@ -9955,19 +10496,7 @@
         <w:rPr>
           <w:rFonts w:asciiTheme="majorBidi" w:hAnsiTheme="majorBidi" w:cstheme="majorBidi"/>
         </w:rPr>
-        <w:t xml:space="preserve">This </w:t>
-      </w:r>
-      <w:r>
-        <w:rPr>
-          <w:rFonts w:asciiTheme="majorBidi" w:hAnsiTheme="majorBidi" w:cstheme="majorBidi"/>
-        </w:rPr>
-        <w:t>covers global filters that apply across panels. The design includes cl</w:t>
-      </w:r>
-      <w:r>
-        <w:rPr>
-          <w:rFonts w:asciiTheme="majorBidi" w:hAnsiTheme="majorBidi" w:cstheme="majorBidi"/>
-        </w:rPr>
-        <w:t>ear distinction between viewing and training actions.</w:t>
+        <w:t>Charts update live in response to the state selector, the manual-demo form, and the sample search box, all without a page reload.</w:t>
       </w:r>
     </w:p>
     <w:p>
@@ -9982,7 +10511,7 @@
         <w:rPr>
           <w:rFonts w:asciiTheme="majorBidi" w:hAnsiTheme="majorBidi" w:cstheme="majorBidi"/>
         </w:rPr>
-        <w:t>The system supports export actions that embed model metadata. Operationally, it enables role based visibility of advanced settings.</w:t>
+        <w:t>A clear distinction is kept between viewing the precomputed results and submitting a manual prediction; the prediction is the only action that contacts the backend API.</w:t>
       </w:r>
     </w:p>
     <w:p>
@@ -9997,7 +10526,21 @@
         <w:rPr>
           <w:rFonts w:asciiTheme="majorBidi" w:hAnsiTheme="majorBidi" w:cstheme="majorBidi"/>
         </w:rPr>
-        <w:t>It requires consistent color mapping for states.</w:t>
+        <w:t xml:space="preserve">A consistent </w:t>
+      </w:r>
+      <w:proofErr w:type="spellStart"/>
+      <w:r>
+        <w:rPr>
+          <w:rFonts w:asciiTheme="majorBidi" w:hAnsiTheme="majorBidi" w:cstheme="majorBidi"/>
+        </w:rPr>
+        <w:t>colour</w:t>
+      </w:r>
+      <w:proofErr w:type="spellEnd"/>
+      <w:r>
+        <w:rPr>
+          <w:rFonts w:asciiTheme="majorBidi" w:hAnsiTheme="majorBidi" w:cstheme="majorBidi"/>
+        </w:rPr>
+        <w:t xml:space="preserve"> mapping is used for the three engagement states across the charts and the prototype cards.</w:t>
       </w:r>
     </w:p>
     <w:p>
@@ -10006,15 +10549,12 @@
         <w:spacing w:after="240" w:line="360" w:lineRule="auto"/>
         <w:jc w:val="both"/>
       </w:pPr>
-      <w:bookmarkStart w:id="24" w:name="_Toc218899636"/>
+      <w:bookmarkStart w:id="24" w:name="_Toc231335662"/>
       <w:r>
         <w:t>6</w:t>
       </w:r>
       <w:r>
-        <w:t xml:space="preserve"> Component and API D</w:t>
-      </w:r>
-      <w:r>
-        <w:t>esign</w:t>
+        <w:t xml:space="preserve"> Component and API Design</w:t>
       </w:r>
       <w:bookmarkEnd w:id="24"/>
     </w:p>
@@ -10027,7 +10567,7 @@
           <w:rFonts w:asciiTheme="majorBidi" w:hAnsiTheme="majorBidi"/>
         </w:rPr>
       </w:pPr>
-      <w:bookmarkStart w:id="25" w:name="_Toc218899637"/>
+      <w:bookmarkStart w:id="25" w:name="_Toc231335663"/>
       <w:r>
         <w:rPr>
           <w:rFonts w:asciiTheme="majorBidi" w:hAnsiTheme="majorBidi"/>
@@ -10051,12 +10591,12 @@
           <w:rFonts w:asciiTheme="majorBidi" w:hAnsiTheme="majorBidi"/>
         </w:rPr>
       </w:pPr>
-      <w:bookmarkStart w:id="26" w:name="_Toc218899638"/>
+      <w:bookmarkStart w:id="26" w:name="_Toc231335664"/>
       <w:r>
         <w:rPr>
           <w:rFonts w:asciiTheme="majorBidi" w:hAnsiTheme="majorBidi"/>
         </w:rPr>
-        <w:t>Ingestion Service</w:t>
+        <w:t>Analytical Pipeline (run_vasstra_pipeline.py)</w:t>
       </w:r>
       <w:bookmarkEnd w:id="26"/>
     </w:p>
@@ -10072,13 +10612,21 @@
         <w:rPr>
           <w:rFonts w:asciiTheme="majorBidi" w:hAnsiTheme="majorBidi" w:cstheme="majorBidi"/>
         </w:rPr>
-        <w:t>C</w:t>
-      </w:r>
-      <w:r>
-        <w:rPr>
-          <w:rFonts w:asciiTheme="majorBidi" w:hAnsiTheme="majorBidi" w:cstheme="majorBidi"/>
-        </w:rPr>
-        <w:t>overs inputs include CSV and Excel uploads. The design includes processing uses schema validation and versioning. The system supports outputs deliver raw files and metadata records.</w:t>
+        <w:t xml:space="preserve">Input: data/raw/LongitudinalEngagement.csv. Processing: orchestrates the full </w:t>
+      </w:r>
+      <w:proofErr w:type="spellStart"/>
+      <w:r>
+        <w:rPr>
+          <w:rFonts w:asciiTheme="majorBidi" w:hAnsiTheme="majorBidi" w:cstheme="majorBidi"/>
+        </w:rPr>
+        <w:t>VaSSTra</w:t>
+      </w:r>
+      <w:proofErr w:type="spellEnd"/>
+      <w:r>
+        <w:rPr>
+          <w:rFonts w:asciiTheme="majorBidi" w:hAnsiTheme="majorBidi" w:cstheme="majorBidi"/>
+        </w:rPr>
+        <w:t xml:space="preserve"> run — within-course standardization, state-model evaluation, state assignment, sequence construction, trajectory validation and clustering, and profile building.</w:t>
       </w:r>
     </w:p>
     <w:p>
@@ -10093,13 +10641,107 @@
         <w:rPr>
           <w:rFonts w:asciiTheme="majorBidi" w:hAnsiTheme="majorBidi" w:cstheme="majorBidi"/>
         </w:rPr>
-        <w:t>Operationa</w:t>
-      </w:r>
-      <w:r>
-        <w:rPr>
-          <w:rFonts w:asciiTheme="majorBidi" w:hAnsiTheme="majorBidi" w:cstheme="majorBidi"/>
-        </w:rPr>
-        <w:t>lly, it enables error handling logs row level diagnostics. It requires metrics track throughput and data quality. This section covers operational ownership is defined for runbooks.</w:t>
+        <w:t>Output: processed CSVs (state_assignments.csv, state_sequences.csv), output CSVs (</w:t>
+      </w:r>
+      <w:proofErr w:type="spellStart"/>
+      <w:r>
+        <w:rPr>
+          <w:rFonts w:asciiTheme="majorBidi" w:hAnsiTheme="majorBidi" w:cstheme="majorBidi"/>
+        </w:rPr>
+        <w:t>state_model_selection</w:t>
+      </w:r>
+      <w:proofErr w:type="spellEnd"/>
+      <w:r>
+        <w:rPr>
+          <w:rFonts w:asciiTheme="majorBidi" w:hAnsiTheme="majorBidi" w:cstheme="majorBidi"/>
+        </w:rPr>
+        <w:t xml:space="preserve">, </w:t>
+      </w:r>
+      <w:proofErr w:type="spellStart"/>
+      <w:r>
+        <w:rPr>
+          <w:rFonts w:asciiTheme="majorBidi" w:hAnsiTheme="majorBidi" w:cstheme="majorBidi"/>
+        </w:rPr>
+        <w:t>trajectory_validation</w:t>
+      </w:r>
+      <w:proofErr w:type="spellEnd"/>
+      <w:r>
+        <w:rPr>
+          <w:rFonts w:asciiTheme="majorBidi" w:hAnsiTheme="majorBidi" w:cstheme="majorBidi"/>
+        </w:rPr>
+        <w:t xml:space="preserve">, </w:t>
+      </w:r>
+      <w:proofErr w:type="spellStart"/>
+      <w:r>
+        <w:rPr>
+          <w:rFonts w:asciiTheme="majorBidi" w:hAnsiTheme="majorBidi" w:cstheme="majorBidi"/>
+        </w:rPr>
+        <w:t>state_profiles</w:t>
+      </w:r>
+      <w:proofErr w:type="spellEnd"/>
+      <w:r>
+        <w:rPr>
+          <w:rFonts w:asciiTheme="majorBidi" w:hAnsiTheme="majorBidi" w:cstheme="majorBidi"/>
+        </w:rPr>
+        <w:t xml:space="preserve">, </w:t>
+      </w:r>
+      <w:proofErr w:type="spellStart"/>
+      <w:r>
+        <w:rPr>
+          <w:rFonts w:asciiTheme="majorBidi" w:hAnsiTheme="majorBidi" w:cstheme="majorBidi"/>
+        </w:rPr>
+        <w:t>trajectory_profiles</w:t>
+      </w:r>
+      <w:proofErr w:type="spellEnd"/>
+      <w:r>
+        <w:rPr>
+          <w:rFonts w:asciiTheme="majorBidi" w:hAnsiTheme="majorBidi" w:cstheme="majorBidi"/>
+        </w:rPr>
+        <w:t xml:space="preserve">, </w:t>
+      </w:r>
+      <w:proofErr w:type="spellStart"/>
+      <w:r>
+        <w:rPr>
+          <w:rFonts w:asciiTheme="majorBidi" w:hAnsiTheme="majorBidi" w:cstheme="majorBidi"/>
+        </w:rPr>
+        <w:t>trajectory_assignments</w:t>
+      </w:r>
+      <w:proofErr w:type="spellEnd"/>
+      <w:r>
+        <w:rPr>
+          <w:rFonts w:asciiTheme="majorBidi" w:hAnsiTheme="majorBidi" w:cstheme="majorBidi"/>
+        </w:rPr>
+        <w:t xml:space="preserve">), and </w:t>
+      </w:r>
+      <w:proofErr w:type="spellStart"/>
+      <w:proofErr w:type="gramStart"/>
+      <w:r>
+        <w:rPr>
+          <w:rFonts w:asciiTheme="majorBidi" w:hAnsiTheme="majorBidi" w:cstheme="majorBidi"/>
+        </w:rPr>
+        <w:t>dashboard.json</w:t>
+      </w:r>
+      <w:proofErr w:type="spellEnd"/>
+      <w:proofErr w:type="gramEnd"/>
+      <w:r>
+        <w:rPr>
+          <w:rFonts w:asciiTheme="majorBidi" w:hAnsiTheme="majorBidi" w:cstheme="majorBidi"/>
+        </w:rPr>
+        <w:t>. Errors (</w:t>
+      </w:r>
+      <w:proofErr w:type="gramStart"/>
+      <w:r>
+        <w:rPr>
+          <w:rFonts w:asciiTheme="majorBidi" w:hAnsiTheme="majorBidi" w:cstheme="majorBidi"/>
+        </w:rPr>
+        <w:t>e.g.</w:t>
+      </w:r>
+      <w:proofErr w:type="gramEnd"/>
+      <w:r>
+        <w:rPr>
+          <w:rFonts w:asciiTheme="majorBidi" w:hAnsiTheme="majorBidi" w:cstheme="majorBidi"/>
+        </w:rPr>
+        <w:t xml:space="preserve"> a missing dataset) are raised with a clear message.</w:t>
       </w:r>
     </w:p>
     <w:p>
@@ -10111,16 +10753,42 @@
           <w:rFonts w:asciiTheme="majorBidi" w:hAnsiTheme="majorBidi"/>
         </w:rPr>
       </w:pPr>
-      <w:bookmarkStart w:id="27" w:name="_Toc218899639"/>
+      <w:bookmarkStart w:id="27" w:name="_Toc231335665"/>
+      <w:r>
+        <w:rPr>
+          <w:rFonts w:asciiTheme="majorBidi" w:hAnsiTheme="majorBidi"/>
+        </w:rPr>
+        <w:t>State Discovery (</w:t>
+      </w:r>
       <w:proofErr w:type="spellStart"/>
       <w:r>
         <w:rPr>
           <w:rFonts w:asciiTheme="majorBidi" w:hAnsiTheme="majorBidi"/>
         </w:rPr>
-        <w:t>Sessionization</w:t>
+        <w:t>assign_states</w:t>
+      </w:r>
+      <w:proofErr w:type="spellEnd"/>
+      <w:r>
+        <w:rPr>
+          <w:rFonts w:asciiTheme="majorBidi" w:hAnsiTheme="majorBidi"/>
+        </w:rPr>
+        <w:t xml:space="preserve"> / </w:t>
+      </w:r>
+      <w:proofErr w:type="spellStart"/>
+      <w:r>
+        <w:rPr>
+          <w:rFonts w:asciiTheme="majorBidi" w:hAnsiTheme="majorBidi"/>
+        </w:rPr>
+        <w:t>GaussianMixture</w:t>
+      </w:r>
+      <w:proofErr w:type="spellEnd"/>
+      <w:r>
+        <w:rPr>
+          <w:rFonts w:asciiTheme="majorBidi" w:hAnsiTheme="majorBidi"/>
+        </w:rPr>
+        <w:t>)</w:t>
       </w:r>
       <w:bookmarkEnd w:id="27"/>
-      <w:proofErr w:type="spellEnd"/>
     </w:p>
     <w:p>
       <w:pPr>
@@ -10134,19 +10802,7 @@
         <w:rPr>
           <w:rFonts w:asciiTheme="majorBidi" w:hAnsiTheme="majorBidi" w:cstheme="majorBidi"/>
         </w:rPr>
-        <w:t xml:space="preserve">This </w:t>
-      </w:r>
-      <w:r>
-        <w:rPr>
-          <w:rFonts w:asciiTheme="majorBidi" w:hAnsiTheme="majorBidi" w:cstheme="majorBidi"/>
-        </w:rPr>
-        <w:t>covers inputs include event logs. The design in</w:t>
-      </w:r>
-      <w:r>
-        <w:rPr>
-          <w:rFonts w:asciiTheme="majorBidi" w:hAnsiTheme="majorBidi" w:cstheme="majorBidi"/>
-        </w:rPr>
-        <w:t>cludes processing uses session gap rules and ordering. The system supports outputs deliver sequence tables.</w:t>
+        <w:t>Input: the standardized indicator matrix. Processing: fits a three-component diagonal-covariance Gaussian mixture (random seed 2026, 15 restarts), orders components by mean level, and labels them Disengaged → Average → Active.</w:t>
       </w:r>
     </w:p>
     <w:p>
@@ -10161,13 +10817,35 @@
         <w:rPr>
           <w:rFonts w:asciiTheme="majorBidi" w:hAnsiTheme="majorBidi" w:cstheme="majorBidi"/>
         </w:rPr>
-        <w:t>Operationally, it enables error handling logs row level diagnostics. It requires metrics track throughput and data quality. This section covers oper</w:t>
-      </w:r>
-      <w:r>
-        <w:rPr>
-          <w:rFonts w:asciiTheme="majorBidi" w:hAnsiTheme="majorBidi" w:cstheme="majorBidi"/>
-        </w:rPr>
-        <w:t>ational ownership is defined for runbooks.</w:t>
+        <w:t xml:space="preserve">Output: </w:t>
+      </w:r>
+      <w:proofErr w:type="gramStart"/>
+      <w:r>
+        <w:rPr>
+          <w:rFonts w:asciiTheme="majorBidi" w:hAnsiTheme="majorBidi" w:cstheme="majorBidi"/>
+        </w:rPr>
+        <w:t>a</w:t>
+      </w:r>
+      <w:proofErr w:type="gramEnd"/>
+      <w:r>
+        <w:rPr>
+          <w:rFonts w:asciiTheme="majorBidi" w:hAnsiTheme="majorBidi" w:cstheme="majorBidi"/>
+        </w:rPr>
+        <w:t xml:space="preserve"> State label, </w:t>
+      </w:r>
+      <w:proofErr w:type="spellStart"/>
+      <w:r>
+        <w:rPr>
+          <w:rFonts w:asciiTheme="majorBidi" w:hAnsiTheme="majorBidi" w:cstheme="majorBidi"/>
+        </w:rPr>
+        <w:t>StateID</w:t>
+      </w:r>
+      <w:proofErr w:type="spellEnd"/>
+      <w:r>
+        <w:rPr>
+          <w:rFonts w:asciiTheme="majorBidi" w:hAnsiTheme="majorBidi" w:cstheme="majorBidi"/>
+        </w:rPr>
+        <w:t>, and per-state membership probabilities for every record; a candidate scan (2–5 components) reports BIC and AIC for model selection.</w:t>
       </w:r>
     </w:p>
     <w:p>
@@ -10179,12 +10857,12 @@
           <w:rFonts w:asciiTheme="majorBidi" w:hAnsiTheme="majorBidi"/>
         </w:rPr>
       </w:pPr>
-      <w:bookmarkStart w:id="28" w:name="_Toc218899640"/>
+      <w:bookmarkStart w:id="28" w:name="_Toc231335666"/>
       <w:r>
         <w:rPr>
           <w:rFonts w:asciiTheme="majorBidi" w:hAnsiTheme="majorBidi"/>
         </w:rPr>
-        <w:t>Feature Engineering</w:t>
+        <w:t>Sequence and Trajectory Construction</w:t>
       </w:r>
       <w:bookmarkEnd w:id="28"/>
     </w:p>
@@ -10200,13 +10878,7 @@
         <w:rPr>
           <w:rFonts w:asciiTheme="majorBidi" w:hAnsiTheme="majorBidi" w:cstheme="majorBidi"/>
         </w:rPr>
-        <w:t xml:space="preserve">This </w:t>
-      </w:r>
-      <w:r>
-        <w:rPr>
-          <w:rFonts w:asciiTheme="majorBidi" w:hAnsiTheme="majorBidi" w:cstheme="majorBidi"/>
-        </w:rPr>
-        <w:t>covers inputs include sequences. The design includes processing uses frequency and regularity metrics. The system supports outputs deliver feature summaries.</w:t>
+        <w:t>Input: the state-labelled records. Processing: pivots each student’s states into an eight-step sequence (missing steps default to Average), one-hot encodes the steps, and applies Ward agglomerative clustering, selecting the number of trajectories by silhouette score.</w:t>
       </w:r>
     </w:p>
     <w:p>
@@ -10221,7 +10893,7 @@
         <w:rPr>
           <w:rFonts w:asciiTheme="majorBidi" w:hAnsiTheme="majorBidi" w:cstheme="majorBidi"/>
         </w:rPr>
-        <w:t>Operationally, it enables error handling logs row level diagnostics. It requires metrics track throughput and data quality. This section covers operational ownership is defined for runbooks.</w:t>
+        <w:t>Output: per-student state sequences and trajectory assignments, plus per-trajectory prototypes, state shares, and mean final grades.</w:t>
       </w:r>
     </w:p>
     <w:p>
@@ -10233,12 +10905,26 @@
           <w:rFonts w:asciiTheme="majorBidi" w:hAnsiTheme="majorBidi"/>
         </w:rPr>
       </w:pPr>
-      <w:bookmarkStart w:id="29" w:name="_Toc218899641"/>
+      <w:bookmarkStart w:id="29" w:name="_Toc231335667"/>
       <w:r>
         <w:rPr>
           <w:rFonts w:asciiTheme="majorBidi" w:hAnsiTheme="majorBidi"/>
         </w:rPr>
-        <w:t>Model Training</w:t>
+        <w:t xml:space="preserve">Result-Serving API (api.py + </w:t>
+      </w:r>
+      <w:proofErr w:type="spellStart"/>
+      <w:r>
+        <w:rPr>
+          <w:rFonts w:asciiTheme="majorBidi" w:hAnsiTheme="majorBidi"/>
+        </w:rPr>
+        <w:t>fyp_shared.api</w:t>
+      </w:r>
+      <w:proofErr w:type="spellEnd"/>
+      <w:r>
+        <w:rPr>
+          <w:rFonts w:asciiTheme="majorBidi" w:hAnsiTheme="majorBidi"/>
+        </w:rPr>
+        <w:t>)</w:t>
       </w:r>
       <w:bookmarkEnd w:id="29"/>
     </w:p>
@@ -10254,19 +10940,37 @@
         <w:rPr>
           <w:rFonts w:asciiTheme="majorBidi" w:hAnsiTheme="majorBidi" w:cstheme="majorBidi"/>
         </w:rPr>
-        <w:t>C</w:t>
-      </w:r>
-      <w:r>
-        <w:rPr>
-          <w:rFonts w:asciiTheme="majorBidi" w:hAnsiTheme="majorBidi" w:cstheme="majorBidi"/>
-        </w:rPr>
-        <w:t>overs inputs include feature summari</w:t>
-      </w:r>
-      <w:r>
-        <w:rPr>
-          <w:rFonts w:asciiTheme="majorBidi" w:hAnsiTheme="majorBidi" w:cstheme="majorBidi"/>
-        </w:rPr>
-        <w:t>es. The design includes processing uses EM based estimation with restarts. The system supports outputs deliver model artifacts and metrics.</w:t>
+        <w:t xml:space="preserve">Input: HTTP requests. Processing: loads </w:t>
+      </w:r>
+      <w:proofErr w:type="spellStart"/>
+      <w:proofErr w:type="gramStart"/>
+      <w:r>
+        <w:rPr>
+          <w:rFonts w:asciiTheme="majorBidi" w:hAnsiTheme="majorBidi" w:cstheme="majorBidi"/>
+        </w:rPr>
+        <w:t>dashboard.json</w:t>
+      </w:r>
+      <w:proofErr w:type="spellEnd"/>
+      <w:proofErr w:type="gramEnd"/>
+      <w:r>
+        <w:rPr>
+          <w:rFonts w:asciiTheme="majorBidi" w:hAnsiTheme="majorBidi" w:cstheme="majorBidi"/>
+        </w:rPr>
+        <w:t xml:space="preserve"> once at start-up and exposes /health, /schema, and /predict through the shared </w:t>
+      </w:r>
+      <w:proofErr w:type="spellStart"/>
+      <w:r>
+        <w:rPr>
+          <w:rFonts w:asciiTheme="majorBidi" w:hAnsiTheme="majorBidi" w:cstheme="majorBidi"/>
+        </w:rPr>
+        <w:t>create_app</w:t>
+      </w:r>
+      <w:proofErr w:type="spellEnd"/>
+      <w:r>
+        <w:rPr>
+          <w:rFonts w:asciiTheme="majorBidi" w:hAnsiTheme="majorBidi" w:cstheme="majorBidi"/>
+        </w:rPr>
+        <w:t xml:space="preserve"> factory, with CORS limited to localhost origins.</w:t>
       </w:r>
     </w:p>
     <w:p>
@@ -10281,13 +10985,7 @@
         <w:rPr>
           <w:rFonts w:asciiTheme="majorBidi" w:hAnsiTheme="majorBidi" w:cstheme="majorBidi"/>
         </w:rPr>
-        <w:t>Operationally, it enables error handling logs row level diagnostics. It requires metrics track throughput and data q</w:t>
-      </w:r>
-      <w:r>
-        <w:rPr>
-          <w:rFonts w:asciiTheme="majorBidi" w:hAnsiTheme="majorBidi" w:cstheme="majorBidi"/>
-        </w:rPr>
-        <w:t>uality. This section covers operational ownership is defined for runbooks.</w:t>
+        <w:t>Output: service status and title (/health), the input schema and trajectory profiles (/schema), and prediction results (/predict). Invalid input returns a 422; unexpected errors return a 500 with detail.</w:t>
       </w:r>
     </w:p>
     <w:p>
@@ -10299,12 +10997,12 @@
           <w:rFonts w:asciiTheme="majorBidi" w:hAnsiTheme="majorBidi"/>
         </w:rPr>
       </w:pPr>
-      <w:bookmarkStart w:id="30" w:name="_Toc218899642"/>
+      <w:bookmarkStart w:id="30" w:name="_Toc231335668"/>
       <w:r>
         <w:rPr>
           <w:rFonts w:asciiTheme="majorBidi" w:hAnsiTheme="majorBidi"/>
         </w:rPr>
-        <w:t>Scoring</w:t>
+        <w:t>Trajectory Prediction (predict)</w:t>
       </w:r>
       <w:bookmarkEnd w:id="30"/>
     </w:p>
@@ -10320,13 +11018,21 @@
         <w:rPr>
           <w:rFonts w:asciiTheme="majorBidi" w:hAnsiTheme="majorBidi" w:cstheme="majorBidi"/>
         </w:rPr>
-        <w:t xml:space="preserve">This </w:t>
-      </w:r>
-      <w:r>
-        <w:rPr>
-          <w:rFonts w:asciiTheme="majorBidi" w:hAnsiTheme="majorBidi" w:cstheme="majorBidi"/>
-        </w:rPr>
-        <w:t>covers inputs include new sequences. The design includes processing uses model application and risk scoring. The system supports outputs deliver score tables.</w:t>
+        <w:t>Input: an object mapping step_</w:t>
+      </w:r>
+      <w:proofErr w:type="gramStart"/>
+      <w:r>
+        <w:rPr>
+          <w:rFonts w:asciiTheme="majorBidi" w:hAnsiTheme="majorBidi" w:cstheme="majorBidi"/>
+        </w:rPr>
+        <w:t>1..</w:t>
+      </w:r>
+      <w:proofErr w:type="gramEnd"/>
+      <w:r>
+        <w:rPr>
+          <w:rFonts w:asciiTheme="majorBidi" w:hAnsiTheme="majorBidi" w:cstheme="majorBidi"/>
+        </w:rPr>
+        <w:t>step_8 to a chosen state. Processing: builds the ordered sequence and, for each trajectory prototype, counts the number of position mismatches; the closest trajectory is the one with the fewest mismatches.</w:t>
       </w:r>
     </w:p>
     <w:p>
@@ -10341,13 +11047,7 @@
         <w:rPr>
           <w:rFonts w:asciiTheme="majorBidi" w:hAnsiTheme="majorBidi" w:cstheme="majorBidi"/>
         </w:rPr>
-        <w:t>O</w:t>
-      </w:r>
-      <w:r>
-        <w:rPr>
-          <w:rFonts w:asciiTheme="majorBidi" w:hAnsiTheme="majorBidi" w:cstheme="majorBidi"/>
-        </w:rPr>
-        <w:t>perationally, it enables error handling logs row level diagnostics. It requires metrics track throughput and data quality. This section covers operational ownership is defined for runbooks.</w:t>
+        <w:t>Output: the best-matching trajectory label, its mismatch count, mean final grade, and prototype path, plus the mismatch score for every trajectory.</w:t>
       </w:r>
     </w:p>
     <w:p>
@@ -10359,12 +11059,26 @@
           <w:rFonts w:asciiTheme="majorBidi" w:hAnsiTheme="majorBidi"/>
         </w:rPr>
       </w:pPr>
-      <w:bookmarkStart w:id="31" w:name="_Toc218899643"/>
+      <w:bookmarkStart w:id="31" w:name="_Toc231335669"/>
       <w:r>
         <w:rPr>
           <w:rFonts w:asciiTheme="majorBidi" w:hAnsiTheme="majorBidi"/>
         </w:rPr>
-        <w:t>Reporting</w:t>
+        <w:t>Frontend Dashboard (frontend/</w:t>
+      </w:r>
+      <w:proofErr w:type="spellStart"/>
+      <w:r>
+        <w:rPr>
+          <w:rFonts w:asciiTheme="majorBidi" w:hAnsiTheme="majorBidi"/>
+        </w:rPr>
+        <w:t>js</w:t>
+      </w:r>
+      <w:proofErr w:type="spellEnd"/>
+      <w:r>
+        <w:rPr>
+          <w:rFonts w:asciiTheme="majorBidi" w:hAnsiTheme="majorBidi"/>
+        </w:rPr>
+        <w:t>/app.js)</w:t>
       </w:r>
       <w:bookmarkEnd w:id="31"/>
     </w:p>
@@ -10380,13 +11094,37 @@
         <w:rPr>
           <w:rFonts w:asciiTheme="majorBidi" w:hAnsiTheme="majorBidi" w:cstheme="majorBidi"/>
         </w:rPr>
-        <w:t>This section covers inputs include model outputs. The de</w:t>
-      </w:r>
-      <w:r>
-        <w:rPr>
-          <w:rFonts w:asciiTheme="majorBidi" w:hAnsiTheme="majorBidi" w:cstheme="majorBidi"/>
-        </w:rPr>
-        <w:t>sign includes processing uses aggregation and visualization. The system supports outputs deliver dashboards and exports.</w:t>
+        <w:t xml:space="preserve">Input: </w:t>
+      </w:r>
+      <w:proofErr w:type="spellStart"/>
+      <w:proofErr w:type="gramStart"/>
+      <w:r>
+        <w:rPr>
+          <w:rFonts w:asciiTheme="majorBidi" w:hAnsiTheme="majorBidi" w:cstheme="majorBidi"/>
+        </w:rPr>
+        <w:t>dashboard.json</w:t>
+      </w:r>
+      <w:proofErr w:type="spellEnd"/>
+      <w:proofErr w:type="gramEnd"/>
+      <w:r>
+        <w:rPr>
+          <w:rFonts w:asciiTheme="majorBidi" w:hAnsiTheme="majorBidi" w:cstheme="majorBidi"/>
+        </w:rPr>
+        <w:t xml:space="preserve"> and the /predict response. Processing: renders the overview cards, the four analytics charts, the prototype cards, the manual-demo form, and the sample table using </w:t>
+      </w:r>
+      <w:proofErr w:type="spellStart"/>
+      <w:r>
+        <w:rPr>
+          <w:rFonts w:asciiTheme="majorBidi" w:hAnsiTheme="majorBidi" w:cstheme="majorBidi"/>
+        </w:rPr>
+        <w:t>Plotly</w:t>
+      </w:r>
+      <w:proofErr w:type="spellEnd"/>
+      <w:r>
+        <w:rPr>
+          <w:rFonts w:asciiTheme="majorBidi" w:hAnsiTheme="majorBidi" w:cstheme="majorBidi"/>
+        </w:rPr>
+        <w:t xml:space="preserve"> and the DOM.</w:t>
       </w:r>
     </w:p>
     <w:p>
@@ -10401,13 +11139,7 @@
         <w:rPr>
           <w:rFonts w:asciiTheme="majorBidi" w:hAnsiTheme="majorBidi" w:cstheme="majorBidi"/>
         </w:rPr>
-        <w:t>Operationally, it enables error handling logs row level diagnostics. It requires metrics track throughput and data quality. This sectio</w:t>
-      </w:r>
-      <w:r>
-        <w:rPr>
-          <w:rFonts w:asciiTheme="majorBidi" w:hAnsiTheme="majorBidi" w:cstheme="majorBidi"/>
-        </w:rPr>
-        <w:t>n covers operational ownership is defined for runbooks.</w:t>
+        <w:t>Output: the rendered, interactive dashboard; it also surfaces human-readable status messages when the artifacts or backend are unavailable.</w:t>
       </w:r>
     </w:p>
     <w:p>
@@ -10419,7 +11151,7 @@
           <w:rFonts w:asciiTheme="majorBidi" w:hAnsiTheme="majorBidi"/>
         </w:rPr>
       </w:pPr>
-      <w:bookmarkStart w:id="32" w:name="_Toc218899644"/>
+      <w:bookmarkStart w:id="32" w:name="_Toc231335670"/>
       <w:r>
         <w:rPr>
           <w:rFonts w:asciiTheme="majorBidi" w:hAnsiTheme="majorBidi"/>
@@ -10544,8 +11276,16 @@
               <w:rPr>
                 <w:rFonts w:asciiTheme="majorBidi" w:hAnsiTheme="majorBidi" w:cstheme="majorBidi"/>
               </w:rPr>
-              <w:t>/health</w:t>
-            </w:r>
+              <w:t>/</w:t>
+            </w:r>
+            <w:proofErr w:type="gramStart"/>
+            <w:r>
+              <w:rPr>
+                <w:rFonts w:asciiTheme="majorBidi" w:hAnsiTheme="majorBidi" w:cstheme="majorBidi"/>
+              </w:rPr>
+              <w:t>health</w:t>
+            </w:r>
+            <w:proofErr w:type="gramEnd"/>
           </w:p>
         </w:tc>
         <w:tc>
@@ -10564,7 +11304,7 @@
               <w:rPr>
                 <w:rFonts w:asciiTheme="majorBidi" w:hAnsiTheme="majorBidi" w:cstheme="majorBidi"/>
               </w:rPr>
-              <w:t>Service health check</w:t>
+              <w:t>Returns {ok, title}; confirms the service is running</w:t>
             </w:r>
           </w:p>
         </w:tc>
@@ -10586,7 +11326,7 @@
               <w:rPr>
                 <w:rFonts w:asciiTheme="majorBidi" w:hAnsiTheme="majorBidi" w:cstheme="majorBidi"/>
               </w:rPr>
-              <w:t>POST</w:t>
+              <w:t>GET</w:t>
             </w:r>
           </w:p>
         </w:tc>
@@ -10606,16 +11346,16 @@
               <w:rPr>
                 <w:rFonts w:asciiTheme="majorBidi" w:hAnsiTheme="majorBidi" w:cstheme="majorBidi"/>
               </w:rPr>
-              <w:t>/ingest/</w:t>
-            </w:r>
-            <w:proofErr w:type="spellStart"/>
-            <w:r>
-              <w:rPr>
-                <w:rFonts w:asciiTheme="majorBidi" w:hAnsiTheme="majorBidi" w:cstheme="majorBidi"/>
-              </w:rPr>
-              <w:t>lms</w:t>
-            </w:r>
-            <w:proofErr w:type="spellEnd"/>
+              <w:t>/</w:t>
+            </w:r>
+            <w:proofErr w:type="gramStart"/>
+            <w:r>
+              <w:rPr>
+                <w:rFonts w:asciiTheme="majorBidi" w:hAnsiTheme="majorBidi" w:cstheme="majorBidi"/>
+              </w:rPr>
+              <w:t>schema</w:t>
+            </w:r>
+            <w:proofErr w:type="gramEnd"/>
           </w:p>
         </w:tc>
         <w:tc>
@@ -10634,7 +11374,7 @@
               <w:rPr>
                 <w:rFonts w:asciiTheme="majorBidi" w:hAnsiTheme="majorBidi" w:cstheme="majorBidi"/>
               </w:rPr>
-              <w:t>Upload LMS extract</w:t>
+              <w:t>Returns the input schema, state list, and trajectory profiles</w:t>
             </w:r>
           </w:p>
         </w:tc>
@@ -10676,8 +11416,16 @@
               <w:rPr>
                 <w:rFonts w:asciiTheme="majorBidi" w:hAnsiTheme="majorBidi" w:cstheme="majorBidi"/>
               </w:rPr>
-              <w:t>/ingest/sis</w:t>
-            </w:r>
+              <w:t>/</w:t>
+            </w:r>
+            <w:proofErr w:type="gramStart"/>
+            <w:r>
+              <w:rPr>
+                <w:rFonts w:asciiTheme="majorBidi" w:hAnsiTheme="majorBidi" w:cstheme="majorBidi"/>
+              </w:rPr>
+              <w:t>predict</w:t>
+            </w:r>
+            <w:proofErr w:type="gramEnd"/>
           </w:p>
         </w:tc>
         <w:tc>
@@ -10696,509 +11444,7 @@
               <w:rPr>
                 <w:rFonts w:asciiTheme="majorBidi" w:hAnsiTheme="majorBidi" w:cstheme="majorBidi"/>
               </w:rPr>
-              <w:t>Upload SIS extract</w:t>
-            </w:r>
-          </w:p>
-        </w:tc>
-      </w:tr>
-      <w:tr>
-        <w:tc>
-          <w:tcPr>
-            <w:tcW w:w="2880" w:type="dxa"/>
-          </w:tcPr>
-          <w:p>
-            <w:pPr>
-              <w:spacing w:after="240" w:line="360" w:lineRule="auto"/>
-              <w:jc w:val="both"/>
-              <w:rPr>
-                <w:rFonts w:asciiTheme="majorBidi" w:hAnsiTheme="majorBidi" w:cstheme="majorBidi"/>
-              </w:rPr>
-            </w:pPr>
-            <w:r>
-              <w:rPr>
-                <w:rFonts w:asciiTheme="majorBidi" w:hAnsiTheme="majorBidi" w:cstheme="majorBidi"/>
-              </w:rPr>
-              <w:t>POST</w:t>
-            </w:r>
-          </w:p>
-        </w:tc>
-        <w:tc>
-          <w:tcPr>
-            <w:tcW w:w="2880" w:type="dxa"/>
-          </w:tcPr>
-          <w:p>
-            <w:pPr>
-              <w:spacing w:after="240" w:line="360" w:lineRule="auto"/>
-              <w:jc w:val="both"/>
-              <w:rPr>
-                <w:rFonts w:asciiTheme="majorBidi" w:hAnsiTheme="majorBidi" w:cstheme="majorBidi"/>
-              </w:rPr>
-            </w:pPr>
-            <w:r>
-              <w:rPr>
-                <w:rFonts w:asciiTheme="majorBidi" w:hAnsiTheme="majorBidi" w:cstheme="majorBidi"/>
-              </w:rPr>
-              <w:t>/sequences/build</w:t>
-            </w:r>
-          </w:p>
-        </w:tc>
-        <w:tc>
-          <w:tcPr>
-            <w:tcW w:w="2880" w:type="dxa"/>
-          </w:tcPr>
-          <w:p>
-            <w:pPr>
-              <w:spacing w:after="240" w:line="360" w:lineRule="auto"/>
-              <w:jc w:val="both"/>
-              <w:rPr>
-                <w:rFonts w:asciiTheme="majorBidi" w:hAnsiTheme="majorBidi" w:cstheme="majorBidi"/>
-              </w:rPr>
-            </w:pPr>
-            <w:r>
-              <w:rPr>
-                <w:rFonts w:asciiTheme="majorBidi" w:hAnsiTheme="majorBidi" w:cstheme="majorBidi"/>
-              </w:rPr>
-              <w:t xml:space="preserve">Create </w:t>
-            </w:r>
-            <w:r>
-              <w:rPr>
-                <w:rFonts w:asciiTheme="majorBidi" w:hAnsiTheme="majorBidi" w:cstheme="majorBidi"/>
-              </w:rPr>
-              <w:t>sequences</w:t>
-            </w:r>
-          </w:p>
-        </w:tc>
-      </w:tr>
-      <w:tr>
-        <w:tc>
-          <w:tcPr>
-            <w:tcW w:w="2880" w:type="dxa"/>
-          </w:tcPr>
-          <w:p>
-            <w:pPr>
-              <w:spacing w:after="240" w:line="360" w:lineRule="auto"/>
-              <w:jc w:val="both"/>
-              <w:rPr>
-                <w:rFonts w:asciiTheme="majorBidi" w:hAnsiTheme="majorBidi" w:cstheme="majorBidi"/>
-              </w:rPr>
-            </w:pPr>
-            <w:r>
-              <w:rPr>
-                <w:rFonts w:asciiTheme="majorBidi" w:hAnsiTheme="majorBidi" w:cstheme="majorBidi"/>
-              </w:rPr>
-              <w:t>POST</w:t>
-            </w:r>
-          </w:p>
-        </w:tc>
-        <w:tc>
-          <w:tcPr>
-            <w:tcW w:w="2880" w:type="dxa"/>
-          </w:tcPr>
-          <w:p>
-            <w:pPr>
-              <w:spacing w:after="240" w:line="360" w:lineRule="auto"/>
-              <w:jc w:val="both"/>
-              <w:rPr>
-                <w:rFonts w:asciiTheme="majorBidi" w:hAnsiTheme="majorBidi" w:cstheme="majorBidi"/>
-              </w:rPr>
-            </w:pPr>
-            <w:r>
-              <w:rPr>
-                <w:rFonts w:asciiTheme="majorBidi" w:hAnsiTheme="majorBidi" w:cstheme="majorBidi"/>
-              </w:rPr>
-              <w:t>/features/compute</w:t>
-            </w:r>
-          </w:p>
-        </w:tc>
-        <w:tc>
-          <w:tcPr>
-            <w:tcW w:w="2880" w:type="dxa"/>
-          </w:tcPr>
-          <w:p>
-            <w:pPr>
-              <w:spacing w:after="240" w:line="360" w:lineRule="auto"/>
-              <w:jc w:val="both"/>
-              <w:rPr>
-                <w:rFonts w:asciiTheme="majorBidi" w:hAnsiTheme="majorBidi" w:cstheme="majorBidi"/>
-              </w:rPr>
-            </w:pPr>
-            <w:r>
-              <w:rPr>
-                <w:rFonts w:asciiTheme="majorBidi" w:hAnsiTheme="majorBidi" w:cstheme="majorBidi"/>
-              </w:rPr>
-              <w:t>Compute features</w:t>
-            </w:r>
-          </w:p>
-        </w:tc>
-      </w:tr>
-      <w:tr>
-        <w:tc>
-          <w:tcPr>
-            <w:tcW w:w="2880" w:type="dxa"/>
-          </w:tcPr>
-          <w:p>
-            <w:pPr>
-              <w:spacing w:after="240" w:line="360" w:lineRule="auto"/>
-              <w:jc w:val="both"/>
-              <w:rPr>
-                <w:rFonts w:asciiTheme="majorBidi" w:hAnsiTheme="majorBidi" w:cstheme="majorBidi"/>
-              </w:rPr>
-            </w:pPr>
-            <w:r>
-              <w:rPr>
-                <w:rFonts w:asciiTheme="majorBidi" w:hAnsiTheme="majorBidi" w:cstheme="majorBidi"/>
-              </w:rPr>
-              <w:t>POST</w:t>
-            </w:r>
-          </w:p>
-        </w:tc>
-        <w:tc>
-          <w:tcPr>
-            <w:tcW w:w="2880" w:type="dxa"/>
-          </w:tcPr>
-          <w:p>
-            <w:pPr>
-              <w:spacing w:after="240" w:line="360" w:lineRule="auto"/>
-              <w:jc w:val="both"/>
-              <w:rPr>
-                <w:rFonts w:asciiTheme="majorBidi" w:hAnsiTheme="majorBidi" w:cstheme="majorBidi"/>
-              </w:rPr>
-            </w:pPr>
-            <w:r>
-              <w:rPr>
-                <w:rFonts w:asciiTheme="majorBidi" w:hAnsiTheme="majorBidi" w:cstheme="majorBidi"/>
-              </w:rPr>
-              <w:t>/models/train</w:t>
-            </w:r>
-          </w:p>
-        </w:tc>
-        <w:tc>
-          <w:tcPr>
-            <w:tcW w:w="2880" w:type="dxa"/>
-          </w:tcPr>
-          <w:p>
-            <w:pPr>
-              <w:spacing w:after="240" w:line="360" w:lineRule="auto"/>
-              <w:jc w:val="both"/>
-              <w:rPr>
-                <w:rFonts w:asciiTheme="majorBidi" w:hAnsiTheme="majorBidi" w:cstheme="majorBidi"/>
-              </w:rPr>
-            </w:pPr>
-            <w:r>
-              <w:rPr>
-                <w:rFonts w:asciiTheme="majorBidi" w:hAnsiTheme="majorBidi" w:cstheme="majorBidi"/>
-              </w:rPr>
-              <w:t>Train model</w:t>
-            </w:r>
-          </w:p>
-        </w:tc>
-      </w:tr>
-      <w:tr>
-        <w:tc>
-          <w:tcPr>
-            <w:tcW w:w="2880" w:type="dxa"/>
-          </w:tcPr>
-          <w:p>
-            <w:pPr>
-              <w:spacing w:after="240" w:line="360" w:lineRule="auto"/>
-              <w:jc w:val="both"/>
-              <w:rPr>
-                <w:rFonts w:asciiTheme="majorBidi" w:hAnsiTheme="majorBidi" w:cstheme="majorBidi"/>
-              </w:rPr>
-            </w:pPr>
-            <w:r>
-              <w:rPr>
-                <w:rFonts w:asciiTheme="majorBidi" w:hAnsiTheme="majorBidi" w:cstheme="majorBidi"/>
-              </w:rPr>
-              <w:t>GET</w:t>
-            </w:r>
-          </w:p>
-        </w:tc>
-        <w:tc>
-          <w:tcPr>
-            <w:tcW w:w="2880" w:type="dxa"/>
-          </w:tcPr>
-          <w:p>
-            <w:pPr>
-              <w:spacing w:after="240" w:line="360" w:lineRule="auto"/>
-              <w:jc w:val="both"/>
-              <w:rPr>
-                <w:rFonts w:asciiTheme="majorBidi" w:hAnsiTheme="majorBidi" w:cstheme="majorBidi"/>
-              </w:rPr>
-            </w:pPr>
-            <w:r>
-              <w:rPr>
-                <w:rFonts w:asciiTheme="majorBidi" w:hAnsiTheme="majorBidi" w:cstheme="majorBidi"/>
-              </w:rPr>
-              <w:t>/models/{id}</w:t>
-            </w:r>
-          </w:p>
-        </w:tc>
-        <w:tc>
-          <w:tcPr>
-            <w:tcW w:w="2880" w:type="dxa"/>
-          </w:tcPr>
-          <w:p>
-            <w:pPr>
-              <w:spacing w:after="240" w:line="360" w:lineRule="auto"/>
-              <w:jc w:val="both"/>
-              <w:rPr>
-                <w:rFonts w:asciiTheme="majorBidi" w:hAnsiTheme="majorBidi" w:cstheme="majorBidi"/>
-              </w:rPr>
-            </w:pPr>
-            <w:r>
-              <w:rPr>
-                <w:rFonts w:asciiTheme="majorBidi" w:hAnsiTheme="majorBidi" w:cstheme="majorBidi"/>
-              </w:rPr>
-              <w:t>Model metadata</w:t>
-            </w:r>
-          </w:p>
-        </w:tc>
-      </w:tr>
-      <w:tr>
-        <w:tc>
-          <w:tcPr>
-            <w:tcW w:w="2880" w:type="dxa"/>
-          </w:tcPr>
-          <w:p>
-            <w:pPr>
-              <w:spacing w:after="240" w:line="360" w:lineRule="auto"/>
-              <w:jc w:val="both"/>
-              <w:rPr>
-                <w:rFonts w:asciiTheme="majorBidi" w:hAnsiTheme="majorBidi" w:cstheme="majorBidi"/>
-              </w:rPr>
-            </w:pPr>
-            <w:r>
-              <w:rPr>
-                <w:rFonts w:asciiTheme="majorBidi" w:hAnsiTheme="majorBidi" w:cstheme="majorBidi"/>
-              </w:rPr>
-              <w:t>GET</w:t>
-            </w:r>
-          </w:p>
-        </w:tc>
-        <w:tc>
-          <w:tcPr>
-            <w:tcW w:w="2880" w:type="dxa"/>
-          </w:tcPr>
-          <w:p>
-            <w:pPr>
-              <w:spacing w:after="240" w:line="360" w:lineRule="auto"/>
-              <w:jc w:val="both"/>
-              <w:rPr>
-                <w:rFonts w:asciiTheme="majorBidi" w:hAnsiTheme="majorBidi" w:cstheme="majorBidi"/>
-              </w:rPr>
-            </w:pPr>
-            <w:r>
-              <w:rPr>
-                <w:rFonts w:asciiTheme="majorBidi" w:hAnsiTheme="majorBidi" w:cstheme="majorBidi"/>
-              </w:rPr>
-              <w:t>/models/{id}/metrics</w:t>
-            </w:r>
-          </w:p>
-        </w:tc>
-        <w:tc>
-          <w:tcPr>
-            <w:tcW w:w="2880" w:type="dxa"/>
-          </w:tcPr>
-          <w:p>
-            <w:pPr>
-              <w:spacing w:after="240" w:line="360" w:lineRule="auto"/>
-              <w:jc w:val="both"/>
-              <w:rPr>
-                <w:rFonts w:asciiTheme="majorBidi" w:hAnsiTheme="majorBidi" w:cstheme="majorBidi"/>
-              </w:rPr>
-            </w:pPr>
-            <w:r>
-              <w:rPr>
-                <w:rFonts w:asciiTheme="majorBidi" w:hAnsiTheme="majorBidi" w:cstheme="majorBidi"/>
-              </w:rPr>
-              <w:t>Model metrics</w:t>
-            </w:r>
-          </w:p>
-        </w:tc>
-      </w:tr>
-      <w:tr>
-        <w:tc>
-          <w:tcPr>
-            <w:tcW w:w="2880" w:type="dxa"/>
-          </w:tcPr>
-          <w:p>
-            <w:pPr>
-              <w:spacing w:after="240" w:line="360" w:lineRule="auto"/>
-              <w:jc w:val="both"/>
-              <w:rPr>
-                <w:rFonts w:asciiTheme="majorBidi" w:hAnsiTheme="majorBidi" w:cstheme="majorBidi"/>
-              </w:rPr>
-            </w:pPr>
-            <w:r>
-              <w:rPr>
-                <w:rFonts w:asciiTheme="majorBidi" w:hAnsiTheme="majorBidi" w:cstheme="majorBidi"/>
-              </w:rPr>
-              <w:t>POST</w:t>
-            </w:r>
-          </w:p>
-        </w:tc>
-        <w:tc>
-          <w:tcPr>
-            <w:tcW w:w="2880" w:type="dxa"/>
-          </w:tcPr>
-          <w:p>
-            <w:pPr>
-              <w:spacing w:after="240" w:line="360" w:lineRule="auto"/>
-              <w:jc w:val="both"/>
-              <w:rPr>
-                <w:rFonts w:asciiTheme="majorBidi" w:hAnsiTheme="majorBidi" w:cstheme="majorBidi"/>
-              </w:rPr>
-            </w:pPr>
-            <w:r>
-              <w:rPr>
-                <w:rFonts w:asciiTheme="majorBidi" w:hAnsiTheme="majorBidi" w:cstheme="majorBidi"/>
-              </w:rPr>
-              <w:t>/scores/generate</w:t>
-            </w:r>
-          </w:p>
-        </w:tc>
-        <w:tc>
-          <w:tcPr>
-            <w:tcW w:w="2880" w:type="dxa"/>
-          </w:tcPr>
-          <w:p>
-            <w:pPr>
-              <w:spacing w:after="240" w:line="360" w:lineRule="auto"/>
-              <w:jc w:val="both"/>
-              <w:rPr>
-                <w:rFonts w:asciiTheme="majorBidi" w:hAnsiTheme="majorBidi" w:cstheme="majorBidi"/>
-              </w:rPr>
-            </w:pPr>
-            <w:r>
-              <w:rPr>
-                <w:rFonts w:asciiTheme="majorBidi" w:hAnsiTheme="majorBidi" w:cstheme="majorBidi"/>
-              </w:rPr>
-              <w:t>Generate scores</w:t>
-            </w:r>
-          </w:p>
-        </w:tc>
-      </w:tr>
-      <w:tr>
-        <w:tc>
-          <w:tcPr>
-            <w:tcW w:w="2880" w:type="dxa"/>
-          </w:tcPr>
-          <w:p>
-            <w:pPr>
-              <w:spacing w:after="240" w:line="360" w:lineRule="auto"/>
-              <w:jc w:val="both"/>
-              <w:rPr>
-                <w:rFonts w:asciiTheme="majorBidi" w:hAnsiTheme="majorBidi" w:cstheme="majorBidi"/>
-              </w:rPr>
-            </w:pPr>
-            <w:r>
-              <w:rPr>
-                <w:rFonts w:asciiTheme="majorBidi" w:hAnsiTheme="majorBidi" w:cstheme="majorBidi"/>
-              </w:rPr>
-              <w:t>GET</w:t>
-            </w:r>
-          </w:p>
-        </w:tc>
-        <w:tc>
-          <w:tcPr>
-            <w:tcW w:w="2880" w:type="dxa"/>
-          </w:tcPr>
-          <w:p>
-            <w:pPr>
-              <w:spacing w:after="240" w:line="360" w:lineRule="auto"/>
-              <w:jc w:val="both"/>
-              <w:rPr>
-                <w:rFonts w:asciiTheme="majorBidi" w:hAnsiTheme="majorBidi" w:cstheme="majorBidi"/>
-              </w:rPr>
-            </w:pPr>
-            <w:r>
-              <w:rPr>
-                <w:rFonts w:asciiTheme="majorBidi" w:hAnsiTheme="majorBidi" w:cstheme="majorBidi"/>
-              </w:rPr>
-              <w:t>/reports/summary</w:t>
-            </w:r>
-          </w:p>
-        </w:tc>
-        <w:tc>
-          <w:tcPr>
-            <w:tcW w:w="2880" w:type="dxa"/>
-          </w:tcPr>
-          <w:p>
-            <w:pPr>
-              <w:spacing w:after="240" w:line="360" w:lineRule="auto"/>
-              <w:jc w:val="both"/>
-              <w:rPr>
-                <w:rFonts w:asciiTheme="majorBidi" w:hAnsiTheme="majorBidi" w:cstheme="majorBidi"/>
-              </w:rPr>
-            </w:pPr>
-            <w:r>
-              <w:rPr>
-                <w:rFonts w:asciiTheme="majorBidi" w:hAnsiTheme="majorBidi" w:cstheme="majorBidi"/>
-              </w:rPr>
-              <w:t>Summary report</w:t>
-            </w:r>
-          </w:p>
-        </w:tc>
-      </w:tr>
-      <w:tr>
-        <w:tc>
-          <w:tcPr>
-            <w:tcW w:w="2880" w:type="dxa"/>
-          </w:tcPr>
-          <w:p>
-            <w:pPr>
-              <w:spacing w:after="240" w:line="360" w:lineRule="auto"/>
-              <w:jc w:val="both"/>
-              <w:rPr>
-                <w:rFonts w:asciiTheme="majorBidi" w:hAnsiTheme="majorBidi" w:cstheme="majorBidi"/>
-              </w:rPr>
-            </w:pPr>
-            <w:r>
-              <w:rPr>
-                <w:rFonts w:asciiTheme="majorBidi" w:hAnsiTheme="majorBidi" w:cstheme="majorBidi"/>
-              </w:rPr>
-              <w:t>POST</w:t>
-            </w:r>
-          </w:p>
-        </w:tc>
-        <w:tc>
-          <w:tcPr>
-            <w:tcW w:w="2880" w:type="dxa"/>
-          </w:tcPr>
-          <w:p>
-            <w:pPr>
-              <w:spacing w:after="240" w:line="360" w:lineRule="auto"/>
-              <w:jc w:val="both"/>
-              <w:rPr>
-                <w:rFonts w:asciiTheme="majorBidi" w:hAnsiTheme="majorBidi" w:cstheme="majorBidi"/>
-              </w:rPr>
-            </w:pPr>
-            <w:r>
-              <w:rPr>
-                <w:rFonts w:asciiTheme="majorBidi" w:hAnsiTheme="majorBidi" w:cstheme="majorBidi"/>
-              </w:rPr>
-              <w:t>/reports/export</w:t>
-            </w:r>
-          </w:p>
-        </w:tc>
-        <w:tc>
-          <w:tcPr>
-            <w:tcW w:w="2880" w:type="dxa"/>
-          </w:tcPr>
-          <w:p>
-            <w:pPr>
-              <w:spacing w:after="240" w:line="360" w:lineRule="auto"/>
-              <w:jc w:val="both"/>
-              <w:rPr>
-                <w:rFonts w:asciiTheme="majorBidi" w:hAnsiTheme="majorBidi" w:cstheme="majorBidi"/>
-              </w:rPr>
-            </w:pPr>
-            <w:r>
-              <w:rPr>
-                <w:rFonts w:asciiTheme="majorBidi" w:hAnsiTheme="majorBidi" w:cstheme="majorBidi"/>
-              </w:rPr>
-              <w:t>Export report</w:t>
+              <w:t>Matches a submitted eight-step state sequence to the closest trajectory</w:t>
             </w:r>
           </w:p>
         </w:tc>
@@ -11213,7 +11459,7 @@
           <w:rFonts w:asciiTheme="majorBidi" w:hAnsiTheme="majorBidi"/>
         </w:rPr>
       </w:pPr>
-      <w:bookmarkStart w:id="33" w:name="_Toc218899645"/>
+      <w:bookmarkStart w:id="33" w:name="_Toc231335671"/>
       <w:r>
         <w:rPr>
           <w:rFonts w:asciiTheme="majorBidi" w:hAnsiTheme="majorBidi"/>
@@ -11242,7 +11488,7 @@
           <w:noProof/>
         </w:rPr>
         <w:drawing>
-          <wp:inline distT="0" distB="0" distL="0" distR="0" wp14:anchorId="1F0474FD" wp14:editId="0908DFA9">
+          <wp:inline distT="0" distB="0" distL="0" distR="0" wp14:anchorId="2B0E4751" wp14:editId="5DD2B408">
             <wp:extent cx="5486400" cy="2743200"/>
             <wp:effectExtent l="0" t="0" r="0" b="0"/>
             <wp:docPr id="7" name="Picture 7"/>
@@ -11257,7 +11503,7 @@
                     <pic:cNvPicPr/>
                   </pic:nvPicPr>
                   <pic:blipFill>
-                    <a:blip r:embed="rId16"/>
+                    <a:blip r:embed="rId17"/>
                     <a:stretch>
                       <a:fillRect/>
                     </a:stretch>
@@ -11291,7 +11537,7 @@
           <w:rFonts w:asciiTheme="majorBidi" w:hAnsiTheme="majorBidi" w:cstheme="majorBidi"/>
           <w:i/>
         </w:rPr>
-        <w:t>Figure 7. Core class diagram.</w:t>
+        <w:t>Figure 7. Module and function structure across the pipeline, API, and frontend.</w:t>
       </w:r>
     </w:p>
     <w:p>
@@ -11308,7 +11554,7 @@
           <w:noProof/>
         </w:rPr>
         <w:drawing>
-          <wp:inline distT="0" distB="0" distL="0" distR="0" wp14:anchorId="34791064" wp14:editId="2376966F">
+          <wp:inline distT="0" distB="0" distL="0" distR="0" wp14:anchorId="77518D4A" wp14:editId="0EA64FCA">
             <wp:extent cx="5943600" cy="3566160"/>
             <wp:effectExtent l="0" t="0" r="0" b="0"/>
             <wp:docPr id="8" name="Picture 8"/>
@@ -11323,7 +11569,7 @@
                     <pic:cNvPicPr/>
                   </pic:nvPicPr>
                   <pic:blipFill>
-                    <a:blip r:embed="rId17"/>
+                    <a:blip r:embed="rId18"/>
                     <a:stretch>
                       <a:fillRect/>
                     </a:stretch>
@@ -11357,7 +11603,7 @@
           <w:rFonts w:asciiTheme="majorBidi" w:hAnsiTheme="majorBidi" w:cstheme="majorBidi"/>
           <w:i/>
         </w:rPr>
-        <w:t>Figure 8. Report generation sequence.</w:t>
+        <w:t>Figure 8. Sequence diagram: manual trajectory prediction via the /predict endpoint.</w:t>
       </w:r>
     </w:p>
     <w:p>
@@ -11366,7 +11612,7 @@
         <w:spacing w:after="240" w:line="360" w:lineRule="auto"/>
         <w:jc w:val="both"/>
       </w:pPr>
-      <w:bookmarkStart w:id="34" w:name="_Toc218899646"/>
+      <w:bookmarkStart w:id="34" w:name="_Toc231335672"/>
       <w:r>
         <w:t>7</w:t>
       </w:r>
@@ -11384,7 +11630,7 @@
           <w:rFonts w:asciiTheme="majorBidi" w:hAnsiTheme="majorBidi"/>
         </w:rPr>
       </w:pPr>
-      <w:bookmarkStart w:id="35" w:name="_Toc218899647"/>
+      <w:bookmarkStart w:id="35" w:name="_Toc231335673"/>
       <w:r>
         <w:rPr>
           <w:rFonts w:asciiTheme="majorBidi" w:hAnsiTheme="majorBidi"/>
@@ -11411,33 +11657,7 @@
         <w:rPr>
           <w:rFonts w:asciiTheme="majorBidi" w:hAnsiTheme="majorBidi" w:cstheme="majorBidi"/>
         </w:rPr>
-        <w:t xml:space="preserve">This </w:t>
-      </w:r>
-      <w:r>
-        <w:rPr>
-          <w:rFonts w:asciiTheme="majorBidi" w:hAnsiTheme="majorBidi" w:cstheme="majorBidi"/>
-        </w:rPr>
-        <w:t xml:space="preserve">covers data cleaning and </w:t>
-      </w:r>
-      <w:proofErr w:type="spellStart"/>
-      <w:r>
-        <w:rPr>
-          <w:rFonts w:asciiTheme="majorBidi" w:hAnsiTheme="majorBidi" w:cstheme="majorBidi"/>
-        </w:rPr>
-        <w:t>sessionization</w:t>
-      </w:r>
-      <w:proofErr w:type="spellEnd"/>
-      <w:r>
-        <w:rPr>
-          <w:rFonts w:asciiTheme="majorBidi" w:hAnsiTheme="majorBidi" w:cstheme="majorBidi"/>
-        </w:rPr>
-        <w:t>. The de</w:t>
-      </w:r>
-      <w:r>
-        <w:rPr>
-          <w:rFonts w:asciiTheme="majorBidi" w:hAnsiTheme="majorBidi" w:cstheme="majorBidi"/>
-        </w:rPr>
-        <w:t>sign includes sequence construction with state mapping.</w:t>
+        <w:t>The pipeline begins by reading the engagement dataset and selecting the eight clustering indicators (course views, forum reading, forum posting, lecture views, course-view regularity, session count, total duration, and active days).</w:t>
       </w:r>
     </w:p>
     <w:p>
@@ -11452,7 +11672,21 @@
         <w:rPr>
           <w:rFonts w:asciiTheme="majorBidi" w:hAnsiTheme="majorBidi" w:cstheme="majorBidi"/>
         </w:rPr>
-        <w:t>The system supports feature extraction for frequency, regularity, and duration. Operationally, it enables storage in a feature repository.</w:t>
+        <w:t xml:space="preserve">Each indicator is standardized within its course (z-scored per </w:t>
+      </w:r>
+      <w:proofErr w:type="spellStart"/>
+      <w:r>
+        <w:rPr>
+          <w:rFonts w:asciiTheme="majorBidi" w:hAnsiTheme="majorBidi" w:cstheme="majorBidi"/>
+        </w:rPr>
+        <w:t>CourseID</w:t>
+      </w:r>
+      <w:proofErr w:type="spellEnd"/>
+      <w:r>
+        <w:rPr>
+          <w:rFonts w:asciiTheme="majorBidi" w:hAnsiTheme="majorBidi" w:cstheme="majorBidi"/>
+        </w:rPr>
+        <w:t>, with undefined values set to zero) so that engagement is compared relative to course-mates rather than on raw scales.</w:t>
       </w:r>
     </w:p>
     <w:p>
@@ -11467,7 +11701,21 @@
         <w:rPr>
           <w:rFonts w:asciiTheme="majorBidi" w:hAnsiTheme="majorBidi" w:cstheme="majorBidi"/>
         </w:rPr>
-        <w:t>It requires normalization for cross course comparison.</w:t>
+        <w:t xml:space="preserve">The standardized indicators are the features used for Gaussian-mixture state discovery; no </w:t>
+      </w:r>
+      <w:proofErr w:type="spellStart"/>
+      <w:r>
+        <w:rPr>
+          <w:rFonts w:asciiTheme="majorBidi" w:hAnsiTheme="majorBidi" w:cstheme="majorBidi"/>
+        </w:rPr>
+        <w:t>sessionization</w:t>
+      </w:r>
+      <w:proofErr w:type="spellEnd"/>
+      <w:r>
+        <w:rPr>
+          <w:rFonts w:asciiTheme="majorBidi" w:hAnsiTheme="majorBidi" w:cstheme="majorBidi"/>
+        </w:rPr>
+        <w:t xml:space="preserve"> or event-log processing is required because the dataset is already aggregated per student-week.</w:t>
       </w:r>
     </w:p>
     <w:p>
@@ -11484,7 +11732,7 @@
           <w:noProof/>
         </w:rPr>
         <w:drawing>
-          <wp:inline distT="0" distB="0" distL="0" distR="0" wp14:anchorId="1775EC74" wp14:editId="21FCE699">
+          <wp:inline distT="0" distB="0" distL="0" distR="0" wp14:anchorId="1D4FAE42" wp14:editId="14DCE475">
             <wp:extent cx="5943600" cy="1891145"/>
             <wp:effectExtent l="0" t="0" r="0" b="0"/>
             <wp:docPr id="9" name="Picture 9"/>
@@ -11499,7 +11747,7 @@
                     <pic:cNvPicPr/>
                   </pic:nvPicPr>
                   <pic:blipFill>
-                    <a:blip r:embed="rId18"/>
+                    <a:blip r:embed="rId19"/>
                     <a:stretch>
                       <a:fillRect/>
                     </a:stretch>
@@ -11534,14 +11782,23 @@
           <w:rFonts w:asciiTheme="majorBidi" w:hAnsiTheme="majorBidi" w:cstheme="majorBidi"/>
           <w:i/>
         </w:rPr>
-        <w:t>Figu</w:t>
-      </w:r>
+        <w:t xml:space="preserve">Figure 9. The </w:t>
+      </w:r>
+      <w:proofErr w:type="spellStart"/>
       <w:r>
         <w:rPr>
           <w:rFonts w:asciiTheme="majorBidi" w:hAnsiTheme="majorBidi" w:cstheme="majorBidi"/>
           <w:i/>
         </w:rPr>
-        <w:t>re 9. Feature pipeline.</w:t>
+        <w:t>VaSSTra</w:t>
+      </w:r>
+      <w:proofErr w:type="spellEnd"/>
+      <w:r>
+        <w:rPr>
+          <w:rFonts w:asciiTheme="majorBidi" w:hAnsiTheme="majorBidi" w:cstheme="majorBidi"/>
+          <w:i/>
+        </w:rPr>
+        <w:t xml:space="preserve"> analytical pipeline (Variables → States → Sequences → Trajectories).</w:t>
       </w:r>
     </w:p>
     <w:p>
@@ -11558,7 +11815,7 @@
           <w:noProof/>
         </w:rPr>
         <w:drawing>
-          <wp:inline distT="0" distB="0" distL="0" distR="0" wp14:anchorId="5B619D52" wp14:editId="4ADD3A1D">
+          <wp:inline distT="0" distB="0" distL="0" distR="0" wp14:anchorId="7935251B" wp14:editId="06DD7D64">
             <wp:extent cx="5486400" cy="3714219"/>
             <wp:effectExtent l="0" t="0" r="0" b="0"/>
             <wp:docPr id="15" name="Picture 15"/>
@@ -11573,7 +11830,7 @@
                     <pic:cNvPicPr/>
                   </pic:nvPicPr>
                   <pic:blipFill>
-                    <a:blip r:embed="rId19"/>
+                    <a:blip r:embed="rId20"/>
                     <a:stretch>
                       <a:fillRect/>
                     </a:stretch>
@@ -11606,19 +11863,7 @@
         <w:rPr>
           <w:rFonts w:asciiTheme="majorBidi" w:hAnsiTheme="majorBidi" w:cstheme="majorBidi"/>
         </w:rPr>
-        <w:t xml:space="preserve">Figure </w:t>
-      </w:r>
-      <w:r>
-        <w:rPr>
-          <w:rFonts w:asciiTheme="majorBidi" w:hAnsiTheme="majorBidi" w:cstheme="majorBidi"/>
-        </w:rPr>
-        <w:t>9A</w:t>
-      </w:r>
-      <w:r>
-        <w:rPr>
-          <w:rFonts w:asciiTheme="majorBidi" w:hAnsiTheme="majorBidi" w:cstheme="majorBidi"/>
-        </w:rPr>
-        <w:t>: Illustrative Markov state transition structure.</w:t>
+        <w:t>Figure 9A. First-order Markov structure over the three engagement states.</w:t>
       </w:r>
     </w:p>
     <w:p>
@@ -11639,7 +11884,7 @@
           <w:rFonts w:asciiTheme="majorBidi" w:hAnsiTheme="majorBidi"/>
         </w:rPr>
       </w:pPr>
-      <w:bookmarkStart w:id="36" w:name="_Toc218899648"/>
+      <w:bookmarkStart w:id="36" w:name="_Toc231335674"/>
       <w:r>
         <w:rPr>
           <w:rFonts w:asciiTheme="majorBidi" w:hAnsiTheme="majorBidi"/>
@@ -11666,19 +11911,7 @@
         <w:rPr>
           <w:rFonts w:asciiTheme="majorBidi" w:hAnsiTheme="majorBidi" w:cstheme="majorBidi"/>
         </w:rPr>
-        <w:t xml:space="preserve">This </w:t>
-      </w:r>
-      <w:r>
-        <w:rPr>
-          <w:rFonts w:asciiTheme="majorBidi" w:hAnsiTheme="majorBidi" w:cstheme="majorBidi"/>
-        </w:rPr>
-        <w:t xml:space="preserve">covers first order Markov models for interpretable transitions. The design includes hidden Markov models for latent state discovery. The system supports mixture models for cohort </w:t>
-      </w:r>
-      <w:r>
-        <w:rPr>
-          <w:rFonts w:asciiTheme="majorBidi" w:hAnsiTheme="majorBidi" w:cstheme="majorBidi"/>
-        </w:rPr>
-        <w:t>clustering.</w:t>
+        <w:t>Engagement states are discovered with a Gaussian-mixture model (the Python equivalent of latent-profile analysis). Candidate solutions with 2–5 components are compared by BIC and AIC, and a three-state model is chosen for interpretability (Disengaged, Average, Active).</w:t>
       </w:r>
     </w:p>
     <w:p>
@@ -11693,7 +11926,7 @@
         <w:rPr>
           <w:rFonts w:asciiTheme="majorBidi" w:hAnsiTheme="majorBidi" w:cstheme="majorBidi"/>
         </w:rPr>
-        <w:t>Operationally, it enables EM based estimation with random restarts. It requires BIC and log likelihood for model selection. This section covers state occupancy and stability diagnostics.</w:t>
+        <w:t>Trajectories are formed by one-hot encoding the eight-step sequences and applying Ward agglomerative clustering; the number of trajectories (three) is selected using the silhouette score. The companion notebook additionally estimates first-order Markov transition matrices, overall and per trajectory.</w:t>
       </w:r>
     </w:p>
     <w:p>
@@ -11708,13 +11941,65 @@
         <w:rPr>
           <w:rFonts w:asciiTheme="majorBidi" w:hAnsiTheme="majorBidi" w:cstheme="majorBidi"/>
         </w:rPr>
-        <w:t>The design includes steady state comparisons across cohor</w:t>
-      </w:r>
-      <w:r>
-        <w:rPr>
-          <w:rFonts w:asciiTheme="majorBidi" w:hAnsiTheme="majorBidi" w:cstheme="majorBidi"/>
-        </w:rPr>
-        <w:t>ts.</w:t>
+        <w:t>All fitting uses a fixed random seed (2026) so results are reproducible across runs.</w:t>
+      </w:r>
+    </w:p>
+    <w:p>
+      <w:pPr>
+        <w:jc w:val="center"/>
+      </w:pPr>
+      <w:r>
+        <w:rPr>
+          <w:noProof/>
+        </w:rPr>
+        <w:drawing>
+          <wp:inline distT="0" distB="0" distL="0" distR="0" wp14:anchorId="7A200D1D" wp14:editId="3AA3FCAF">
+            <wp:extent cx="5760720" cy="2133600"/>
+            <wp:effectExtent l="0" t="0" r="0" b="0"/>
+            <wp:docPr id="226875545" name="Picture 226875545"/>
+            <wp:cNvGraphicFramePr>
+              <a:graphicFrameLocks xmlns:a="http://schemas.openxmlformats.org/drawingml/2006/main" noChangeAspect="1"/>
+            </wp:cNvGraphicFramePr>
+            <a:graphic xmlns:a="http://schemas.openxmlformats.org/drawingml/2006/main">
+              <a:graphicData uri="http://schemas.openxmlformats.org/drawingml/2006/picture">
+                <pic:pic xmlns:pic="http://schemas.openxmlformats.org/drawingml/2006/picture">
+                  <pic:nvPicPr>
+                    <pic:cNvPr id="0" name="dendrogram.png"/>
+                    <pic:cNvPicPr/>
+                  </pic:nvPicPr>
+                  <pic:blipFill>
+                    <a:blip r:embed="rId21"/>
+                    <a:stretch>
+                      <a:fillRect/>
+                    </a:stretch>
+                  </pic:blipFill>
+                  <pic:spPr>
+                    <a:xfrm>
+                      <a:off x="0" y="0"/>
+                      <a:ext cx="5760720" cy="2133600"/>
+                    </a:xfrm>
+                    <a:prstGeom prst="rect">
+                      <a:avLst/>
+                    </a:prstGeom>
+                  </pic:spPr>
+                </pic:pic>
+              </a:graphicData>
+            </a:graphic>
+          </wp:inline>
+        </w:drawing>
+      </w:r>
+    </w:p>
+    <w:p>
+      <w:pPr>
+        <w:jc w:val="center"/>
+      </w:pPr>
+      <w:r>
+        <w:rPr>
+          <w:i/>
+          <w:color w:val="555555"/>
+          <w:sz w:val="20"/>
+        </w:rPr>
+        <w:t>Figure 9B. Ward dendrogram of the one-hot encoded state sequences, cut into three trajectories.</w:t>
       </w:r>
     </w:p>
     <w:p>
@@ -11726,7 +12011,7 @@
           <w:rFonts w:asciiTheme="majorBidi" w:hAnsiTheme="majorBidi"/>
         </w:rPr>
       </w:pPr>
-      <w:bookmarkStart w:id="37" w:name="_Toc218899649"/>
+      <w:bookmarkStart w:id="37" w:name="_Toc231335675"/>
       <w:r>
         <w:rPr>
           <w:rFonts w:asciiTheme="majorBidi" w:hAnsiTheme="majorBidi"/>
@@ -11753,7 +12038,7 @@
         <w:rPr>
           <w:rFonts w:asciiTheme="majorBidi" w:hAnsiTheme="majorBidi" w:cstheme="majorBidi"/>
         </w:rPr>
-        <w:t>This section covers state alphabet definition and sequence encoding. The design includes model fitting and parameter estimation.</w:t>
+        <w:t>The state alphabet is the three engagement levels. After fitting, each student’s states are encoded as an eight-step sequence, and the first-order transition matrix counts how often each state follows another, normalized per row to probabilities.</w:t>
       </w:r>
     </w:p>
     <w:p>
@@ -11768,17 +12053,83 @@
         <w:rPr>
           <w:rFonts w:asciiTheme="majorBidi" w:hAnsiTheme="majorBidi" w:cstheme="majorBidi"/>
         </w:rPr>
-        <w:t>The system supports visualization of transition and steady state outputs. Operationally, it enables</w:t>
-      </w:r>
-      <w:r>
-        <w:rPr>
-          <w:rFonts w:asciiTheme="majorBidi" w:hAnsiTheme="majorBidi" w:cstheme="majorBidi"/>
-        </w:rPr>
-        <w:t xml:space="preserve"> interpretation of cluster assignments.</w:t>
+        <w:t xml:space="preserve">The transition matrix, its steady-state (stationary) distribution, and the comparison with the initial (first-step) distribution are visualized to interpret how engagement persists and shifts over the course; trajectory prototypes </w:t>
+      </w:r>
+      <w:proofErr w:type="spellStart"/>
+      <w:r>
+        <w:rPr>
+          <w:rFonts w:asciiTheme="majorBidi" w:hAnsiTheme="majorBidi" w:cstheme="majorBidi"/>
+        </w:rPr>
+        <w:t>summarise</w:t>
+      </w:r>
+      <w:proofErr w:type="spellEnd"/>
+      <w:r>
+        <w:rPr>
+          <w:rFonts w:asciiTheme="majorBidi" w:hAnsiTheme="majorBidi" w:cstheme="majorBidi"/>
+        </w:rPr>
+        <w:t xml:space="preserve"> the dominant path of each cluster.</w:t>
       </w:r>
     </w:p>
     <w:p>
       <w:pPr>
+        <w:jc w:val="center"/>
+      </w:pPr>
+      <w:r>
+        <w:rPr>
+          <w:noProof/>
+        </w:rPr>
+        <w:drawing>
+          <wp:inline distT="0" distB="0" distL="0" distR="0" wp14:anchorId="402195D3" wp14:editId="637D87BB">
+            <wp:extent cx="5577840" cy="2320381"/>
+            <wp:effectExtent l="0" t="0" r="0" b="0"/>
+            <wp:docPr id="226875544" name="Picture 226875544"/>
+            <wp:cNvGraphicFramePr>
+              <a:graphicFrameLocks xmlns:a="http://schemas.openxmlformats.org/drawingml/2006/main" noChangeAspect="1"/>
+            </wp:cNvGraphicFramePr>
+            <a:graphic xmlns:a="http://schemas.openxmlformats.org/drawingml/2006/main">
+              <a:graphicData uri="http://schemas.openxmlformats.org/drawingml/2006/picture">
+                <pic:pic xmlns:pic="http://schemas.openxmlformats.org/drawingml/2006/picture">
+                  <pic:nvPicPr>
+                    <pic:cNvPr id="0" name="state_distribution.png"/>
+                    <pic:cNvPicPr/>
+                  </pic:nvPicPr>
+                  <pic:blipFill>
+                    <a:blip r:embed="rId22"/>
+                    <a:stretch>
+                      <a:fillRect/>
+                    </a:stretch>
+                  </pic:blipFill>
+                  <pic:spPr>
+                    <a:xfrm>
+                      <a:off x="0" y="0"/>
+                      <a:ext cx="5577840" cy="2320381"/>
+                    </a:xfrm>
+                    <a:prstGeom prst="rect">
+                      <a:avLst/>
+                    </a:prstGeom>
+                  </pic:spPr>
+                </pic:pic>
+              </a:graphicData>
+            </a:graphic>
+          </wp:inline>
+        </w:drawing>
+      </w:r>
+    </w:p>
+    <w:p>
+      <w:pPr>
+        <w:jc w:val="center"/>
+      </w:pPr>
+      <w:r>
+        <w:rPr>
+          <w:i/>
+          <w:color w:val="555555"/>
+          <w:sz w:val="20"/>
+        </w:rPr>
+        <w:t>Figure 9C. Engagement-state distribution across the eight weekly time points (from the state sequences).</w:t>
+      </w:r>
+    </w:p>
+    <w:p>
+      <w:pPr>
         <w:spacing w:after="240" w:line="360" w:lineRule="auto"/>
         <w:jc w:val="both"/>
         <w:rPr>
@@ -11791,7 +12142,7 @@
           <w:noProof/>
         </w:rPr>
         <w:drawing>
-          <wp:inline distT="0" distB="0" distL="0" distR="0" wp14:anchorId="7E2747DB" wp14:editId="43FC9950">
+          <wp:inline distT="0" distB="0" distL="0" distR="0" wp14:anchorId="61CD0718" wp14:editId="11960EB8">
             <wp:extent cx="5029200" cy="4435475"/>
             <wp:effectExtent l="0" t="0" r="0" b="0"/>
             <wp:docPr id="10" name="Picture 10"/>
@@ -11806,7 +12157,7 @@
                     <pic:cNvPicPr/>
                   </pic:nvPicPr>
                   <pic:blipFill>
-                    <a:blip r:embed="rId20"/>
+                    <a:blip r:embed="rId23"/>
                     <a:stretch>
                       <a:fillRect/>
                     </a:stretch>
@@ -11840,7 +12191,7 @@
           <w:rFonts w:asciiTheme="majorBidi" w:hAnsiTheme="majorBidi" w:cstheme="majorBidi"/>
           <w:i/>
         </w:rPr>
-        <w:t>Figure 10. Example transition matrix.</w:t>
+        <w:t>Figure 10. First-order Markov transition matrix over the three engagement states.</w:t>
       </w:r>
     </w:p>
     <w:p>
@@ -11857,7 +12208,7 @@
           <w:noProof/>
         </w:rPr>
         <w:drawing>
-          <wp:inline distT="0" distB="0" distL="0" distR="0" wp14:anchorId="4C927C89" wp14:editId="2AC071E2">
+          <wp:inline distT="0" distB="0" distL="0" distR="0" wp14:anchorId="44BF6B01" wp14:editId="7E78EE1C">
             <wp:extent cx="5029200" cy="3338982"/>
             <wp:effectExtent l="0" t="0" r="0" b="0"/>
             <wp:docPr id="11" name="Picture 11"/>
@@ -11872,7 +12223,7 @@
                     <pic:cNvPicPr/>
                   </pic:nvPicPr>
                   <pic:blipFill>
-                    <a:blip r:embed="rId21"/>
+                    <a:blip r:embed="rId24"/>
                     <a:stretch>
                       <a:fillRect/>
                     </a:stretch>
@@ -11906,7 +12257,7 @@
           <w:rFonts w:asciiTheme="majorBidi" w:hAnsiTheme="majorBidi" w:cstheme="majorBidi"/>
           <w:i/>
         </w:rPr>
-        <w:t>Figure 11. Steady state distribution.</w:t>
+        <w:t>Figure 11. Steady-state (stationary) distribution of the transition matrix.</w:t>
       </w:r>
     </w:p>
     <w:p>
@@ -11923,7 +12274,7 @@
           <w:noProof/>
         </w:rPr>
         <w:drawing>
-          <wp:inline distT="0" distB="0" distL="0" distR="0" wp14:anchorId="33DDA3F9" wp14:editId="58E85C20">
+          <wp:inline distT="0" distB="0" distL="0" distR="0" wp14:anchorId="0053A5D5" wp14:editId="240D8105">
             <wp:extent cx="5029200" cy="3338982"/>
             <wp:effectExtent l="0" t="0" r="0" b="0"/>
             <wp:docPr id="12" name="Picture 12"/>
@@ -11938,7 +12289,7 @@
                     <pic:cNvPicPr/>
                   </pic:nvPicPr>
                   <pic:blipFill>
-                    <a:blip r:embed="rId22"/>
+                    <a:blip r:embed="rId25"/>
                     <a:stretch>
                       <a:fillRect/>
                     </a:stretch>
@@ -11973,7 +12324,7 @@
           <w:rFonts w:asciiTheme="majorBidi" w:hAnsiTheme="majorBidi" w:cstheme="majorBidi"/>
           <w:i/>
         </w:rPr>
-        <w:t>Figure 12. Initial vs steady state.</w:t>
+        <w:t>Figure 12. Initial (first-step) vs. steady-state engagement distribution.</w:t>
       </w:r>
     </w:p>
     <w:p>
@@ -11991,7 +12342,7 @@
         <w:spacing w:after="240" w:line="360" w:lineRule="auto"/>
         <w:jc w:val="both"/>
       </w:pPr>
-      <w:bookmarkStart w:id="38" w:name="_Toc218899650"/>
+      <w:bookmarkStart w:id="38" w:name="_Toc231335676"/>
       <w:r>
         <w:t>8</w:t>
       </w:r>
@@ -12012,19 +12363,65 @@
         <w:rPr>
           <w:rFonts w:asciiTheme="majorBidi" w:hAnsiTheme="majorBidi" w:cstheme="majorBidi"/>
         </w:rPr>
-        <w:t xml:space="preserve">This </w:t>
-      </w:r>
-      <w:r>
-        <w:rPr>
-          <w:rFonts w:asciiTheme="majorBidi" w:hAnsiTheme="majorBidi" w:cstheme="majorBidi"/>
-        </w:rPr>
-        <w:t>covers internal integration through scheduled jobs an</w:t>
-      </w:r>
-      <w:r>
-        <w:rPr>
-          <w:rFonts w:asciiTheme="majorBidi" w:hAnsiTheme="majorBidi" w:cstheme="majorBidi"/>
-        </w:rPr>
-        <w:t>d shared metadata. The design includes file based ingestion for LMS and SIS sources.</w:t>
+        <w:t xml:space="preserve">The three components integrate through the local file system and local HTTP. The pipeline writes </w:t>
+      </w:r>
+      <w:proofErr w:type="spellStart"/>
+      <w:proofErr w:type="gramStart"/>
+      <w:r>
+        <w:rPr>
+          <w:rFonts w:asciiTheme="majorBidi" w:hAnsiTheme="majorBidi" w:cstheme="majorBidi"/>
+        </w:rPr>
+        <w:t>dashboard.json</w:t>
+      </w:r>
+      <w:proofErr w:type="spellEnd"/>
+      <w:proofErr w:type="gramEnd"/>
+      <w:r>
+        <w:rPr>
+          <w:rFonts w:asciiTheme="majorBidi" w:hAnsiTheme="majorBidi" w:cstheme="majorBidi"/>
+        </w:rPr>
+        <w:t xml:space="preserve"> and the CSV artifacts; the </w:t>
+      </w:r>
+      <w:proofErr w:type="spellStart"/>
+      <w:r>
+        <w:rPr>
+          <w:rFonts w:asciiTheme="majorBidi" w:hAnsiTheme="majorBidi" w:cstheme="majorBidi"/>
+        </w:rPr>
+        <w:t>FastAPI</w:t>
+      </w:r>
+      <w:proofErr w:type="spellEnd"/>
+      <w:r>
+        <w:rPr>
+          <w:rFonts w:asciiTheme="majorBidi" w:hAnsiTheme="majorBidi" w:cstheme="majorBidi"/>
+        </w:rPr>
+        <w:t xml:space="preserve"> service reads </w:t>
+      </w:r>
+      <w:proofErr w:type="spellStart"/>
+      <w:r>
+        <w:rPr>
+          <w:rFonts w:asciiTheme="majorBidi" w:hAnsiTheme="majorBidi" w:cstheme="majorBidi"/>
+        </w:rPr>
+        <w:t>dashboard.json</w:t>
+      </w:r>
+      <w:proofErr w:type="spellEnd"/>
+      <w:r>
+        <w:rPr>
+          <w:rFonts w:asciiTheme="majorBidi" w:hAnsiTheme="majorBidi" w:cstheme="majorBidi"/>
+        </w:rPr>
+        <w:t xml:space="preserve"> at start-up; and the frontend fetches </w:t>
+      </w:r>
+      <w:proofErr w:type="spellStart"/>
+      <w:r>
+        <w:rPr>
+          <w:rFonts w:asciiTheme="majorBidi" w:hAnsiTheme="majorBidi" w:cstheme="majorBidi"/>
+        </w:rPr>
+        <w:t>dashboard.json</w:t>
+      </w:r>
+      <w:proofErr w:type="spellEnd"/>
+      <w:r>
+        <w:rPr>
+          <w:rFonts w:asciiTheme="majorBidi" w:hAnsiTheme="majorBidi" w:cstheme="majorBidi"/>
+        </w:rPr>
+        <w:t xml:space="preserve"> over HTTP and calls /predict.</w:t>
       </w:r>
     </w:p>
     <w:p>
@@ -12039,7 +12436,7 @@
         <w:rPr>
           <w:rFonts w:asciiTheme="majorBidi" w:hAnsiTheme="majorBidi" w:cstheme="majorBidi"/>
         </w:rPr>
-        <w:t>The system supports export to downstream analytics via CSV and JSON. Operationally, it enables consistent API contracts across modules.</w:t>
+        <w:t>There is no external integration: no LMS/SIS connectors, no message bus, and no scheduled jobs. The generated CSV and JSON files are the integration contract and can also be reused for reporting or placed under version control.</w:t>
       </w:r>
     </w:p>
     <w:p>
@@ -12048,7 +12445,7 @@
         <w:spacing w:after="240" w:line="360" w:lineRule="auto"/>
         <w:jc w:val="both"/>
       </w:pPr>
-      <w:bookmarkStart w:id="39" w:name="_Toc218899651"/>
+      <w:bookmarkStart w:id="39" w:name="_Toc231335677"/>
       <w:r>
         <w:t>9</w:t>
       </w:r>
@@ -12066,7 +12463,7 @@
           <w:rFonts w:asciiTheme="majorBidi" w:hAnsiTheme="majorBidi"/>
         </w:rPr>
       </w:pPr>
-      <w:bookmarkStart w:id="40" w:name="_Toc218899652"/>
+      <w:bookmarkStart w:id="40" w:name="_Toc231335678"/>
       <w:r>
         <w:rPr>
           <w:rFonts w:asciiTheme="majorBidi" w:hAnsiTheme="majorBidi"/>
@@ -12077,13 +12474,7 @@
         <w:rPr>
           <w:rFonts w:asciiTheme="majorBidi" w:hAnsiTheme="majorBidi"/>
         </w:rPr>
-        <w:t>.1 Authen</w:t>
-      </w:r>
-      <w:r>
-        <w:rPr>
-          <w:rFonts w:asciiTheme="majorBidi" w:hAnsiTheme="majorBidi"/>
-        </w:rPr>
-        <w:t>tication</w:t>
+        <w:t>.1 Authentication</w:t>
       </w:r>
       <w:bookmarkEnd w:id="40"/>
     </w:p>
@@ -12099,13 +12490,7 @@
         <w:rPr>
           <w:rFonts w:asciiTheme="majorBidi" w:hAnsiTheme="majorBidi" w:cstheme="majorBidi"/>
         </w:rPr>
-        <w:t>T</w:t>
-      </w:r>
-      <w:r>
-        <w:rPr>
-          <w:rFonts w:asciiTheme="majorBidi" w:hAnsiTheme="majorBidi" w:cstheme="majorBidi"/>
-        </w:rPr>
-        <w:t>oken based sessions and optional single sign on. The design includes short lived tokens for service to service calls.</w:t>
+        <w:t>The application requires no authentication. It runs locally for a single User, so there are no accounts, passwords, or sessions to manage.</w:t>
       </w:r>
     </w:p>
     <w:p>
@@ -12120,7 +12505,7 @@
         <w:rPr>
           <w:rFonts w:asciiTheme="majorBidi" w:hAnsiTheme="majorBidi" w:cstheme="majorBidi"/>
         </w:rPr>
-        <w:t>The system supports audit of authentication events.</w:t>
+        <w:t>Because nothing is exposed beyond the local machine, there are no login or token-issuance flows to secure.</w:t>
       </w:r>
     </w:p>
     <w:p>
@@ -12132,7 +12517,7 @@
           <w:rFonts w:asciiTheme="majorBidi" w:hAnsiTheme="majorBidi"/>
         </w:rPr>
       </w:pPr>
-      <w:bookmarkStart w:id="41" w:name="_Toc218899653"/>
+      <w:bookmarkStart w:id="41" w:name="_Toc231335679"/>
       <w:r>
         <w:rPr>
           <w:rFonts w:asciiTheme="majorBidi" w:hAnsiTheme="majorBidi"/>
@@ -12159,31 +12544,7 @@
         <w:rPr>
           <w:rFonts w:asciiTheme="majorBidi" w:hAnsiTheme="majorBidi" w:cstheme="majorBidi"/>
         </w:rPr>
-        <w:t xml:space="preserve">This </w:t>
-      </w:r>
-      <w:r>
-        <w:rPr>
-          <w:rFonts w:asciiTheme="majorBidi" w:hAnsiTheme="majorBidi" w:cstheme="majorBidi"/>
-        </w:rPr>
-        <w:t xml:space="preserve">covers </w:t>
-      </w:r>
-      <w:r>
-        <w:rPr>
-          <w:rFonts w:asciiTheme="majorBidi" w:hAnsiTheme="majorBidi" w:cstheme="majorBidi"/>
-        </w:rPr>
-        <w:t>role-based</w:t>
-      </w:r>
-      <w:r>
-        <w:rPr>
-          <w:rFonts w:asciiTheme="majorBidi" w:hAnsiTheme="majorBidi" w:cstheme="majorBidi"/>
-        </w:rPr>
-        <w:t xml:space="preserve"> </w:t>
-      </w:r>
-      <w:r>
-        <w:rPr>
-          <w:rFonts w:asciiTheme="majorBidi" w:hAnsiTheme="majorBidi" w:cstheme="majorBidi"/>
-        </w:rPr>
-        <w:t>access for admin, analyst, and instructor. The design includes least privilege enforcement for model training endpoints.</w:t>
+        <w:t>There are no user roles; the single User has access to all features, which is appropriate for a local analysis tool.</w:t>
       </w:r>
     </w:p>
     <w:p>
@@ -12198,7 +12559,21 @@
         <w:rPr>
           <w:rFonts w:asciiTheme="majorBidi" w:hAnsiTheme="majorBidi" w:cstheme="majorBidi"/>
         </w:rPr>
-        <w:t>The system supports separation of duties for export actions.</w:t>
+        <w:t xml:space="preserve">The </w:t>
+      </w:r>
+      <w:proofErr w:type="spellStart"/>
+      <w:r>
+        <w:rPr>
+          <w:rFonts w:asciiTheme="majorBidi" w:hAnsiTheme="majorBidi" w:cstheme="majorBidi"/>
+        </w:rPr>
+        <w:t>FastAPI</w:t>
+      </w:r>
+      <w:proofErr w:type="spellEnd"/>
+      <w:r>
+        <w:rPr>
+          <w:rFonts w:asciiTheme="majorBidi" w:hAnsiTheme="majorBidi" w:cstheme="majorBidi"/>
+        </w:rPr>
+        <w:t xml:space="preserve"> backend restricts cross-origin requests to localhost (127.0.0.1) origins, so the API is not reachable from other origins.</w:t>
       </w:r>
     </w:p>
     <w:p>
@@ -12210,7 +12585,7 @@
           <w:rFonts w:asciiTheme="majorBidi" w:hAnsiTheme="majorBidi"/>
         </w:rPr>
       </w:pPr>
-      <w:bookmarkStart w:id="42" w:name="_Toc218899654"/>
+      <w:bookmarkStart w:id="42" w:name="_Toc231335680"/>
       <w:r>
         <w:rPr>
           <w:rFonts w:asciiTheme="majorBidi" w:hAnsiTheme="majorBidi"/>
@@ -12237,13 +12612,7 @@
         <w:rPr>
           <w:rFonts w:asciiTheme="majorBidi" w:hAnsiTheme="majorBidi" w:cstheme="majorBidi"/>
         </w:rPr>
-        <w:t>This section covers encryption at rest and in transit</w:t>
-      </w:r>
-      <w:r>
-        <w:rPr>
-          <w:rFonts w:asciiTheme="majorBidi" w:hAnsiTheme="majorBidi" w:cstheme="majorBidi"/>
-        </w:rPr>
-        <w:t>. The design includes PII minimization and audit logging.</w:t>
+        <w:t>All communication is local, between the browser and a backend bound to 127.0.0.1; the application can be run entirely offline, so no engagement data is transmitted over a network.</w:t>
       </w:r>
     </w:p>
     <w:p>
@@ -12258,7 +12627,7 @@
         <w:rPr>
           <w:rFonts w:asciiTheme="majorBidi" w:hAnsiTheme="majorBidi" w:cstheme="majorBidi"/>
         </w:rPr>
-        <w:t>The system supports data retention policies for raw and derived datasets. Operationally, it enables secure export handling and watermarking.</w:t>
+        <w:t>The bundled dataset uses anonymized identifiers and contains no personally identifiable information; the views display only de-identified, aggregated results.</w:t>
       </w:r>
     </w:p>
     <w:p>
@@ -12267,7 +12636,7 @@
         <w:spacing w:after="240" w:line="360" w:lineRule="auto"/>
         <w:jc w:val="both"/>
       </w:pPr>
-      <w:bookmarkStart w:id="43" w:name="_Toc218899655"/>
+      <w:bookmarkStart w:id="43" w:name="_Toc231335681"/>
       <w:r>
         <w:t>10</w:t>
       </w:r>
@@ -12365,7 +12734,7 @@
               <w:rPr>
                 <w:rFonts w:asciiTheme="majorBidi" w:hAnsiTheme="majorBidi" w:cstheme="majorBidi"/>
               </w:rPr>
-              <w:t>Batch ingestion of 1,000 sequences in under 5 minutes</w:t>
+              <w:t>Dashboard renders within ~3 s; the full pipeline completes within a few seconds on a laptop</w:t>
             </w:r>
           </w:p>
         </w:tc>
@@ -12387,7 +12756,7 @@
               <w:rPr>
                 <w:rFonts w:asciiTheme="majorBidi" w:hAnsiTheme="majorBidi" w:cstheme="majorBidi"/>
               </w:rPr>
-              <w:t>Scalability</w:t>
+              <w:t>Responsiveness</w:t>
             </w:r>
           </w:p>
         </w:tc>
@@ -12407,7 +12776,7 @@
               <w:rPr>
                 <w:rFonts w:asciiTheme="majorBidi" w:hAnsiTheme="majorBidi" w:cstheme="majorBidi"/>
               </w:rPr>
-              <w:t>Support 10x growth with horizontal scaling</w:t>
+              <w:t>Prediction returns within ~1 s (sequence compared to stored prototypes only)</w:t>
             </w:r>
           </w:p>
         </w:tc>
@@ -12449,7 +12818,7 @@
               <w:rPr>
                 <w:rFonts w:asciiTheme="majorBidi" w:hAnsiTheme="majorBidi" w:cstheme="majorBidi"/>
               </w:rPr>
-              <w:t>Idempotent model runs with retry support</w:t>
+              <w:t>Failed runs leave prior artifacts intact; predictable errors are handled gracefully</w:t>
             </w:r>
           </w:p>
         </w:tc>
@@ -12471,7 +12840,7 @@
               <w:rPr>
                 <w:rFonts w:asciiTheme="majorBidi" w:hAnsiTheme="majorBidi" w:cstheme="majorBidi"/>
               </w:rPr>
-              <w:t>Maintainability</w:t>
+              <w:t>Reproducibility</w:t>
             </w:r>
           </w:p>
         </w:tc>
@@ -12491,7 +12860,7 @@
               <w:rPr>
                 <w:rFonts w:asciiTheme="majorBidi" w:hAnsiTheme="majorBidi" w:cstheme="majorBidi"/>
               </w:rPr>
-              <w:t>Versioned schemas and modular services</w:t>
+              <w:t>Fixed random seed (2026) yields identical results for the same data and configuration</w:t>
             </w:r>
           </w:p>
         </w:tc>
@@ -12513,7 +12882,7 @@
               <w:rPr>
                 <w:rFonts w:asciiTheme="majorBidi" w:hAnsiTheme="majorBidi" w:cstheme="majorBidi"/>
               </w:rPr>
-              <w:t>Usability</w:t>
+              <w:t>Maintainability</w:t>
             </w:r>
           </w:p>
         </w:tc>
@@ -12533,13 +12902,7 @@
               <w:rPr>
                 <w:rFonts w:asciiTheme="majorBidi" w:hAnsiTheme="majorBidi" w:cstheme="majorBidi"/>
               </w:rPr>
-              <w:t>Dashboard loa</w:t>
-            </w:r>
-            <w:r>
-              <w:rPr>
-                <w:rFonts w:asciiTheme="majorBidi" w:hAnsiTheme="majorBidi" w:cstheme="majorBidi"/>
-              </w:rPr>
-              <w:t>d under 3 seconds for typical filters</w:t>
+              <w:t>Modular pipeline functions, a shared API factory, and clearly separated frontend code</w:t>
             </w:r>
           </w:p>
         </w:tc>
@@ -12561,7 +12924,7 @@
               <w:rPr>
                 <w:rFonts w:asciiTheme="majorBidi" w:hAnsiTheme="majorBidi" w:cstheme="majorBidi"/>
               </w:rPr>
-              <w:t>Availability</w:t>
+              <w:t>Usability</w:t>
             </w:r>
           </w:p>
         </w:tc>
@@ -12581,7 +12944,7 @@
               <w:rPr>
                 <w:rFonts w:asciiTheme="majorBidi" w:hAnsiTheme="majorBidi" w:cstheme="majorBidi"/>
               </w:rPr>
-              <w:t>99.5 percent uptime target for UI and API</w:t>
+              <w:t>Single page, labelled charts, readable status messages, no setup beyond running a script</w:t>
             </w:r>
           </w:p>
         </w:tc>
@@ -12593,7 +12956,7 @@
         <w:spacing w:after="240" w:line="360" w:lineRule="auto"/>
         <w:jc w:val="both"/>
       </w:pPr>
-      <w:bookmarkStart w:id="44" w:name="_Toc218899656"/>
+      <w:bookmarkStart w:id="44" w:name="_Toc231335682"/>
       <w:r>
         <w:t>1</w:t>
       </w:r>
@@ -12614,7 +12977,7 @@
           <w:rFonts w:asciiTheme="majorBidi" w:hAnsiTheme="majorBidi"/>
         </w:rPr>
       </w:pPr>
-      <w:bookmarkStart w:id="45" w:name="_Toc218899657"/>
+      <w:bookmarkStart w:id="45" w:name="_Toc231335683"/>
       <w:r>
         <w:rPr>
           <w:rFonts w:asciiTheme="majorBidi" w:hAnsiTheme="majorBidi"/>
@@ -12704,7 +13067,7 @@
               <w:rPr>
                 <w:rFonts w:asciiTheme="majorBidi" w:hAnsiTheme="majorBidi" w:cstheme="majorBidi"/>
               </w:rPr>
-              <w:t>Compute</w:t>
+              <w:t>Operating system</w:t>
             </w:r>
           </w:p>
         </w:tc>
@@ -12724,7 +13087,7 @@
               <w:rPr>
                 <w:rFonts w:asciiTheme="majorBidi" w:hAnsiTheme="majorBidi" w:cstheme="majorBidi"/>
               </w:rPr>
-              <w:t>4 to 8 vCPU and 16 GB RAM for analytics worker</w:t>
+              <w:t>Windows (PowerShell/.bat launchers); portable Python elsewhere</w:t>
             </w:r>
           </w:p>
         </w:tc>
@@ -12746,7 +13109,7 @@
               <w:rPr>
                 <w:rFonts w:asciiTheme="majorBidi" w:hAnsiTheme="majorBidi" w:cstheme="majorBidi"/>
               </w:rPr>
-              <w:t>Storage</w:t>
+              <w:t>Python runtime</w:t>
             </w:r>
           </w:p>
         </w:tc>
@@ -12766,13 +13129,7 @@
               <w:rPr>
                 <w:rFonts w:asciiTheme="majorBidi" w:hAnsiTheme="majorBidi" w:cstheme="majorBidi"/>
               </w:rPr>
-              <w:t xml:space="preserve">Object storage for </w:t>
-            </w:r>
-            <w:r>
-              <w:rPr>
-                <w:rFonts w:asciiTheme="majorBidi" w:hAnsiTheme="majorBidi" w:cstheme="majorBidi"/>
-              </w:rPr>
-              <w:t>raw and model artifacts</w:t>
+              <w:t>Python 3.11+ with pip</w:t>
             </w:r>
           </w:p>
         </w:tc>
@@ -12794,7 +13151,7 @@
               <w:rPr>
                 <w:rFonts w:asciiTheme="majorBidi" w:hAnsiTheme="majorBidi" w:cstheme="majorBidi"/>
               </w:rPr>
-              <w:t>Database</w:t>
+              <w:t>Python packages</w:t>
             </w:r>
           </w:p>
         </w:tc>
@@ -12810,11 +13167,61 @@
                 <w:rFonts w:asciiTheme="majorBidi" w:hAnsiTheme="majorBidi" w:cstheme="majorBidi"/>
               </w:rPr>
             </w:pPr>
-            <w:r>
-              <w:rPr>
-                <w:rFonts w:asciiTheme="majorBidi" w:hAnsiTheme="majorBidi" w:cstheme="majorBidi"/>
-              </w:rPr>
-              <w:t>Relational store with backups</w:t>
+            <w:proofErr w:type="spellStart"/>
+            <w:r>
+              <w:rPr>
+                <w:rFonts w:asciiTheme="majorBidi" w:hAnsiTheme="majorBidi" w:cstheme="majorBidi"/>
+              </w:rPr>
+              <w:t>fastapi</w:t>
+            </w:r>
+            <w:proofErr w:type="spellEnd"/>
+            <w:r>
+              <w:rPr>
+                <w:rFonts w:asciiTheme="majorBidi" w:hAnsiTheme="majorBidi" w:cstheme="majorBidi"/>
+              </w:rPr>
+              <w:t xml:space="preserve">, </w:t>
+            </w:r>
+            <w:proofErr w:type="spellStart"/>
+            <w:r>
+              <w:rPr>
+                <w:rFonts w:asciiTheme="majorBidi" w:hAnsiTheme="majorBidi" w:cstheme="majorBidi"/>
+              </w:rPr>
+              <w:t>uvicorn</w:t>
+            </w:r>
+            <w:proofErr w:type="spellEnd"/>
+            <w:r>
+              <w:rPr>
+                <w:rFonts w:asciiTheme="majorBidi" w:hAnsiTheme="majorBidi" w:cstheme="majorBidi"/>
+              </w:rPr>
+              <w:t xml:space="preserve">, scikit-learn, pandas, </w:t>
+            </w:r>
+            <w:proofErr w:type="spellStart"/>
+            <w:r>
+              <w:rPr>
+                <w:rFonts w:asciiTheme="majorBidi" w:hAnsiTheme="majorBidi" w:cstheme="majorBidi"/>
+              </w:rPr>
+              <w:t>numpy</w:t>
+            </w:r>
+            <w:proofErr w:type="spellEnd"/>
+            <w:r>
+              <w:rPr>
+                <w:rFonts w:asciiTheme="majorBidi" w:hAnsiTheme="majorBidi" w:cstheme="majorBidi"/>
+              </w:rPr>
+              <w:t xml:space="preserve"> (plus </w:t>
+            </w:r>
+            <w:proofErr w:type="spellStart"/>
+            <w:r>
+              <w:rPr>
+                <w:rFonts w:asciiTheme="majorBidi" w:hAnsiTheme="majorBidi" w:cstheme="majorBidi"/>
+              </w:rPr>
+              <w:t>jupyter</w:t>
+            </w:r>
+            <w:proofErr w:type="spellEnd"/>
+            <w:r>
+              <w:rPr>
+                <w:rFonts w:asciiTheme="majorBidi" w:hAnsiTheme="majorBidi" w:cstheme="majorBidi"/>
+              </w:rPr>
+              <w:t>/matplotlib for the notebook)</w:t>
             </w:r>
           </w:p>
         </w:tc>
@@ -12836,7 +13243,7 @@
               <w:rPr>
                 <w:rFonts w:asciiTheme="majorBidi" w:hAnsiTheme="majorBidi" w:cstheme="majorBidi"/>
               </w:rPr>
-              <w:t>R Runtime</w:t>
+              <w:t>Browser</w:t>
             </w:r>
           </w:p>
         </w:tc>
@@ -12856,30 +13263,8 @@
               <w:rPr>
                 <w:rFonts w:asciiTheme="majorBidi" w:hAnsiTheme="majorBidi" w:cstheme="majorBidi"/>
               </w:rPr>
-              <w:t xml:space="preserve">R 4.x with </w:t>
-            </w:r>
-            <w:proofErr w:type="spellStart"/>
-            <w:r>
-              <w:rPr>
-                <w:rFonts w:asciiTheme="majorBidi" w:hAnsiTheme="majorBidi" w:cstheme="majorBidi"/>
-              </w:rPr>
-              <w:t>seqHMM</w:t>
-            </w:r>
-            <w:proofErr w:type="spellEnd"/>
-            <w:r>
-              <w:rPr>
-                <w:rFonts w:asciiTheme="majorBidi" w:hAnsiTheme="majorBidi" w:cstheme="majorBidi"/>
-              </w:rPr>
-              <w:t xml:space="preserve"> and </w:t>
-            </w:r>
-            <w:proofErr w:type="spellStart"/>
-            <w:r>
-              <w:rPr>
-                <w:rFonts w:asciiTheme="majorBidi" w:hAnsiTheme="majorBidi" w:cstheme="majorBidi"/>
-              </w:rPr>
-              <w:t>TraMineR</w:t>
-            </w:r>
-            <w:proofErr w:type="spellEnd"/>
+              <w:t>Any modern web browser (Chrome, Edge, Firefox)</w:t>
+            </w:r>
           </w:p>
         </w:tc>
       </w:tr>
@@ -12900,7 +13285,7 @@
               <w:rPr>
                 <w:rFonts w:asciiTheme="majorBidi" w:hAnsiTheme="majorBidi" w:cstheme="majorBidi"/>
               </w:rPr>
-              <w:t>Python Runtime</w:t>
+              <w:t>Hardware</w:t>
             </w:r>
           </w:p>
         </w:tc>
@@ -12920,7 +13305,7 @@
               <w:rPr>
                 <w:rFonts w:asciiTheme="majorBidi" w:hAnsiTheme="majorBidi" w:cstheme="majorBidi"/>
               </w:rPr>
-              <w:t>Python 3.10+ for orchestration</w:t>
+              <w:t>A standard laptop/desktop; no GPU or server required</w:t>
             </w:r>
           </w:p>
         </w:tc>
@@ -12935,7 +13320,7 @@
           <w:rFonts w:asciiTheme="majorBidi" w:hAnsiTheme="majorBidi"/>
         </w:rPr>
       </w:pPr>
-      <w:bookmarkStart w:id="46" w:name="_Toc218899658"/>
+      <w:bookmarkStart w:id="46" w:name="_Toc231335684"/>
       <w:r>
         <w:rPr>
           <w:rFonts w:asciiTheme="majorBidi" w:hAnsiTheme="majorBidi"/>
@@ -12970,7 +13355,7 @@
           <w:noProof/>
         </w:rPr>
         <w:drawing>
-          <wp:inline distT="0" distB="0" distL="0" distR="0" wp14:anchorId="65231B34" wp14:editId="0ED78318">
+          <wp:inline distT="0" distB="0" distL="0" distR="0" wp14:anchorId="351B6FD7" wp14:editId="789E56DB">
             <wp:extent cx="5943600" cy="2080260"/>
             <wp:effectExtent l="0" t="0" r="0" b="0"/>
             <wp:docPr id="13" name="Picture 13"/>
@@ -12985,7 +13370,7 @@
                     <pic:cNvPicPr/>
                   </pic:nvPicPr>
                   <pic:blipFill>
-                    <a:blip r:embed="rId23"/>
+                    <a:blip r:embed="rId26"/>
                     <a:stretch>
                       <a:fillRect/>
                     </a:stretch>
@@ -13019,7 +13404,7 @@
           <w:rFonts w:asciiTheme="majorBidi" w:hAnsiTheme="majorBidi" w:cstheme="majorBidi"/>
           <w:i/>
         </w:rPr>
-        <w:t>Figure 13. Deployment pipeline.</w:t>
+        <w:t>Figure 13. Local deployment and run flow on the user's machine.</w:t>
       </w:r>
     </w:p>
     <w:p>
@@ -13028,7 +13413,7 @@
         <w:spacing w:after="240" w:line="360" w:lineRule="auto"/>
         <w:jc w:val="both"/>
       </w:pPr>
-      <w:bookmarkStart w:id="47" w:name="_Toc218899659"/>
+      <w:bookmarkStart w:id="47" w:name="_Toc231335685"/>
       <w:r>
         <w:t>1</w:t>
       </w:r>
@@ -13049,7 +13434,7 @@
           <w:rFonts w:asciiTheme="majorBidi" w:hAnsiTheme="majorBidi"/>
         </w:rPr>
       </w:pPr>
-      <w:bookmarkStart w:id="48" w:name="_Toc218899660"/>
+      <w:bookmarkStart w:id="48" w:name="_Toc231335686"/>
       <w:r>
         <w:rPr>
           <w:rFonts w:asciiTheme="majorBidi" w:hAnsiTheme="majorBidi"/>
@@ -13066,13 +13451,7 @@
         <w:rPr>
           <w:rFonts w:asciiTheme="majorBidi" w:hAnsiTheme="majorBidi"/>
         </w:rPr>
-        <w:t>.1 Functional T</w:t>
-      </w:r>
-      <w:r>
-        <w:rPr>
-          <w:rFonts w:asciiTheme="majorBidi" w:hAnsiTheme="majorBidi"/>
-        </w:rPr>
-        <w:t>esting</w:t>
+        <w:t>.1 Functional Testing</w:t>
       </w:r>
       <w:bookmarkEnd w:id="48"/>
     </w:p>
@@ -13145,7 +13524,7 @@
               <w:rPr>
                 <w:rFonts w:asciiTheme="majorBidi" w:hAnsiTheme="majorBidi" w:cstheme="majorBidi"/>
               </w:rPr>
-              <w:t>Ingestion schema validation</w:t>
+              <w:t>Run pipeline on bundled dataset</w:t>
             </w:r>
           </w:p>
         </w:tc>
@@ -13165,7 +13544,23 @@
               <w:rPr>
                 <w:rFonts w:asciiTheme="majorBidi" w:hAnsiTheme="majorBidi" w:cstheme="majorBidi"/>
               </w:rPr>
-              <w:t>Reject files with missing columns</w:t>
+              <w:t xml:space="preserve">All CSV artifacts and </w:t>
+            </w:r>
+            <w:proofErr w:type="spellStart"/>
+            <w:proofErr w:type="gramStart"/>
+            <w:r>
+              <w:rPr>
+                <w:rFonts w:asciiTheme="majorBidi" w:hAnsiTheme="majorBidi" w:cstheme="majorBidi"/>
+              </w:rPr>
+              <w:t>dashboard.json</w:t>
+            </w:r>
+            <w:proofErr w:type="spellEnd"/>
+            <w:proofErr w:type="gramEnd"/>
+            <w:r>
+              <w:rPr>
+                <w:rFonts w:asciiTheme="majorBidi" w:hAnsiTheme="majorBidi" w:cstheme="majorBidi"/>
+              </w:rPr>
+              <w:t xml:space="preserve"> are regenerated without error</w:t>
             </w:r>
           </w:p>
         </w:tc>
@@ -13187,7 +13582,7 @@
               <w:rPr>
                 <w:rFonts w:asciiTheme="majorBidi" w:hAnsiTheme="majorBidi" w:cstheme="majorBidi"/>
               </w:rPr>
-              <w:t>Sequence construction</w:t>
+              <w:t>State assignment</w:t>
             </w:r>
           </w:p>
         </w:tc>
@@ -13207,7 +13602,7 @@
               <w:rPr>
                 <w:rFonts w:asciiTheme="majorBidi" w:hAnsiTheme="majorBidi" w:cstheme="majorBidi"/>
               </w:rPr>
-              <w:t>Ordered sequences per user</w:t>
+              <w:t>Each record receives one of Disengaged/Average/Active with probabilities</w:t>
             </w:r>
           </w:p>
         </w:tc>
@@ -13229,7 +13624,7 @@
               <w:rPr>
                 <w:rFonts w:asciiTheme="majorBidi" w:hAnsiTheme="majorBidi" w:cstheme="majorBidi"/>
               </w:rPr>
-              <w:t>Feature computation</w:t>
+              <w:t>Sequence construction</w:t>
             </w:r>
           </w:p>
         </w:tc>
@@ -13249,7 +13644,21 @@
               <w:rPr>
                 <w:rFonts w:asciiTheme="majorBidi" w:hAnsiTheme="majorBidi" w:cstheme="majorBidi"/>
               </w:rPr>
-              <w:t>Metrics match reference sample</w:t>
+              <w:t>Each student yields an ordered step_</w:t>
+            </w:r>
+            <w:proofErr w:type="gramStart"/>
+            <w:r>
+              <w:rPr>
+                <w:rFonts w:asciiTheme="majorBidi" w:hAnsiTheme="majorBidi" w:cstheme="majorBidi"/>
+              </w:rPr>
+              <w:t>1..</w:t>
+            </w:r>
+            <w:proofErr w:type="gramEnd"/>
+            <w:r>
+              <w:rPr>
+                <w:rFonts w:asciiTheme="majorBidi" w:hAnsiTheme="majorBidi" w:cstheme="majorBidi"/>
+              </w:rPr>
+              <w:t>step_8 sequence</w:t>
             </w:r>
           </w:p>
         </w:tc>
@@ -13271,7 +13680,7 @@
               <w:rPr>
                 <w:rFonts w:asciiTheme="majorBidi" w:hAnsiTheme="majorBidi" w:cstheme="majorBidi"/>
               </w:rPr>
-              <w:t>Model training</w:t>
+              <w:t>GET /health</w:t>
             </w:r>
           </w:p>
         </w:tc>
@@ -13291,7 +13700,7 @@
               <w:rPr>
                 <w:rFonts w:asciiTheme="majorBidi" w:hAnsiTheme="majorBidi" w:cstheme="majorBidi"/>
               </w:rPr>
-              <w:t>BIC computed and stored</w:t>
+              <w:t>Returns {ok: true, title: &lt;project title&gt;}</w:t>
             </w:r>
           </w:p>
         </w:tc>
@@ -13313,13 +13722,7 @@
               <w:rPr>
                 <w:rFonts w:asciiTheme="majorBidi" w:hAnsiTheme="majorBidi" w:cstheme="majorBidi"/>
               </w:rPr>
-              <w:t xml:space="preserve">Report </w:t>
-            </w:r>
-            <w:r>
-              <w:rPr>
-                <w:rFonts w:asciiTheme="majorBidi" w:hAnsiTheme="majorBidi" w:cstheme="majorBidi"/>
-              </w:rPr>
-              <w:t>generation</w:t>
+              <w:t>POST /predict (valid sequence)</w:t>
             </w:r>
           </w:p>
         </w:tc>
@@ -13339,7 +13742,7 @@
               <w:rPr>
                 <w:rFonts w:asciiTheme="majorBidi" w:hAnsiTheme="majorBidi" w:cstheme="majorBidi"/>
               </w:rPr>
-              <w:t>Dashboard data matches API response</w:t>
+              <w:t>Returns the closest trajectory, mismatches, grade, and prototype</w:t>
             </w:r>
           </w:p>
         </w:tc>
@@ -13361,7 +13764,7 @@
               <w:rPr>
                 <w:rFonts w:asciiTheme="majorBidi" w:hAnsiTheme="majorBidi" w:cstheme="majorBidi"/>
               </w:rPr>
-              <w:t>RBAC enforcement</w:t>
+              <w:t>POST /predict (missing field)</w:t>
             </w:r>
           </w:p>
         </w:tc>
@@ -13381,7 +13784,7 @@
               <w:rPr>
                 <w:rFonts w:asciiTheme="majorBidi" w:hAnsiTheme="majorBidi" w:cstheme="majorBidi"/>
               </w:rPr>
-              <w:t>Instructors cannot train models</w:t>
+              <w:t>Returns HTTP 422 with an invalid-input message</w:t>
             </w:r>
           </w:p>
         </w:tc>
@@ -13403,7 +13806,7 @@
               <w:rPr>
                 <w:rFonts w:asciiTheme="majorBidi" w:hAnsiTheme="majorBidi" w:cstheme="majorBidi"/>
               </w:rPr>
-              <w:t>Export audit</w:t>
+              <w:t>Dashboard load</w:t>
             </w:r>
           </w:p>
         </w:tc>
@@ -13423,7 +13826,23 @@
               <w:rPr>
                 <w:rFonts w:asciiTheme="majorBidi" w:hAnsiTheme="majorBidi" w:cstheme="majorBidi"/>
               </w:rPr>
-              <w:t>Export action logged with metadata</w:t>
+              <w:t xml:space="preserve">All panels render from </w:t>
+            </w:r>
+            <w:proofErr w:type="spellStart"/>
+            <w:proofErr w:type="gramStart"/>
+            <w:r>
+              <w:rPr>
+                <w:rFonts w:asciiTheme="majorBidi" w:hAnsiTheme="majorBidi" w:cstheme="majorBidi"/>
+              </w:rPr>
+              <w:t>dashboard.json</w:t>
+            </w:r>
+            <w:proofErr w:type="spellEnd"/>
+            <w:proofErr w:type="gramEnd"/>
+            <w:r>
+              <w:rPr>
+                <w:rFonts w:asciiTheme="majorBidi" w:hAnsiTheme="majorBidi" w:cstheme="majorBidi"/>
+              </w:rPr>
+              <w:t>; status message confirms load</w:t>
             </w:r>
           </w:p>
         </w:tc>
@@ -13438,7 +13857,7 @@
           <w:rFonts w:asciiTheme="majorBidi" w:hAnsiTheme="majorBidi"/>
         </w:rPr>
       </w:pPr>
-      <w:bookmarkStart w:id="49" w:name="_Toc218899661"/>
+      <w:bookmarkStart w:id="49" w:name="_Toc231335687"/>
       <w:r>
         <w:rPr>
           <w:rFonts w:asciiTheme="majorBidi" w:hAnsiTheme="majorBidi"/>
@@ -13471,13 +13890,7 @@
         <w:rPr>
           <w:rFonts w:asciiTheme="majorBidi" w:hAnsiTheme="majorBidi" w:cstheme="majorBidi"/>
         </w:rPr>
-        <w:t xml:space="preserve">This section covers log likelihood and BIC comparisons across model </w:t>
-      </w:r>
-      <w:r>
-        <w:rPr>
-          <w:rFonts w:asciiTheme="majorBidi" w:hAnsiTheme="majorBidi" w:cstheme="majorBidi"/>
-        </w:rPr>
-        <w:t>variants. The design includes stability checks across random restarts.</w:t>
+        <w:t>Model selection is validated quantitatively: BIC and AIC are compared across candidate Gaussian-mixture solutions to justify three states, and the silhouette score is compared across candidate cluster counts to justify three trajectories.</w:t>
       </w:r>
     </w:p>
     <w:p>
@@ -13492,7 +13905,7 @@
         <w:rPr>
           <w:rFonts w:asciiTheme="majorBidi" w:hAnsiTheme="majorBidi" w:cstheme="majorBidi"/>
         </w:rPr>
-        <w:t>The system supports visual inspection of state occupancy and transitions. Operationally, it enables peer review of cohort interpretation.</w:t>
+        <w:t>Results are inspected visually — the state profiles, the state-distribution over time, the trajectory prototypes, and the Markov transition matrix — to confirm the engagement levels and trajectories are interpretable and stable across the fixed-seed runs.</w:t>
       </w:r>
     </w:p>
     <w:p>
@@ -13504,7 +13917,7 @@
           <w:rFonts w:asciiTheme="majorBidi" w:hAnsiTheme="majorBidi"/>
         </w:rPr>
       </w:pPr>
-      <w:bookmarkStart w:id="50" w:name="_Toc218899662"/>
+      <w:bookmarkStart w:id="50" w:name="_Toc231335688"/>
       <w:r>
         <w:rPr>
           <w:rFonts w:asciiTheme="majorBidi" w:hAnsiTheme="majorBidi"/>
@@ -13537,13 +13950,7 @@
         <w:rPr>
           <w:rFonts w:asciiTheme="majorBidi" w:hAnsiTheme="majorBidi" w:cstheme="majorBidi"/>
         </w:rPr>
-        <w:t>This section c</w:t>
-      </w:r>
-      <w:r>
-        <w:rPr>
-          <w:rFonts w:asciiTheme="majorBidi" w:hAnsiTheme="majorBidi" w:cstheme="majorBidi"/>
-        </w:rPr>
-        <w:t>overs code review and regression tests for each release. The design includes data profiling to detect schema drift.</w:t>
+        <w:t>Quality is maintained by keeping the pipeline organized into small, testable functions, by validating the presence of the dataset before running, and by handling and logging prediction errors in the API.</w:t>
       </w:r>
     </w:p>
     <w:p>
@@ -13558,7 +13965,7 @@
         <w:rPr>
           <w:rFonts w:asciiTheme="majorBidi" w:hAnsiTheme="majorBidi" w:cstheme="majorBidi"/>
         </w:rPr>
-        <w:t>The system supports audit trails for all transformations and model runs. Operationally, it enables checkpointed runs for reproducibility.</w:t>
+        <w:t>Because the random seed is fixed and the artifacts are plain files, runs are reproducible and can be checkpointed or version-controlled, which makes regressions easy to detect.</w:t>
       </w:r>
     </w:p>
     <w:p>
@@ -13567,7 +13974,7 @@
         <w:spacing w:after="240" w:line="360" w:lineRule="auto"/>
         <w:jc w:val="both"/>
       </w:pPr>
-      <w:bookmarkStart w:id="51" w:name="_Toc218899663"/>
+      <w:bookmarkStart w:id="51" w:name="_Toc231335689"/>
       <w:r>
         <w:t>1</w:t>
       </w:r>
@@ -13592,7 +13999,7 @@
         <w:rPr>
           <w:rFonts w:asciiTheme="majorBidi" w:hAnsiTheme="majorBidi" w:cstheme="majorBidi"/>
         </w:rPr>
-        <w:t>Markov assumption limits long term dependency modeling</w:t>
+        <w:t>The first-order Markov assumption captures only step-to-step transitions, not long-range dependencies.</w:t>
       </w:r>
     </w:p>
     <w:p>
@@ -13608,7 +14015,7 @@
         <w:rPr>
           <w:rFonts w:asciiTheme="majorBidi" w:hAnsiTheme="majorBidi" w:cstheme="majorBidi"/>
         </w:rPr>
-        <w:t>Small cohorts can yield unstable transition estimates</w:t>
+        <w:t>Small cohorts or short sequences can make state and trajectory estimates less stable.</w:t>
       </w:r>
     </w:p>
     <w:p>
@@ -13624,7 +14031,7 @@
         <w:rPr>
           <w:rFonts w:asciiTheme="majorBidi" w:hAnsiTheme="majorBidi" w:cstheme="majorBidi"/>
         </w:rPr>
-        <w:t>Batch processing delays insights relative to real time needs</w:t>
+        <w:t>The analysis is offline and batch; the dashboard reflects the last pipeline run rather than live data.</w:t>
       </w:r>
     </w:p>
     <w:p>
@@ -13640,7 +14047,7 @@
         <w:rPr>
           <w:rFonts w:asciiTheme="majorBidi" w:hAnsiTheme="majorBidi" w:cstheme="majorBidi"/>
         </w:rPr>
-        <w:t>Hidden state interpretation requires expert review</w:t>
+        <w:t>Engagement-state labels depend on the chosen indicators and the within-course standardization.</w:t>
       </w:r>
     </w:p>
     <w:p>
@@ -13656,13 +14063,7 @@
         <w:rPr>
           <w:rFonts w:asciiTheme="majorBidi" w:hAnsiTheme="majorBidi" w:cstheme="majorBidi"/>
         </w:rPr>
-        <w:t>Sequen</w:t>
-      </w:r>
-      <w:r>
-        <w:rPr>
-          <w:rFonts w:asciiTheme="majorBidi" w:hAnsiTheme="majorBidi" w:cstheme="majorBidi"/>
-        </w:rPr>
-        <w:t>ce definitions depend on consistent event logging</w:t>
+        <w:t>The system targets a single local user and is not designed for concurrent multi-user deployment.</w:t>
       </w:r>
     </w:p>
     <w:p>
@@ -13671,7 +14072,7 @@
         <w:spacing w:after="240" w:line="360" w:lineRule="auto"/>
         <w:jc w:val="both"/>
       </w:pPr>
-      <w:bookmarkStart w:id="52" w:name="_Toc218899664"/>
+      <w:bookmarkStart w:id="52" w:name="_Toc231335690"/>
       <w:r>
         <w:t>1</w:t>
       </w:r>
@@ -13695,7 +14096,21 @@
         <w:rPr>
           <w:rFonts w:asciiTheme="majorBidi" w:hAnsiTheme="majorBidi" w:cstheme="majorBidi"/>
         </w:rPr>
-        <w:t>This section covers Markov family models chosen for interpretability. The design includes separation of analytics engine from UI for scalability.</w:t>
+        <w:t xml:space="preserve">Markov and </w:t>
+      </w:r>
+      <w:proofErr w:type="spellStart"/>
+      <w:r>
+        <w:rPr>
+          <w:rFonts w:asciiTheme="majorBidi" w:hAnsiTheme="majorBidi" w:cstheme="majorBidi"/>
+        </w:rPr>
+        <w:t>VaSSTra</w:t>
+      </w:r>
+      <w:proofErr w:type="spellEnd"/>
+      <w:r>
+        <w:rPr>
+          <w:rFonts w:asciiTheme="majorBidi" w:hAnsiTheme="majorBidi" w:cstheme="majorBidi"/>
+        </w:rPr>
+        <w:t xml:space="preserve"> modelling were chosen for interpretability: discrete engagement states and transition probabilities are easy for non-specialists to read, which is the project’s goal.</w:t>
       </w:r>
     </w:p>
     <w:p>
@@ -13710,13 +14125,7 @@
         <w:rPr>
           <w:rFonts w:asciiTheme="majorBidi" w:hAnsiTheme="majorBidi" w:cstheme="majorBidi"/>
         </w:rPr>
-        <w:t>The system supports R base</w:t>
-      </w:r>
-      <w:r>
-        <w:rPr>
-          <w:rFonts w:asciiTheme="majorBidi" w:hAnsiTheme="majorBidi" w:cstheme="majorBidi"/>
-        </w:rPr>
-        <w:t>d modeling to leverage sequence analysis libraries. Operationally, it enables versioned data and models for reproducibility.</w:t>
+        <w:t>The analytics were implemented in Python (pandas, scikit-learn) — converting the original R tutorial — so the whole system shares one language, and a fixed seed makes runs reproducible. The analytics engine is kept separate from the UI for clarity and testability.</w:t>
       </w:r>
     </w:p>
     <w:p>
@@ -13731,7 +14140,21 @@
         <w:rPr>
           <w:rFonts w:asciiTheme="majorBidi" w:hAnsiTheme="majorBidi" w:cstheme="majorBidi"/>
         </w:rPr>
-        <w:t>It requires object storage for large artifacts with low cost. This section covers API boundaries to support future integrations.</w:t>
+        <w:t xml:space="preserve">File-based storage (CSV/JSON) was chosen over a database to keep the project self-contained, portable, and easy to inspect; a small </w:t>
+      </w:r>
+      <w:proofErr w:type="spellStart"/>
+      <w:r>
+        <w:rPr>
+          <w:rFonts w:asciiTheme="majorBidi" w:hAnsiTheme="majorBidi" w:cstheme="majorBidi"/>
+        </w:rPr>
+        <w:t>FastAPI</w:t>
+      </w:r>
+      <w:proofErr w:type="spellEnd"/>
+      <w:r>
+        <w:rPr>
+          <w:rFonts w:asciiTheme="majorBidi" w:hAnsiTheme="majorBidi" w:cstheme="majorBidi"/>
+        </w:rPr>
+        <w:t xml:space="preserve"> surface provides a clean boundary for the prediction feature.</w:t>
       </w:r>
     </w:p>
     <w:p>
@@ -13740,7 +14163,7 @@
         <w:spacing w:after="240" w:line="360" w:lineRule="auto"/>
         <w:jc w:val="both"/>
       </w:pPr>
-      <w:bookmarkStart w:id="53" w:name="_Toc218899665"/>
+      <w:bookmarkStart w:id="53" w:name="_Toc231335691"/>
       <w:r>
         <w:t>1</w:t>
       </w:r>
@@ -13769,7 +14192,7 @@
         <w:rPr>
           <w:rFonts w:asciiTheme="majorBidi" w:hAnsiTheme="majorBidi" w:cstheme="majorBidi"/>
         </w:rPr>
-        <w:t>Near real time ingestion and scoring</w:t>
+        <w:t>Higher-order or hidden Markov models to capture longer dependencies and latent dynamics.</w:t>
       </w:r>
     </w:p>
     <w:p>
@@ -13789,7 +14212,7 @@
         <w:rPr>
           <w:rFonts w:asciiTheme="majorBidi" w:hAnsiTheme="majorBidi" w:cstheme="majorBidi"/>
         </w:rPr>
-        <w:t>Semi Markov and neural sequence models</w:t>
+        <w:t>Probabilistic trajectory prediction that uses the transition matrix, not only prototype mismatches.</w:t>
       </w:r>
     </w:p>
     <w:p>
@@ -13805,19 +14228,11 @@
           <w:rFonts w:asciiTheme="majorBidi" w:hAnsiTheme="majorBidi" w:cstheme="majorBidi"/>
         </w:rPr>
       </w:pPr>
-      <w:proofErr w:type="spellStart"/>
-      <w:r>
-        <w:rPr>
-          <w:rFonts w:asciiTheme="majorBidi" w:hAnsiTheme="majorBidi" w:cstheme="majorBidi"/>
-        </w:rPr>
-        <w:t>Explainability</w:t>
-      </w:r>
-      <w:proofErr w:type="spellEnd"/>
-      <w:r>
-        <w:rPr>
-          <w:rFonts w:asciiTheme="majorBidi" w:hAnsiTheme="majorBidi" w:cstheme="majorBidi"/>
-        </w:rPr>
-        <w:t xml:space="preserve"> panels for cluster interpretation</w:t>
+      <w:r>
+        <w:rPr>
+          <w:rFonts w:asciiTheme="majorBidi" w:hAnsiTheme="majorBidi" w:cstheme="majorBidi"/>
+        </w:rPr>
+        <w:t>Configurable number of states and trajectories exposed in the dashboard.</w:t>
       </w:r>
     </w:p>
     <w:p>
@@ -13837,7 +14252,7 @@
         <w:rPr>
           <w:rFonts w:asciiTheme="majorBidi" w:hAnsiTheme="majorBidi" w:cstheme="majorBidi"/>
         </w:rPr>
-        <w:t>Configurable state taxonomies per course</w:t>
+        <w:t>Support for additional datasets and an in-app upload of a new engagement CSV.</w:t>
       </w:r>
     </w:p>
     <w:p>
@@ -13857,7 +14272,7 @@
         <w:rPr>
           <w:rFonts w:asciiTheme="majorBidi" w:hAnsiTheme="majorBidi" w:cstheme="majorBidi"/>
         </w:rPr>
-        <w:t>Automated narrative report generation</w:t>
+        <w:t>Automatically generated narrative summaries of each trajectory.</w:t>
       </w:r>
     </w:p>
     <w:p>
@@ -13877,13 +14292,7 @@
         <w:rPr>
           <w:rFonts w:asciiTheme="majorBidi" w:hAnsiTheme="majorBidi" w:cstheme="majorBidi"/>
         </w:rPr>
-        <w:t>Expanded connectors for LMS API</w:t>
-      </w:r>
-      <w:r>
-        <w:rPr>
-          <w:rFonts w:asciiTheme="majorBidi" w:hAnsiTheme="majorBidi" w:cstheme="majorBidi"/>
-        </w:rPr>
-        <w:t>s</w:t>
+        <w:t>Optional packaging as a single executable for one-click local use.</w:t>
       </w:r>
     </w:p>
     <w:p>
@@ -13892,7 +14301,7 @@
         <w:spacing w:after="240" w:line="360" w:lineRule="auto"/>
         <w:jc w:val="both"/>
       </w:pPr>
-      <w:bookmarkStart w:id="54" w:name="_Toc218899666"/>
+      <w:bookmarkStart w:id="54" w:name="_Toc231335692"/>
       <w:r>
         <w:t>1</w:t>
       </w:r>
@@ -13913,7 +14322,7 @@
           <w:rFonts w:asciiTheme="majorBidi" w:hAnsiTheme="majorBidi"/>
         </w:rPr>
       </w:pPr>
-      <w:bookmarkStart w:id="55" w:name="_Toc218899667"/>
+      <w:bookmarkStart w:id="55" w:name="_Toc231335693"/>
       <w:r>
         <w:rPr>
           <w:rFonts w:asciiTheme="majorBidi" w:hAnsiTheme="majorBidi"/>
@@ -15118,7 +15527,7 @@
           <w:rFonts w:asciiTheme="majorBidi" w:hAnsiTheme="majorBidi"/>
         </w:rPr>
       </w:pPr>
-      <w:bookmarkStart w:id="56" w:name="_Toc218899668"/>
+      <w:bookmarkStart w:id="56" w:name="_Toc231335694"/>
       <w:r>
         <w:rPr>
           <w:rFonts w:asciiTheme="majorBidi" w:hAnsiTheme="majorBidi"/>
@@ -15229,7 +15638,7 @@
               <w:rPr>
                 <w:rFonts w:asciiTheme="majorBidi" w:hAnsiTheme="majorBidi" w:cstheme="majorBidi"/>
               </w:rPr>
-              <w:t>Instructor review</w:t>
+              <w:t>View analytics dashboard</w:t>
             </w:r>
           </w:p>
         </w:tc>
@@ -15249,7 +15658,7 @@
               <w:rPr>
                 <w:rFonts w:asciiTheme="majorBidi" w:hAnsiTheme="majorBidi" w:cstheme="majorBidi"/>
               </w:rPr>
-              <w:t>Instructor opens dashboard for a course</w:t>
+              <w:t>User opens the dashboard after a pipeline run</w:t>
             </w:r>
           </w:p>
         </w:tc>
@@ -15269,13 +15678,7 @@
               <w:rPr>
                 <w:rFonts w:asciiTheme="majorBidi" w:hAnsiTheme="majorBidi" w:cstheme="majorBidi"/>
               </w:rPr>
-              <w:t xml:space="preserve">Identify low </w:t>
-            </w:r>
-            <w:r>
-              <w:rPr>
-                <w:rFonts w:asciiTheme="majorBidi" w:hAnsiTheme="majorBidi" w:cstheme="majorBidi"/>
-              </w:rPr>
-              <w:t>engagement sequences and plan outreach</w:t>
+              <w:t>Reads overview, metrics, state profiles, and trajectory prototypes</w:t>
             </w:r>
           </w:p>
         </w:tc>
@@ -15297,7 +15700,7 @@
               <w:rPr>
                 <w:rFonts w:asciiTheme="majorBidi" w:hAnsiTheme="majorBidi" w:cstheme="majorBidi"/>
               </w:rPr>
-              <w:t>Research analysis</w:t>
+              <w:t>Run manual prediction</w:t>
             </w:r>
           </w:p>
         </w:tc>
@@ -15317,7 +15720,7 @@
               <w:rPr>
                 <w:rFonts w:asciiTheme="majorBidi" w:hAnsiTheme="majorBidi" w:cstheme="majorBidi"/>
               </w:rPr>
-              <w:t>Researcher compares high vs low achievers</w:t>
+              <w:t>User selects a state for each of the eight time points</w:t>
             </w:r>
           </w:p>
         </w:tc>
@@ -15337,7 +15740,7 @@
               <w:rPr>
                 <w:rFonts w:asciiTheme="majorBidi" w:hAnsiTheme="majorBidi" w:cstheme="majorBidi"/>
               </w:rPr>
-              <w:t>Publish cohort findings and state transition insights</w:t>
+              <w:t>Receives the closest trajectory, mismatch count, and mean grade</w:t>
             </w:r>
           </w:p>
         </w:tc>
@@ -15359,7 +15762,7 @@
               <w:rPr>
                 <w:rFonts w:asciiTheme="majorBidi" w:hAnsiTheme="majorBidi" w:cstheme="majorBidi"/>
               </w:rPr>
-              <w:t>Model tuning</w:t>
+              <w:t>Browse / search samples</w:t>
             </w:r>
           </w:p>
         </w:tc>
@@ -15379,7 +15782,7 @@
               <w:rPr>
                 <w:rFonts w:asciiTheme="majorBidi" w:hAnsiTheme="majorBidi" w:cstheme="majorBidi"/>
               </w:rPr>
-              <w:t>Analyst adjusts number of states</w:t>
+              <w:t>User types a student id in the search box</w:t>
             </w:r>
           </w:p>
         </w:tc>
@@ -15399,7 +15802,7 @@
               <w:rPr>
                 <w:rFonts w:asciiTheme="majorBidi" w:hAnsiTheme="majorBidi" w:cstheme="majorBidi"/>
               </w:rPr>
-              <w:t>Select model with best BIC and interpretability</w:t>
+              <w:t>Sees that student’s trajectory, final grade, and state sequence</w:t>
             </w:r>
           </w:p>
         </w:tc>
@@ -15421,13 +15824,7 @@
               <w:rPr>
                 <w:rFonts w:asciiTheme="majorBidi" w:hAnsiTheme="majorBidi" w:cstheme="majorBidi"/>
               </w:rPr>
-              <w:t>Export</w:t>
-            </w:r>
-            <w:r>
-              <w:rPr>
-                <w:rFonts w:asciiTheme="majorBidi" w:hAnsiTheme="majorBidi" w:cstheme="majorBidi"/>
-              </w:rPr>
-              <w:t xml:space="preserve"> report</w:t>
+              <w:t>Run / refresh pipeline</w:t>
             </w:r>
           </w:p>
         </w:tc>
@@ -15447,7 +15844,21 @@
               <w:rPr>
                 <w:rFonts w:asciiTheme="majorBidi" w:hAnsiTheme="majorBidi" w:cstheme="majorBidi"/>
               </w:rPr>
-              <w:t>Analyst exports summary for leadership</w:t>
+              <w:t xml:space="preserve">User runs run_project.ps1 (or </w:t>
+            </w:r>
+            <w:proofErr w:type="spellStart"/>
+            <w:r>
+              <w:rPr>
+                <w:rFonts w:asciiTheme="majorBidi" w:hAnsiTheme="majorBidi" w:cstheme="majorBidi"/>
+              </w:rPr>
+              <w:t>run_pipeline</w:t>
+            </w:r>
+            <w:proofErr w:type="spellEnd"/>
+            <w:r>
+              <w:rPr>
+                <w:rFonts w:asciiTheme="majorBidi" w:hAnsiTheme="majorBidi" w:cstheme="majorBidi"/>
+              </w:rPr>
+              <w:t>)</w:t>
             </w:r>
           </w:p>
         </w:tc>
@@ -15467,392 +15878,18 @@
               <w:rPr>
                 <w:rFonts w:asciiTheme="majorBidi" w:hAnsiTheme="majorBidi" w:cstheme="majorBidi"/>
               </w:rPr>
-              <w:t>Deliver PDF and CSV with metadata</w:t>
-            </w:r>
-          </w:p>
-        </w:tc>
-      </w:tr>
-      <w:tr>
-        <w:tc>
-          <w:tcPr>
-            <w:tcW w:w="2880" w:type="dxa"/>
-          </w:tcPr>
-          <w:p>
-            <w:pPr>
-              <w:spacing w:after="240" w:line="360" w:lineRule="auto"/>
-              <w:jc w:val="both"/>
-              <w:rPr>
-                <w:rFonts w:asciiTheme="majorBidi" w:hAnsiTheme="majorBidi" w:cstheme="majorBidi"/>
-              </w:rPr>
-            </w:pPr>
-            <w:r>
-              <w:rPr>
-                <w:rFonts w:asciiTheme="majorBidi" w:hAnsiTheme="majorBidi" w:cstheme="majorBidi"/>
-              </w:rPr>
-              <w:t>Data refresh</w:t>
-            </w:r>
-          </w:p>
-        </w:tc>
-        <w:tc>
-          <w:tcPr>
-            <w:tcW w:w="2880" w:type="dxa"/>
-          </w:tcPr>
-          <w:p>
-            <w:pPr>
-              <w:spacing w:after="240" w:line="360" w:lineRule="auto"/>
-              <w:jc w:val="both"/>
-              <w:rPr>
-                <w:rFonts w:asciiTheme="majorBidi" w:hAnsiTheme="majorBidi" w:cstheme="majorBidi"/>
-              </w:rPr>
-            </w:pPr>
-            <w:r>
-              <w:rPr>
-                <w:rFonts w:asciiTheme="majorBidi" w:hAnsiTheme="majorBidi" w:cstheme="majorBidi"/>
-              </w:rPr>
-              <w:t>Engineer ingests new LMS extract</w:t>
-            </w:r>
-          </w:p>
-        </w:tc>
-        <w:tc>
-          <w:tcPr>
-            <w:tcW w:w="2880" w:type="dxa"/>
-          </w:tcPr>
-          <w:p>
-            <w:pPr>
-              <w:spacing w:after="240" w:line="360" w:lineRule="auto"/>
-              <w:jc w:val="both"/>
-              <w:rPr>
-                <w:rFonts w:asciiTheme="majorBidi" w:hAnsiTheme="majorBidi" w:cstheme="majorBidi"/>
-              </w:rPr>
-            </w:pPr>
-            <w:r>
-              <w:rPr>
-                <w:rFonts w:asciiTheme="majorBidi" w:hAnsiTheme="majorBidi" w:cstheme="majorBidi"/>
-              </w:rPr>
-              <w:t>Update sequences and features on schedule</w:t>
-            </w:r>
-          </w:p>
-        </w:tc>
-      </w:tr>
-      <w:tr>
-        <w:tc>
-          <w:tcPr>
-            <w:tcW w:w="2880" w:type="dxa"/>
-          </w:tcPr>
-          <w:p>
-            <w:pPr>
-              <w:spacing w:after="240" w:line="360" w:lineRule="auto"/>
-              <w:jc w:val="both"/>
-              <w:rPr>
-                <w:rFonts w:asciiTheme="majorBidi" w:hAnsiTheme="majorBidi" w:cstheme="majorBidi"/>
-              </w:rPr>
-            </w:pPr>
-            <w:r>
-              <w:rPr>
-                <w:rFonts w:asciiTheme="majorBidi" w:hAnsiTheme="majorBidi" w:cstheme="majorBidi"/>
-              </w:rPr>
-              <w:t>Audit review</w:t>
-            </w:r>
-          </w:p>
-        </w:tc>
-        <w:tc>
-          <w:tcPr>
-            <w:tcW w:w="2880" w:type="dxa"/>
-          </w:tcPr>
-          <w:p>
-            <w:pPr>
-              <w:spacing w:after="240" w:line="360" w:lineRule="auto"/>
-              <w:jc w:val="both"/>
-              <w:rPr>
-                <w:rFonts w:asciiTheme="majorBidi" w:hAnsiTheme="majorBidi" w:cstheme="majorBidi"/>
-              </w:rPr>
-            </w:pPr>
-            <w:r>
-              <w:rPr>
-                <w:rFonts w:asciiTheme="majorBidi" w:hAnsiTheme="majorBidi" w:cstheme="majorBidi"/>
-              </w:rPr>
-              <w:t>Admin checks access logs</w:t>
-            </w:r>
-          </w:p>
-        </w:tc>
-        <w:tc>
-          <w:tcPr>
-            <w:tcW w:w="2880" w:type="dxa"/>
-          </w:tcPr>
-          <w:p>
-            <w:pPr>
-              <w:spacing w:after="240" w:line="360" w:lineRule="auto"/>
-              <w:jc w:val="both"/>
-              <w:rPr>
-                <w:rFonts w:asciiTheme="majorBidi" w:hAnsiTheme="majorBidi" w:cstheme="majorBidi"/>
-              </w:rPr>
-            </w:pPr>
-            <w:r>
-              <w:rPr>
-                <w:rFonts w:asciiTheme="majorBidi" w:hAnsiTheme="majorBidi" w:cstheme="majorBidi"/>
-              </w:rPr>
-              <w:t>Confirm compliance and retention</w:t>
-            </w:r>
-          </w:p>
-        </w:tc>
-      </w:tr>
-      <w:tr>
-        <w:tc>
-          <w:tcPr>
-            <w:tcW w:w="2880" w:type="dxa"/>
-          </w:tcPr>
-          <w:p>
-            <w:pPr>
-              <w:spacing w:after="240" w:line="360" w:lineRule="auto"/>
-              <w:jc w:val="both"/>
-              <w:rPr>
-                <w:rFonts w:asciiTheme="majorBidi" w:hAnsiTheme="majorBidi" w:cstheme="majorBidi"/>
-              </w:rPr>
-            </w:pPr>
-            <w:r>
-              <w:rPr>
-                <w:rFonts w:asciiTheme="majorBidi" w:hAnsiTheme="majorBidi" w:cstheme="majorBidi"/>
-              </w:rPr>
-              <w:t xml:space="preserve">Cohort </w:t>
-            </w:r>
-            <w:r>
-              <w:rPr>
-                <w:rFonts w:asciiTheme="majorBidi" w:hAnsiTheme="majorBidi" w:cstheme="majorBidi"/>
-              </w:rPr>
-              <w:t>monitoring</w:t>
-            </w:r>
-          </w:p>
-        </w:tc>
-        <w:tc>
-          <w:tcPr>
-            <w:tcW w:w="2880" w:type="dxa"/>
-          </w:tcPr>
-          <w:p>
-            <w:pPr>
-              <w:spacing w:after="240" w:line="360" w:lineRule="auto"/>
-              <w:jc w:val="both"/>
-              <w:rPr>
-                <w:rFonts w:asciiTheme="majorBidi" w:hAnsiTheme="majorBidi" w:cstheme="majorBidi"/>
-              </w:rPr>
-            </w:pPr>
-            <w:r>
-              <w:rPr>
-                <w:rFonts w:asciiTheme="majorBidi" w:hAnsiTheme="majorBidi" w:cstheme="majorBidi"/>
-              </w:rPr>
-              <w:t>Advisor views cohort trends</w:t>
-            </w:r>
-          </w:p>
-        </w:tc>
-        <w:tc>
-          <w:tcPr>
-            <w:tcW w:w="2880" w:type="dxa"/>
-          </w:tcPr>
-          <w:p>
-            <w:pPr>
-              <w:spacing w:after="240" w:line="360" w:lineRule="auto"/>
-              <w:jc w:val="both"/>
-              <w:rPr>
-                <w:rFonts w:asciiTheme="majorBidi" w:hAnsiTheme="majorBidi" w:cstheme="majorBidi"/>
-              </w:rPr>
-            </w:pPr>
-            <w:r>
-              <w:rPr>
-                <w:rFonts w:asciiTheme="majorBidi" w:hAnsiTheme="majorBidi" w:cstheme="majorBidi"/>
-              </w:rPr>
-              <w:t>Plan intervention timing and content</w:t>
-            </w:r>
-          </w:p>
-        </w:tc>
-      </w:tr>
-      <w:tr>
-        <w:tc>
-          <w:tcPr>
-            <w:tcW w:w="2880" w:type="dxa"/>
-          </w:tcPr>
-          <w:p>
-            <w:pPr>
-              <w:spacing w:after="240" w:line="360" w:lineRule="auto"/>
-              <w:jc w:val="both"/>
-              <w:rPr>
-                <w:rFonts w:asciiTheme="majorBidi" w:hAnsiTheme="majorBidi" w:cstheme="majorBidi"/>
-              </w:rPr>
-            </w:pPr>
-            <w:r>
-              <w:rPr>
-                <w:rFonts w:asciiTheme="majorBidi" w:hAnsiTheme="majorBidi" w:cstheme="majorBidi"/>
-              </w:rPr>
-              <w:t>Pipeline recovery</w:t>
-            </w:r>
-          </w:p>
-        </w:tc>
-        <w:tc>
-          <w:tcPr>
-            <w:tcW w:w="2880" w:type="dxa"/>
-          </w:tcPr>
-          <w:p>
-            <w:pPr>
-              <w:spacing w:after="240" w:line="360" w:lineRule="auto"/>
-              <w:jc w:val="both"/>
-              <w:rPr>
-                <w:rFonts w:asciiTheme="majorBidi" w:hAnsiTheme="majorBidi" w:cstheme="majorBidi"/>
-              </w:rPr>
-            </w:pPr>
-            <w:r>
-              <w:rPr>
-                <w:rFonts w:asciiTheme="majorBidi" w:hAnsiTheme="majorBidi" w:cstheme="majorBidi"/>
-              </w:rPr>
-              <w:t>Operator reruns failed job</w:t>
-            </w:r>
-          </w:p>
-        </w:tc>
-        <w:tc>
-          <w:tcPr>
-            <w:tcW w:w="2880" w:type="dxa"/>
-          </w:tcPr>
-          <w:p>
-            <w:pPr>
-              <w:spacing w:after="240" w:line="360" w:lineRule="auto"/>
-              <w:jc w:val="both"/>
-              <w:rPr>
-                <w:rFonts w:asciiTheme="majorBidi" w:hAnsiTheme="majorBidi" w:cstheme="majorBidi"/>
-              </w:rPr>
-            </w:pPr>
-            <w:r>
-              <w:rPr>
-                <w:rFonts w:asciiTheme="majorBidi" w:hAnsiTheme="majorBidi" w:cstheme="majorBidi"/>
-              </w:rPr>
-              <w:t>Restore expected outputs with audit trail</w:t>
-            </w:r>
-          </w:p>
-        </w:tc>
-      </w:tr>
-      <w:tr>
-        <w:tc>
-          <w:tcPr>
-            <w:tcW w:w="2880" w:type="dxa"/>
-          </w:tcPr>
-          <w:p>
-            <w:pPr>
-              <w:spacing w:after="240" w:line="360" w:lineRule="auto"/>
-              <w:jc w:val="both"/>
-              <w:rPr>
-                <w:rFonts w:asciiTheme="majorBidi" w:hAnsiTheme="majorBidi" w:cstheme="majorBidi"/>
-              </w:rPr>
-            </w:pPr>
-            <w:r>
-              <w:rPr>
-                <w:rFonts w:asciiTheme="majorBidi" w:hAnsiTheme="majorBidi" w:cstheme="majorBidi"/>
-              </w:rPr>
-              <w:t>Baseline comparison</w:t>
-            </w:r>
-          </w:p>
-        </w:tc>
-        <w:tc>
-          <w:tcPr>
-            <w:tcW w:w="2880" w:type="dxa"/>
-          </w:tcPr>
-          <w:p>
-            <w:pPr>
-              <w:spacing w:after="240" w:line="360" w:lineRule="auto"/>
-              <w:jc w:val="both"/>
-              <w:rPr>
-                <w:rFonts w:asciiTheme="majorBidi" w:hAnsiTheme="majorBidi" w:cstheme="majorBidi"/>
-              </w:rPr>
-            </w:pPr>
-            <w:r>
-              <w:rPr>
-                <w:rFonts w:asciiTheme="majorBidi" w:hAnsiTheme="majorBidi" w:cstheme="majorBidi"/>
-              </w:rPr>
-              <w:t>Analyst compares new term to prior term</w:t>
-            </w:r>
-          </w:p>
-        </w:tc>
-        <w:tc>
-          <w:tcPr>
-            <w:tcW w:w="2880" w:type="dxa"/>
-          </w:tcPr>
-          <w:p>
-            <w:pPr>
-              <w:spacing w:after="240" w:line="360" w:lineRule="auto"/>
-              <w:jc w:val="both"/>
-              <w:rPr>
-                <w:rFonts w:asciiTheme="majorBidi" w:hAnsiTheme="majorBidi" w:cstheme="majorBidi"/>
-              </w:rPr>
-            </w:pPr>
-            <w:r>
-              <w:rPr>
-                <w:rFonts w:asciiTheme="majorBidi" w:hAnsiTheme="majorBidi" w:cstheme="majorBidi"/>
-              </w:rPr>
-              <w:t>Detect shifts in engagement tra</w:t>
-            </w:r>
-            <w:r>
-              <w:rPr>
-                <w:rFonts w:asciiTheme="majorBidi" w:hAnsiTheme="majorBidi" w:cstheme="majorBidi"/>
-              </w:rPr>
-              <w:t>nsitions</w:t>
-            </w:r>
-          </w:p>
-        </w:tc>
-      </w:tr>
-      <w:tr>
-        <w:tc>
-          <w:tcPr>
-            <w:tcW w:w="2880" w:type="dxa"/>
-          </w:tcPr>
-          <w:p>
-            <w:pPr>
-              <w:spacing w:after="240" w:line="360" w:lineRule="auto"/>
-              <w:jc w:val="both"/>
-              <w:rPr>
-                <w:rFonts w:asciiTheme="majorBidi" w:hAnsiTheme="majorBidi" w:cstheme="majorBidi"/>
-              </w:rPr>
-            </w:pPr>
-            <w:r>
-              <w:rPr>
-                <w:rFonts w:asciiTheme="majorBidi" w:hAnsiTheme="majorBidi" w:cstheme="majorBidi"/>
-              </w:rPr>
-              <w:t>Model registry update</w:t>
-            </w:r>
-          </w:p>
-        </w:tc>
-        <w:tc>
-          <w:tcPr>
-            <w:tcW w:w="2880" w:type="dxa"/>
-          </w:tcPr>
-          <w:p>
-            <w:pPr>
-              <w:spacing w:after="240" w:line="360" w:lineRule="auto"/>
-              <w:jc w:val="both"/>
-              <w:rPr>
-                <w:rFonts w:asciiTheme="majorBidi" w:hAnsiTheme="majorBidi" w:cstheme="majorBidi"/>
-              </w:rPr>
-            </w:pPr>
-            <w:r>
-              <w:rPr>
-                <w:rFonts w:asciiTheme="majorBidi" w:hAnsiTheme="majorBidi" w:cstheme="majorBidi"/>
-              </w:rPr>
-              <w:t>Analyst publishes new model</w:t>
-            </w:r>
-          </w:p>
-        </w:tc>
-        <w:tc>
-          <w:tcPr>
-            <w:tcW w:w="2880" w:type="dxa"/>
-          </w:tcPr>
-          <w:p>
-            <w:pPr>
-              <w:spacing w:after="240" w:line="360" w:lineRule="auto"/>
-              <w:jc w:val="both"/>
-              <w:rPr>
-                <w:rFonts w:asciiTheme="majorBidi" w:hAnsiTheme="majorBidi" w:cstheme="majorBidi"/>
-              </w:rPr>
-            </w:pPr>
-            <w:r>
-              <w:rPr>
-                <w:rFonts w:asciiTheme="majorBidi" w:hAnsiTheme="majorBidi" w:cstheme="majorBidi"/>
-              </w:rPr>
-              <w:t>Archive prior model and notify stakeholders</w:t>
-            </w:r>
+              <w:t xml:space="preserve">Regenerates all CSV artifacts and </w:t>
+            </w:r>
+            <w:proofErr w:type="spellStart"/>
+            <w:proofErr w:type="gramStart"/>
+            <w:r>
+              <w:rPr>
+                <w:rFonts w:asciiTheme="majorBidi" w:hAnsiTheme="majorBidi" w:cstheme="majorBidi"/>
+              </w:rPr>
+              <w:t>dashboard.json</w:t>
+            </w:r>
+            <w:proofErr w:type="spellEnd"/>
+            <w:proofErr w:type="gramEnd"/>
           </w:p>
         </w:tc>
       </w:tr>
@@ -15866,7 +15903,7 @@
           <w:rFonts w:asciiTheme="majorBidi" w:hAnsiTheme="majorBidi"/>
         </w:rPr>
       </w:pPr>
-      <w:bookmarkStart w:id="57" w:name="_Toc218899669"/>
+      <w:bookmarkStart w:id="57" w:name="_Toc231335695"/>
       <w:r>
         <w:rPr>
           <w:rFonts w:asciiTheme="majorBidi" w:hAnsiTheme="majorBidi"/>
@@ -15977,7 +16014,7 @@
               <w:rPr>
                 <w:rFonts w:asciiTheme="majorBidi" w:hAnsiTheme="majorBidi" w:cstheme="majorBidi"/>
               </w:rPr>
-              <w:t>REQ-01</w:t>
+              <w:t>FR001</w:t>
             </w:r>
           </w:p>
         </w:tc>
@@ -15997,7 +16034,21 @@
               <w:rPr>
                 <w:rFonts w:asciiTheme="majorBidi" w:hAnsiTheme="majorBidi" w:cstheme="majorBidi"/>
               </w:rPr>
-              <w:t>Ingest LMS and SIS extracts</w:t>
+              <w:t xml:space="preserve">Run / refresh the </w:t>
+            </w:r>
+            <w:proofErr w:type="spellStart"/>
+            <w:r>
+              <w:rPr>
+                <w:rFonts w:asciiTheme="majorBidi" w:hAnsiTheme="majorBidi" w:cstheme="majorBidi"/>
+              </w:rPr>
+              <w:t>VaSSTra</w:t>
+            </w:r>
+            <w:proofErr w:type="spellEnd"/>
+            <w:r>
+              <w:rPr>
+                <w:rFonts w:asciiTheme="majorBidi" w:hAnsiTheme="majorBidi" w:cstheme="majorBidi"/>
+              </w:rPr>
+              <w:t xml:space="preserve"> analytics pipeline</w:t>
             </w:r>
           </w:p>
         </w:tc>
@@ -16017,7 +16068,7 @@
               <w:rPr>
                 <w:rFonts w:asciiTheme="majorBidi" w:hAnsiTheme="majorBidi" w:cstheme="majorBidi"/>
               </w:rPr>
-              <w:t>4.1, 7.1</w:t>
+              <w:t>3.1, 6.1, 7.1–7.3</w:t>
             </w:r>
           </w:p>
         </w:tc>
@@ -16039,7 +16090,7 @@
               <w:rPr>
                 <w:rFonts w:asciiTheme="majorBidi" w:hAnsiTheme="majorBidi" w:cstheme="majorBidi"/>
               </w:rPr>
-              <w:t>REQ-02</w:t>
+              <w:t>FR002</w:t>
             </w:r>
           </w:p>
         </w:tc>
@@ -16059,13 +16110,7 @@
               <w:rPr>
                 <w:rFonts w:asciiTheme="majorBidi" w:hAnsiTheme="majorBidi" w:cstheme="majorBidi"/>
               </w:rPr>
-              <w:t xml:space="preserve">Build </w:t>
-            </w:r>
-            <w:r>
-              <w:rPr>
-                <w:rFonts w:asciiTheme="majorBidi" w:hAnsiTheme="majorBidi" w:cstheme="majorBidi"/>
-              </w:rPr>
-              <w:t>engagement sequences</w:t>
+              <w:t>Serve dashboard data and service status</w:t>
             </w:r>
           </w:p>
         </w:tc>
@@ -16085,7 +16130,7 @@
               <w:rPr>
                 <w:rFonts w:asciiTheme="majorBidi" w:hAnsiTheme="majorBidi" w:cstheme="majorBidi"/>
               </w:rPr>
-              <w:t>5.1, 7.1</w:t>
+              <w:t>6.1, 6.2</w:t>
             </w:r>
           </w:p>
         </w:tc>
@@ -16107,7 +16152,7 @@
               <w:rPr>
                 <w:rFonts w:asciiTheme="majorBidi" w:hAnsiTheme="majorBidi" w:cstheme="majorBidi"/>
               </w:rPr>
-              <w:t>REQ-03</w:t>
+              <w:t>FR003</w:t>
             </w:r>
           </w:p>
         </w:tc>
@@ -16127,7 +16172,7 @@
               <w:rPr>
                 <w:rFonts w:asciiTheme="majorBidi" w:hAnsiTheme="majorBidi" w:cstheme="majorBidi"/>
               </w:rPr>
-              <w:t>Compute derived features</w:t>
+              <w:t>View dashboard overview</w:t>
             </w:r>
           </w:p>
         </w:tc>
@@ -16147,7 +16192,7 @@
               <w:rPr>
                 <w:rFonts w:asciiTheme="majorBidi" w:hAnsiTheme="majorBidi" w:cstheme="majorBidi"/>
               </w:rPr>
-              <w:t>5.3, 8.1</w:t>
+              <w:t>5.1, 5.3</w:t>
             </w:r>
           </w:p>
         </w:tc>
@@ -16169,7 +16214,7 @@
               <w:rPr>
                 <w:rFonts w:asciiTheme="majorBidi" w:hAnsiTheme="majorBidi" w:cstheme="majorBidi"/>
               </w:rPr>
-              <w:t>REQ-04</w:t>
+              <w:t>FR004</w:t>
             </w:r>
           </w:p>
         </w:tc>
@@ -16189,7 +16234,7 @@
               <w:rPr>
                 <w:rFonts w:asciiTheme="majorBidi" w:hAnsiTheme="majorBidi" w:cstheme="majorBidi"/>
               </w:rPr>
-              <w:t>Train Markov family models</w:t>
+              <w:t>View state-model selection (BIC/AIC)</w:t>
             </w:r>
           </w:p>
         </w:tc>
@@ -16209,7 +16254,7 @@
               <w:rPr>
                 <w:rFonts w:asciiTheme="majorBidi" w:hAnsiTheme="majorBidi" w:cstheme="majorBidi"/>
               </w:rPr>
-              <w:t>8.2</w:t>
+              <w:t>5.3, 7.2</w:t>
             </w:r>
           </w:p>
         </w:tc>
@@ -16231,7 +16276,7 @@
               <w:rPr>
                 <w:rFonts w:asciiTheme="majorBidi" w:hAnsiTheme="majorBidi" w:cstheme="majorBidi"/>
               </w:rPr>
-              <w:t>REQ-05</w:t>
+              <w:t>FR005</w:t>
             </w:r>
           </w:p>
         </w:tc>
@@ -16251,7 +16296,7 @@
               <w:rPr>
                 <w:rFonts w:asciiTheme="majorBidi" w:hAnsiTheme="majorBidi" w:cstheme="majorBidi"/>
               </w:rPr>
-              <w:t>Provide dashboards and exports</w:t>
+              <w:t>View trajectory validation (silhouette)</w:t>
             </w:r>
           </w:p>
         </w:tc>
@@ -16271,7 +16316,7 @@
               <w:rPr>
                 <w:rFonts w:asciiTheme="majorBidi" w:hAnsiTheme="majorBidi" w:cstheme="majorBidi"/>
               </w:rPr>
-              <w:t>6.1, 7.2</w:t>
+              <w:t>5.3, 7.2</w:t>
             </w:r>
           </w:p>
         </w:tc>
@@ -16293,7 +16338,7 @@
               <w:rPr>
                 <w:rFonts w:asciiTheme="majorBidi" w:hAnsiTheme="majorBidi" w:cstheme="majorBidi"/>
               </w:rPr>
-              <w:t>REQ-06</w:t>
+              <w:t>FR006</w:t>
             </w:r>
           </w:p>
         </w:tc>
@@ -16313,7 +16358,7 @@
               <w:rPr>
                 <w:rFonts w:asciiTheme="majorBidi" w:hAnsiTheme="majorBidi" w:cstheme="majorBidi"/>
               </w:rPr>
-              <w:t>Enforce RBAC security</w:t>
+              <w:t>View per-state engagement profiles</w:t>
             </w:r>
           </w:p>
         </w:tc>
@@ -16333,7 +16378,7 @@
               <w:rPr>
                 <w:rFonts w:asciiTheme="majorBidi" w:hAnsiTheme="majorBidi" w:cstheme="majorBidi"/>
               </w:rPr>
-              <w:t>10.2</w:t>
+              <w:t>5.3, 7.1</w:t>
             </w:r>
           </w:p>
         </w:tc>
@@ -16355,7 +16400,7 @@
               <w:rPr>
                 <w:rFonts w:asciiTheme="majorBidi" w:hAnsiTheme="majorBidi" w:cstheme="majorBidi"/>
               </w:rPr>
-              <w:t>REQ-07</w:t>
+              <w:t>FR007</w:t>
             </w:r>
           </w:p>
         </w:tc>
@@ -16375,7 +16420,7 @@
               <w:rPr>
                 <w:rFonts w:asciiTheme="majorBidi" w:hAnsiTheme="majorBidi" w:cstheme="majorBidi"/>
               </w:rPr>
-              <w:t>Maintain model registry</w:t>
+              <w:t>View trajectory prototypes</w:t>
             </w:r>
           </w:p>
         </w:tc>
@@ -16395,7 +16440,7 @@
               <w:rPr>
                 <w:rFonts w:asciiTheme="majorBidi" w:hAnsiTheme="majorBidi" w:cstheme="majorBidi"/>
               </w:rPr>
-              <w:t>5.2, 7.1</w:t>
+              <w:t>5.3, 6.1</w:t>
             </w:r>
           </w:p>
         </w:tc>
@@ -16417,7 +16462,7 @@
               <w:rPr>
                 <w:rFonts w:asciiTheme="majorBidi" w:hAnsiTheme="majorBidi" w:cstheme="majorBidi"/>
               </w:rPr>
-              <w:t>REQ-08</w:t>
+              <w:t>FR008</w:t>
             </w:r>
           </w:p>
         </w:tc>
@@ -16437,7 +16482,7 @@
               <w:rPr>
                 <w:rFonts w:asciiTheme="majorBidi" w:hAnsiTheme="majorBidi" w:cstheme="majorBidi"/>
               </w:rPr>
-              <w:t>Support audit logging</w:t>
+              <w:t>Run manual state-sequence prediction</w:t>
             </w:r>
           </w:p>
         </w:tc>
@@ -16457,7 +16502,69 @@
               <w:rPr>
                 <w:rFonts w:asciiTheme="majorBidi" w:hAnsiTheme="majorBidi" w:cstheme="majorBidi"/>
               </w:rPr>
-              <w:t>10.3, 13.3</w:t>
+              <w:t>6.1, 6.2</w:t>
+            </w:r>
+          </w:p>
+        </w:tc>
+      </w:tr>
+      <w:tr>
+        <w:tc>
+          <w:tcPr>
+            <w:tcW w:w="2880" w:type="dxa"/>
+          </w:tcPr>
+          <w:p>
+            <w:pPr>
+              <w:spacing w:after="240" w:line="360" w:lineRule="auto"/>
+              <w:jc w:val="both"/>
+              <w:rPr>
+                <w:rFonts w:asciiTheme="majorBidi" w:hAnsiTheme="majorBidi" w:cstheme="majorBidi"/>
+              </w:rPr>
+            </w:pPr>
+            <w:r>
+              <w:rPr>
+                <w:rFonts w:asciiTheme="majorBidi" w:hAnsiTheme="majorBidi" w:cstheme="majorBidi"/>
+              </w:rPr>
+              <w:t>FR009</w:t>
+            </w:r>
+          </w:p>
+        </w:tc>
+        <w:tc>
+          <w:tcPr>
+            <w:tcW w:w="2880" w:type="dxa"/>
+          </w:tcPr>
+          <w:p>
+            <w:pPr>
+              <w:spacing w:after="240" w:line="360" w:lineRule="auto"/>
+              <w:jc w:val="both"/>
+              <w:rPr>
+                <w:rFonts w:asciiTheme="majorBidi" w:hAnsiTheme="majorBidi" w:cstheme="majorBidi"/>
+              </w:rPr>
+            </w:pPr>
+            <w:r>
+              <w:rPr>
+                <w:rFonts w:asciiTheme="majorBidi" w:hAnsiTheme="majorBidi" w:cstheme="majorBidi"/>
+              </w:rPr>
+              <w:t>Browse and search trajectory samples</w:t>
+            </w:r>
+          </w:p>
+        </w:tc>
+        <w:tc>
+          <w:tcPr>
+            <w:tcW w:w="2880" w:type="dxa"/>
+          </w:tcPr>
+          <w:p>
+            <w:pPr>
+              <w:spacing w:after="240" w:line="360" w:lineRule="auto"/>
+              <w:jc w:val="both"/>
+              <w:rPr>
+                <w:rFonts w:asciiTheme="majorBidi" w:hAnsiTheme="majorBidi" w:cstheme="majorBidi"/>
+              </w:rPr>
+            </w:pPr>
+            <w:r>
+              <w:rPr>
+                <w:rFonts w:asciiTheme="majorBidi" w:hAnsiTheme="majorBidi" w:cstheme="majorBidi"/>
+              </w:rPr>
+              <w:t>5.1, 5.3</w:t>
             </w:r>
           </w:p>
         </w:tc>
@@ -16472,7 +16579,7 @@
           <w:rFonts w:asciiTheme="majorBidi" w:hAnsiTheme="majorBidi"/>
         </w:rPr>
       </w:pPr>
-      <w:bookmarkStart w:id="58" w:name="_Toc218899670"/>
+      <w:bookmarkStart w:id="58" w:name="_Toc231335696"/>
       <w:r>
         <w:rPr>
           <w:rFonts w:asciiTheme="majorBidi" w:hAnsiTheme="majorBidi"/>
@@ -16510,7 +16617,7 @@
         <w:rPr>
           <w:rFonts w:asciiTheme="majorBidi" w:hAnsiTheme="majorBidi" w:cstheme="majorBidi"/>
         </w:rPr>
-        <w:t>Validate required columns and data types on ingestion. This rule runs at ingestion and produces a validation report. It is logged with rule ID Q01.</w:t>
+        <w:t>Verify the input file data/raw/LongitudinalEngagement.csv exists before running (Q01).</w:t>
       </w:r>
     </w:p>
     <w:p>
@@ -16530,7 +16637,7 @@
         <w:rPr>
           <w:rFonts w:asciiTheme="majorBidi" w:hAnsiTheme="majorBidi" w:cstheme="majorBidi"/>
         </w:rPr>
-        <w:t xml:space="preserve">Reject rows with missing </w:t>
+        <w:t xml:space="preserve">Confirm the required columns are present: </w:t>
       </w:r>
       <w:proofErr w:type="spellStart"/>
       <w:r>
@@ -16544,7 +16651,7 @@
         <w:rPr>
           <w:rFonts w:asciiTheme="majorBidi" w:hAnsiTheme="majorBidi" w:cstheme="majorBidi"/>
         </w:rPr>
-        <w:t xml:space="preserve"> or </w:t>
+        <w:t xml:space="preserve">, </w:t>
       </w:r>
       <w:proofErr w:type="spellStart"/>
       <w:r>
@@ -16558,7 +16665,21 @@
         <w:rPr>
           <w:rFonts w:asciiTheme="majorBidi" w:hAnsiTheme="majorBidi" w:cstheme="majorBidi"/>
         </w:rPr>
-        <w:t>. This rule runs at ingestion and produces a validation report. It is logged with rule ID Q02.</w:t>
+        <w:t xml:space="preserve">, Sequence, the eight indicators, and </w:t>
+      </w:r>
+      <w:proofErr w:type="spellStart"/>
+      <w:r>
+        <w:rPr>
+          <w:rFonts w:asciiTheme="majorBidi" w:hAnsiTheme="majorBidi" w:cstheme="majorBidi"/>
+        </w:rPr>
+        <w:t>Final_Grade</w:t>
+      </w:r>
+      <w:proofErr w:type="spellEnd"/>
+      <w:r>
+        <w:rPr>
+          <w:rFonts w:asciiTheme="majorBidi" w:hAnsiTheme="majorBidi" w:cstheme="majorBidi"/>
+        </w:rPr>
+        <w:t xml:space="preserve"> (Q02).</w:t>
       </w:r>
     </w:p>
     <w:p>
@@ -16578,7 +16699,7 @@
         <w:rPr>
           <w:rFonts w:asciiTheme="majorBidi" w:hAnsiTheme="majorBidi" w:cstheme="majorBidi"/>
         </w:rPr>
-        <w:t>Ensure Sequence is a positive integer within expected range. This rule runs at ingestion and produces a validation report. It is logged with rule ID Q03.</w:t>
+        <w:t>Ensure Sequence is an integer in the range 1–8 (Q03).</w:t>
       </w:r>
     </w:p>
     <w:p>
@@ -16598,13 +16719,21 @@
         <w:rPr>
           <w:rFonts w:asciiTheme="majorBidi" w:hAnsiTheme="majorBidi" w:cstheme="majorBidi"/>
         </w:rPr>
-        <w:t xml:space="preserve">Verify </w:t>
-      </w:r>
-      <w:r>
-        <w:rPr>
-          <w:rFonts w:asciiTheme="majorBidi" w:hAnsiTheme="majorBidi" w:cstheme="majorBidi"/>
-        </w:rPr>
-        <w:t>regularity metrics are between 0 and 1. This rule runs at ingestion and produces a validation report. It is logged with rule ID Q04.</w:t>
+        <w:t xml:space="preserve">Standardize each indicator within its </w:t>
+      </w:r>
+      <w:proofErr w:type="spellStart"/>
+      <w:r>
+        <w:rPr>
+          <w:rFonts w:asciiTheme="majorBidi" w:hAnsiTheme="majorBidi" w:cstheme="majorBidi"/>
+        </w:rPr>
+        <w:t>CourseID</w:t>
+      </w:r>
+      <w:proofErr w:type="spellEnd"/>
+      <w:r>
+        <w:rPr>
+          <w:rFonts w:asciiTheme="majorBidi" w:hAnsiTheme="majorBidi" w:cstheme="majorBidi"/>
+        </w:rPr>
+        <w:t>; set undefined z-scores (zero variance) to 0 (Q04).</w:t>
       </w:r>
     </w:p>
     <w:p>
@@ -16624,27 +16753,7 @@
         <w:rPr>
           <w:rFonts w:asciiTheme="majorBidi" w:hAnsiTheme="majorBidi" w:cstheme="majorBidi"/>
         </w:rPr>
-        <w:t xml:space="preserve">Check frequency counts are </w:t>
-      </w:r>
-      <w:proofErr w:type="spellStart"/>
-      <w:r>
-        <w:rPr>
-          <w:rFonts w:asciiTheme="majorBidi" w:hAnsiTheme="majorBidi" w:cstheme="majorBidi"/>
-        </w:rPr>
-        <w:t>non negative</w:t>
-      </w:r>
-      <w:proofErr w:type="spellEnd"/>
-      <w:r>
-        <w:rPr>
-          <w:rFonts w:asciiTheme="majorBidi" w:hAnsiTheme="majorBidi" w:cstheme="majorBidi"/>
-        </w:rPr>
-        <w:t>. This rule runs at ingestion and produces a validation report. It is logged with ru</w:t>
-      </w:r>
-      <w:r>
-        <w:rPr>
-          <w:rFonts w:asciiTheme="majorBidi" w:hAnsiTheme="majorBidi" w:cstheme="majorBidi"/>
-        </w:rPr>
-        <w:t>le ID Q05.</w:t>
+        <w:t>Fill any missing step in a student sequence with the Average state (Q05).</w:t>
       </w:r>
     </w:p>
     <w:p>
@@ -16664,21 +16773,7 @@
         <w:rPr>
           <w:rFonts w:asciiTheme="majorBidi" w:hAnsiTheme="majorBidi" w:cstheme="majorBidi"/>
         </w:rPr>
-        <w:t xml:space="preserve">Validate </w:t>
-      </w:r>
-      <w:proofErr w:type="spellStart"/>
-      <w:r>
-        <w:rPr>
-          <w:rFonts w:asciiTheme="majorBidi" w:hAnsiTheme="majorBidi" w:cstheme="majorBidi"/>
-        </w:rPr>
-        <w:t>Total_Duration</w:t>
-      </w:r>
-      <w:proofErr w:type="spellEnd"/>
-      <w:r>
-        <w:rPr>
-          <w:rFonts w:asciiTheme="majorBidi" w:hAnsiTheme="majorBidi" w:cstheme="majorBidi"/>
-        </w:rPr>
-        <w:t xml:space="preserve"> within plausible bounds. This rule runs at ingestion and produces a validation report. It is logged with rule ID Q06.</w:t>
+        <w:t>Fit the Gaussian mixture with a fixed seed (2026) so state assignments are reproducible (Q06).</w:t>
       </w:r>
     </w:p>
     <w:p>
@@ -16698,27 +16793,7 @@
         <w:rPr>
           <w:rFonts w:asciiTheme="majorBidi" w:hAnsiTheme="majorBidi" w:cstheme="majorBidi"/>
         </w:rPr>
-        <w:t xml:space="preserve">Ensure </w:t>
-      </w:r>
-      <w:proofErr w:type="spellStart"/>
-      <w:r>
-        <w:rPr>
-          <w:rFonts w:asciiTheme="majorBidi" w:hAnsiTheme="majorBidi" w:cstheme="majorBidi"/>
-        </w:rPr>
-        <w:t>Active_Days</w:t>
-      </w:r>
-      <w:proofErr w:type="spellEnd"/>
-      <w:r>
-        <w:rPr>
-          <w:rFonts w:asciiTheme="majorBidi" w:hAnsiTheme="majorBidi" w:cstheme="majorBidi"/>
-        </w:rPr>
-        <w:t xml:space="preserve"> does not exceed course length. This rule runs at ingestion and produces a validation</w:t>
-      </w:r>
-      <w:r>
-        <w:rPr>
-          <w:rFonts w:asciiTheme="majorBidi" w:hAnsiTheme="majorBidi" w:cstheme="majorBidi"/>
-        </w:rPr>
-        <w:t xml:space="preserve"> report. It is logged with rule ID Q07.</w:t>
+        <w:t>Order the mixture components by mean level and label them Disengaged → Average → Active (Q07).</w:t>
       </w:r>
     </w:p>
     <w:p>
@@ -16738,21 +16813,7 @@
         <w:rPr>
           <w:rFonts w:asciiTheme="majorBidi" w:hAnsiTheme="majorBidi" w:cstheme="majorBidi"/>
         </w:rPr>
-        <w:t xml:space="preserve">Validate </w:t>
-      </w:r>
-      <w:proofErr w:type="spellStart"/>
-      <w:r>
-        <w:rPr>
-          <w:rFonts w:asciiTheme="majorBidi" w:hAnsiTheme="majorBidi" w:cstheme="majorBidi"/>
-        </w:rPr>
-        <w:t>Final_Grade</w:t>
-      </w:r>
-      <w:proofErr w:type="spellEnd"/>
-      <w:r>
-        <w:rPr>
-          <w:rFonts w:asciiTheme="majorBidi" w:hAnsiTheme="majorBidi" w:cstheme="majorBidi"/>
-        </w:rPr>
-        <w:t xml:space="preserve"> is within expected scale. This rule runs at ingestion and produces a validation report. It is logged with rule ID Q08.</w:t>
+        <w:t>Check that each Markov transition-matrix row sums to 1 (Q08).</w:t>
       </w:r>
     </w:p>
     <w:p>
@@ -16772,13 +16833,7 @@
         <w:rPr>
           <w:rFonts w:asciiTheme="majorBidi" w:hAnsiTheme="majorBidi" w:cstheme="majorBidi"/>
         </w:rPr>
-        <w:t xml:space="preserve">Detect duplicate rows by key fields. This rule runs at ingestion and </w:t>
-      </w:r>
-      <w:r>
-        <w:rPr>
-          <w:rFonts w:asciiTheme="majorBidi" w:hAnsiTheme="majorBidi" w:cstheme="majorBidi"/>
-        </w:rPr>
-        <w:t>produces a validation report. It is logged with rule ID Q09.</w:t>
+        <w:t>Confirm the steady-state distribution sums to 1 (Q09).</w:t>
       </w:r>
     </w:p>
     <w:p>
@@ -16798,257 +16853,7 @@
         <w:rPr>
           <w:rFonts w:asciiTheme="majorBidi" w:hAnsiTheme="majorBidi" w:cstheme="majorBidi"/>
         </w:rPr>
-        <w:t>Confirm sequence ordering per user and course. This rule runs at ingestion and produces a validation report. It is logged with rule ID Q10.</w:t>
-      </w:r>
-    </w:p>
-    <w:p>
-      <w:pPr>
-        <w:pStyle w:val="ListParagraph"/>
-        <w:numPr>
-          <w:ilvl w:val="0"/>
-          <w:numId w:val="17"/>
-        </w:numPr>
-        <w:spacing w:after="240" w:line="360" w:lineRule="auto"/>
-        <w:jc w:val="both"/>
-        <w:rPr>
-          <w:rFonts w:asciiTheme="majorBidi" w:hAnsiTheme="majorBidi" w:cstheme="majorBidi"/>
-        </w:rPr>
-      </w:pPr>
-      <w:r>
-        <w:rPr>
-          <w:rFonts w:asciiTheme="majorBidi" w:hAnsiTheme="majorBidi" w:cstheme="majorBidi"/>
-        </w:rPr>
-        <w:t xml:space="preserve">Validate </w:t>
-      </w:r>
-      <w:proofErr w:type="spellStart"/>
-      <w:r>
-        <w:rPr>
-          <w:rFonts w:asciiTheme="majorBidi" w:hAnsiTheme="majorBidi" w:cstheme="majorBidi"/>
-        </w:rPr>
-        <w:t>Session_Count</w:t>
-      </w:r>
-      <w:proofErr w:type="spellEnd"/>
-      <w:r>
-        <w:rPr>
-          <w:rFonts w:asciiTheme="majorBidi" w:hAnsiTheme="majorBidi" w:cstheme="majorBidi"/>
-        </w:rPr>
-        <w:t xml:space="preserve"> to duration ratio. This rule run</w:t>
-      </w:r>
-      <w:r>
-        <w:rPr>
-          <w:rFonts w:asciiTheme="majorBidi" w:hAnsiTheme="majorBidi" w:cstheme="majorBidi"/>
-        </w:rPr>
-        <w:t>s at ingestion and produces a validation report. It is logged with rule ID Q11.</w:t>
-      </w:r>
-    </w:p>
-    <w:p>
-      <w:pPr>
-        <w:pStyle w:val="ListParagraph"/>
-        <w:numPr>
-          <w:ilvl w:val="0"/>
-          <w:numId w:val="17"/>
-        </w:numPr>
-        <w:spacing w:after="240" w:line="360" w:lineRule="auto"/>
-        <w:jc w:val="both"/>
-        <w:rPr>
-          <w:rFonts w:asciiTheme="majorBidi" w:hAnsiTheme="majorBidi" w:cstheme="majorBidi"/>
-        </w:rPr>
-      </w:pPr>
-      <w:r>
-        <w:rPr>
-          <w:rFonts w:asciiTheme="majorBidi" w:hAnsiTheme="majorBidi" w:cstheme="majorBidi"/>
-        </w:rPr>
-        <w:t>Check for outliers in forum contribution counts. This rule runs at ingestion and produces a validation report. It is logged with rule ID Q12.</w:t>
-      </w:r>
-    </w:p>
-    <w:p>
-      <w:pPr>
-        <w:pStyle w:val="ListParagraph"/>
-        <w:numPr>
-          <w:ilvl w:val="0"/>
-          <w:numId w:val="17"/>
-        </w:numPr>
-        <w:spacing w:after="240" w:line="360" w:lineRule="auto"/>
-        <w:jc w:val="both"/>
-        <w:rPr>
-          <w:rFonts w:asciiTheme="majorBidi" w:hAnsiTheme="majorBidi" w:cstheme="majorBidi"/>
-        </w:rPr>
-      </w:pPr>
-      <w:r>
-        <w:rPr>
-          <w:rFonts w:asciiTheme="majorBidi" w:hAnsiTheme="majorBidi" w:cstheme="majorBidi"/>
-        </w:rPr>
-        <w:t>Detect distribution drift across r</w:t>
-      </w:r>
-      <w:r>
-        <w:rPr>
-          <w:rFonts w:asciiTheme="majorBidi" w:hAnsiTheme="majorBidi" w:cstheme="majorBidi"/>
-        </w:rPr>
-        <w:t>efresh cycles. This rule runs at ingestion and produces a validation report. It is logged with rule ID Q13.</w:t>
-      </w:r>
-    </w:p>
-    <w:p>
-      <w:pPr>
-        <w:pStyle w:val="ListParagraph"/>
-        <w:numPr>
-          <w:ilvl w:val="0"/>
-          <w:numId w:val="17"/>
-        </w:numPr>
-        <w:spacing w:after="240" w:line="360" w:lineRule="auto"/>
-        <w:jc w:val="both"/>
-        <w:rPr>
-          <w:rFonts w:asciiTheme="majorBidi" w:hAnsiTheme="majorBidi" w:cstheme="majorBidi"/>
-        </w:rPr>
-      </w:pPr>
-      <w:r>
-        <w:rPr>
-          <w:rFonts w:asciiTheme="majorBidi" w:hAnsiTheme="majorBidi" w:cstheme="majorBidi"/>
-        </w:rPr>
-        <w:t>Ensure state mapping covers all events. This rule runs at ingestion and produces a validation report. It is logged with rule ID Q14.</w:t>
-      </w:r>
-    </w:p>
-    <w:p>
-      <w:pPr>
-        <w:pStyle w:val="ListParagraph"/>
-        <w:numPr>
-          <w:ilvl w:val="0"/>
-          <w:numId w:val="17"/>
-        </w:numPr>
-        <w:spacing w:after="240" w:line="360" w:lineRule="auto"/>
-        <w:jc w:val="both"/>
-        <w:rPr>
-          <w:rFonts w:asciiTheme="majorBidi" w:hAnsiTheme="majorBidi" w:cstheme="majorBidi"/>
-        </w:rPr>
-      </w:pPr>
-      <w:r>
-        <w:rPr>
-          <w:rFonts w:asciiTheme="majorBidi" w:hAnsiTheme="majorBidi" w:cstheme="majorBidi"/>
-        </w:rPr>
-        <w:t>Verify no missi</w:t>
-      </w:r>
-      <w:r>
-        <w:rPr>
-          <w:rFonts w:asciiTheme="majorBidi" w:hAnsiTheme="majorBidi" w:cstheme="majorBidi"/>
-        </w:rPr>
-        <w:t>ng sequences after ingestion. This rule runs at ingestion and produces a validation report. It is logged with rule ID Q15.</w:t>
-      </w:r>
-    </w:p>
-    <w:p>
-      <w:pPr>
-        <w:pStyle w:val="ListParagraph"/>
-        <w:numPr>
-          <w:ilvl w:val="0"/>
-          <w:numId w:val="17"/>
-        </w:numPr>
-        <w:spacing w:after="240" w:line="360" w:lineRule="auto"/>
-        <w:jc w:val="both"/>
-        <w:rPr>
-          <w:rFonts w:asciiTheme="majorBidi" w:hAnsiTheme="majorBidi" w:cstheme="majorBidi"/>
-        </w:rPr>
-      </w:pPr>
-      <w:r>
-        <w:rPr>
-          <w:rFonts w:asciiTheme="majorBidi" w:hAnsiTheme="majorBidi" w:cstheme="majorBidi"/>
-        </w:rPr>
-        <w:t xml:space="preserve">Enforce referential integrity across tables. This rule runs at ingestion and produces a validation report. It is logged with rule ID </w:t>
-      </w:r>
-      <w:r>
-        <w:rPr>
-          <w:rFonts w:asciiTheme="majorBidi" w:hAnsiTheme="majorBidi" w:cstheme="majorBidi"/>
-        </w:rPr>
-        <w:t>Q16.</w:t>
-      </w:r>
-    </w:p>
-    <w:p>
-      <w:pPr>
-        <w:pStyle w:val="ListParagraph"/>
-        <w:numPr>
-          <w:ilvl w:val="0"/>
-          <w:numId w:val="17"/>
-        </w:numPr>
-        <w:spacing w:after="240" w:line="360" w:lineRule="auto"/>
-        <w:jc w:val="both"/>
-        <w:rPr>
-          <w:rFonts w:asciiTheme="majorBidi" w:hAnsiTheme="majorBidi" w:cstheme="majorBidi"/>
-        </w:rPr>
-      </w:pPr>
-      <w:r>
-        <w:rPr>
-          <w:rFonts w:asciiTheme="majorBidi" w:hAnsiTheme="majorBidi" w:cstheme="majorBidi"/>
-        </w:rPr>
-        <w:t>Validate model runs reference existing feature sets. This rule runs at ingestion and produces a validation report. It is logged with rule ID Q17.</w:t>
-      </w:r>
-    </w:p>
-    <w:p>
-      <w:pPr>
-        <w:pStyle w:val="ListParagraph"/>
-        <w:numPr>
-          <w:ilvl w:val="0"/>
-          <w:numId w:val="17"/>
-        </w:numPr>
-        <w:spacing w:after="240" w:line="360" w:lineRule="auto"/>
-        <w:jc w:val="both"/>
-        <w:rPr>
-          <w:rFonts w:asciiTheme="majorBidi" w:hAnsiTheme="majorBidi" w:cstheme="majorBidi"/>
-        </w:rPr>
-      </w:pPr>
-      <w:r>
-        <w:rPr>
-          <w:rFonts w:asciiTheme="majorBidi" w:hAnsiTheme="majorBidi" w:cstheme="majorBidi"/>
-        </w:rPr>
-        <w:t xml:space="preserve">Check transition matrix rows sum to 1. This rule runs at ingestion and produces a validation </w:t>
-      </w:r>
-      <w:r>
-        <w:rPr>
-          <w:rFonts w:asciiTheme="majorBidi" w:hAnsiTheme="majorBidi" w:cstheme="majorBidi"/>
-        </w:rPr>
-        <w:t>report. It is logged with rule ID Q18.</w:t>
-      </w:r>
-    </w:p>
-    <w:p>
-      <w:pPr>
-        <w:pStyle w:val="ListParagraph"/>
-        <w:numPr>
-          <w:ilvl w:val="0"/>
-          <w:numId w:val="17"/>
-        </w:numPr>
-        <w:spacing w:after="240" w:line="360" w:lineRule="auto"/>
-        <w:jc w:val="both"/>
-        <w:rPr>
-          <w:rFonts w:asciiTheme="majorBidi" w:hAnsiTheme="majorBidi" w:cstheme="majorBidi"/>
-        </w:rPr>
-      </w:pPr>
-      <w:r>
-        <w:rPr>
-          <w:rFonts w:asciiTheme="majorBidi" w:hAnsiTheme="majorBidi" w:cstheme="majorBidi"/>
-        </w:rPr>
-        <w:t>Check steady state distribution sums to 1. This rule runs at ingestion and produces a validation report. It is logged with rule ID Q19.</w:t>
-      </w:r>
-    </w:p>
-    <w:p>
-      <w:pPr>
-        <w:pStyle w:val="ListParagraph"/>
-        <w:numPr>
-          <w:ilvl w:val="0"/>
-          <w:numId w:val="17"/>
-        </w:numPr>
-        <w:spacing w:after="240" w:line="360" w:lineRule="auto"/>
-        <w:jc w:val="both"/>
-        <w:rPr>
-          <w:rFonts w:asciiTheme="majorBidi" w:hAnsiTheme="majorBidi" w:cstheme="majorBidi"/>
-        </w:rPr>
-      </w:pPr>
-      <w:r>
-        <w:rPr>
-          <w:rFonts w:asciiTheme="majorBidi" w:hAnsiTheme="majorBidi" w:cstheme="majorBidi"/>
-        </w:rPr>
-        <w:t>Confirm export row counts match query filters. This rule runs at ingestion and pr</w:t>
-      </w:r>
-      <w:r>
-        <w:rPr>
-          <w:rFonts w:asciiTheme="majorBidi" w:hAnsiTheme="majorBidi" w:cstheme="majorBidi"/>
-        </w:rPr>
-        <w:t>oduces a validation report. It is logged with rule ID Q20.</w:t>
+        <w:t>Verify the silhouette score is computed for each candidate trajectory count (Q10).</w:t>
       </w:r>
     </w:p>
     <w:p>
@@ -17060,7 +16865,7 @@
           <w:rFonts w:asciiTheme="majorBidi" w:hAnsiTheme="majorBidi"/>
         </w:rPr>
       </w:pPr>
-      <w:bookmarkStart w:id="59" w:name="_Toc218899671"/>
+      <w:bookmarkStart w:id="59" w:name="_Toc231335697"/>
       <w:r>
         <w:rPr>
           <w:rFonts w:asciiTheme="majorBidi" w:hAnsiTheme="majorBidi"/>
@@ -17098,7 +16903,7 @@
         <w:rPr>
           <w:rFonts w:asciiTheme="majorBidi" w:hAnsiTheme="majorBidi" w:cstheme="majorBidi"/>
         </w:rPr>
-        <w:t>Pipeline job duration and success rate dashboards</w:t>
+        <w:t>Pipeline console output reports record and student counts and any failure.</w:t>
       </w:r>
     </w:p>
     <w:p>
@@ -17118,7 +16923,7 @@
         <w:rPr>
           <w:rFonts w:asciiTheme="majorBidi" w:hAnsiTheme="majorBidi" w:cstheme="majorBidi"/>
         </w:rPr>
-        <w:t>Alerting on schema drift and missing fields</w:t>
+        <w:t>The /health endpoint confirms the API is running and returns the project title.</w:t>
       </w:r>
     </w:p>
     <w:p>
@@ -17138,7 +16943,23 @@
         <w:rPr>
           <w:rFonts w:asciiTheme="majorBidi" w:hAnsiTheme="majorBidi" w:cstheme="majorBidi"/>
         </w:rPr>
-        <w:t>Model training runtime thresholds with notifications</w:t>
+        <w:t xml:space="preserve">The dashboard shows a status message when </w:t>
+      </w:r>
+      <w:proofErr w:type="spellStart"/>
+      <w:proofErr w:type="gramStart"/>
+      <w:r>
+        <w:rPr>
+          <w:rFonts w:asciiTheme="majorBidi" w:hAnsiTheme="majorBidi" w:cstheme="majorBidi"/>
+        </w:rPr>
+        <w:t>dashboard.json</w:t>
+      </w:r>
+      <w:proofErr w:type="spellEnd"/>
+      <w:proofErr w:type="gramEnd"/>
+      <w:r>
+        <w:rPr>
+          <w:rFonts w:asciiTheme="majorBidi" w:hAnsiTheme="majorBidi" w:cstheme="majorBidi"/>
+        </w:rPr>
+        <w:t xml:space="preserve"> or the backend is unavailable.</w:t>
       </w:r>
     </w:p>
     <w:p>
@@ -17158,13 +16979,7 @@
         <w:rPr>
           <w:rFonts w:asciiTheme="majorBidi" w:hAnsiTheme="majorBidi" w:cstheme="majorBidi"/>
         </w:rPr>
-        <w:t>Storage utiliza</w:t>
-      </w:r>
-      <w:r>
-        <w:rPr>
-          <w:rFonts w:asciiTheme="majorBidi" w:hAnsiTheme="majorBidi" w:cstheme="majorBidi"/>
-        </w:rPr>
-        <w:t>tion tracking for raw and derived data</w:t>
+        <w:t>Generated artifacts can be diffed between runs to detect unexpected changes.</w:t>
       </w:r>
     </w:p>
     <w:p>
@@ -17184,113 +16999,7 @@
         <w:rPr>
           <w:rFonts w:asciiTheme="majorBidi" w:hAnsiTheme="majorBidi" w:cstheme="majorBidi"/>
         </w:rPr>
-        <w:t>API latency and error rate monitoring</w:t>
-      </w:r>
-    </w:p>
-    <w:p>
-      <w:pPr>
-        <w:pStyle w:val="ListBullet"/>
-        <w:numPr>
-          <w:ilvl w:val="0"/>
-          <w:numId w:val="18"/>
-        </w:numPr>
-        <w:spacing w:after="240" w:line="360" w:lineRule="auto"/>
-        <w:jc w:val="both"/>
-        <w:rPr>
-          <w:rFonts w:asciiTheme="majorBidi" w:hAnsiTheme="majorBidi" w:cstheme="majorBidi"/>
-        </w:rPr>
-      </w:pPr>
-      <w:r>
-        <w:rPr>
-          <w:rFonts w:asciiTheme="majorBidi" w:hAnsiTheme="majorBidi" w:cstheme="majorBidi"/>
-        </w:rPr>
-        <w:t>User activity auditing for sensitive exports</w:t>
-      </w:r>
-    </w:p>
-    <w:p>
-      <w:pPr>
-        <w:pStyle w:val="ListBullet"/>
-        <w:numPr>
-          <w:ilvl w:val="0"/>
-          <w:numId w:val="18"/>
-        </w:numPr>
-        <w:spacing w:after="240" w:line="360" w:lineRule="auto"/>
-        <w:jc w:val="both"/>
-        <w:rPr>
-          <w:rFonts w:asciiTheme="majorBidi" w:hAnsiTheme="majorBidi" w:cstheme="majorBidi"/>
-        </w:rPr>
-      </w:pPr>
-      <w:r>
-        <w:rPr>
-          <w:rFonts w:asciiTheme="majorBidi" w:hAnsiTheme="majorBidi" w:cstheme="majorBidi"/>
-        </w:rPr>
-        <w:t>Scheduled backups with recovery verification</w:t>
-      </w:r>
-    </w:p>
-    <w:p>
-      <w:pPr>
-        <w:pStyle w:val="ListBullet"/>
-        <w:numPr>
-          <w:ilvl w:val="0"/>
-          <w:numId w:val="18"/>
-        </w:numPr>
-        <w:spacing w:after="240" w:line="360" w:lineRule="auto"/>
-        <w:jc w:val="both"/>
-        <w:rPr>
-          <w:rFonts w:asciiTheme="majorBidi" w:hAnsiTheme="majorBidi" w:cstheme="majorBidi"/>
-        </w:rPr>
-      </w:pPr>
-      <w:r>
-        <w:rPr>
-          <w:rFonts w:asciiTheme="majorBidi" w:hAnsiTheme="majorBidi" w:cstheme="majorBidi"/>
-        </w:rPr>
-        <w:t>Data refresh completeness checks</w:t>
-      </w:r>
-    </w:p>
-    <w:p>
-      <w:pPr>
-        <w:pStyle w:val="ListBullet"/>
-        <w:numPr>
-          <w:ilvl w:val="0"/>
-          <w:numId w:val="18"/>
-        </w:numPr>
-        <w:spacing w:after="240" w:line="360" w:lineRule="auto"/>
-        <w:jc w:val="both"/>
-        <w:rPr>
-          <w:rFonts w:asciiTheme="majorBidi" w:hAnsiTheme="majorBidi" w:cstheme="majorBidi"/>
-        </w:rPr>
-      </w:pPr>
-      <w:r>
-        <w:rPr>
-          <w:rFonts w:asciiTheme="majorBidi" w:hAnsiTheme="majorBidi" w:cstheme="majorBidi"/>
-        </w:rPr>
-        <w:t>Model drift monitoring across terms</w:t>
-      </w:r>
-    </w:p>
-    <w:p>
-      <w:pPr>
-        <w:pStyle w:val="ListBullet"/>
-        <w:numPr>
-          <w:ilvl w:val="0"/>
-          <w:numId w:val="18"/>
-        </w:numPr>
-        <w:spacing w:after="240" w:line="360" w:lineRule="auto"/>
-        <w:jc w:val="both"/>
-        <w:rPr>
-          <w:rFonts w:asciiTheme="majorBidi" w:hAnsiTheme="majorBidi" w:cstheme="majorBidi"/>
-        </w:rPr>
-      </w:pPr>
-      <w:r>
-        <w:rPr>
-          <w:rFonts w:asciiTheme="majorBidi" w:hAnsiTheme="majorBidi" w:cstheme="majorBidi"/>
-        </w:rPr>
-        <w:t>Weekly operational r</w:t>
-      </w:r>
-      <w:r>
-        <w:rPr>
-          <w:rFonts w:asciiTheme="majorBidi" w:hAnsiTheme="majorBidi" w:cstheme="majorBidi"/>
-        </w:rPr>
-        <w:t>eview reports</w:t>
+        <w:t>Fixed-seed reproducibility is checked by re-running the pipeline on the same data.</w:t>
       </w:r>
     </w:p>
     <w:p>
@@ -17302,30 +17011,12 @@
           <w:rFonts w:asciiTheme="majorBidi" w:hAnsiTheme="majorBidi"/>
         </w:rPr>
       </w:pPr>
-      <w:bookmarkStart w:id="60" w:name="_Toc218899672"/>
+      <w:bookmarkStart w:id="60" w:name="_Toc231335698"/>
       <w:r>
         <w:rPr>
           <w:rFonts w:asciiTheme="majorBidi" w:hAnsiTheme="majorBidi"/>
         </w:rPr>
-        <w:t xml:space="preserve">Appendix </w:t>
-      </w:r>
-      <w:r>
-        <w:rPr>
-          <w:rFonts w:asciiTheme="majorBidi" w:hAnsiTheme="majorBidi"/>
-        </w:rPr>
-        <w:t>D</w:t>
-      </w:r>
-      <w:r>
-        <w:rPr>
-          <w:rFonts w:asciiTheme="majorBidi" w:hAnsiTheme="majorBidi"/>
-        </w:rPr>
-        <w:t xml:space="preserve">: </w:t>
-      </w:r>
-      <w:r>
-        <w:rPr>
-          <w:rFonts w:asciiTheme="majorBidi" w:hAnsiTheme="majorBidi"/>
-        </w:rPr>
-        <w:t>Concluding Summary</w:t>
+        <w:t>Appendix D: Concluding Summary</w:t>
       </w:r>
       <w:bookmarkEnd w:id="60"/>
     </w:p>
@@ -17343,7 +17034,7 @@
           <w:noProof/>
         </w:rPr>
         <w:drawing>
-          <wp:inline distT="0" distB="0" distL="0" distR="0" wp14:anchorId="0D94DEEB" wp14:editId="5B45F306">
+          <wp:inline distT="0" distB="0" distL="0" distR="0" wp14:anchorId="6D7701E6" wp14:editId="0990B597">
             <wp:extent cx="5486400" cy="4120515"/>
             <wp:effectExtent l="0" t="0" r="0" b="0"/>
             <wp:docPr id="18" name="Picture 18"/>
@@ -17360,7 +17051,7 @@
                     </pic:cNvPicPr>
                   </pic:nvPicPr>
                   <pic:blipFill>
-                    <a:blip r:embed="rId24">
+                    <a:blip r:embed="rId27">
                       <a:extLst>
                         <a:ext uri="{28A0092B-C50C-407E-A947-70E740481C1C}">
                           <a14:useLocalDpi xmlns:a14="http://schemas.microsoft.com/office/drawing/2010/main" val="0"/>
@@ -17398,7 +17089,7 @@
         <w:spacing w:after="240" w:line="360" w:lineRule="auto"/>
         <w:jc w:val="both"/>
       </w:pPr>
-      <w:bookmarkStart w:id="61" w:name="_Toc218899673"/>
+      <w:bookmarkStart w:id="61" w:name="_Toc231335699"/>
       <w:r>
         <w:t>References</w:t>
       </w:r>
@@ -18408,7 +18099,7 @@
       </w:pPr>
     </w:p>
     <w:sectPr>
-      <w:footerReference w:type="default" r:id="rId25"/>
+      <w:footerReference w:type="default" r:id="rId28"/>
       <w:pgSz w:w="12240" w:h="15840"/>
       <w:pgMar w:top="1440" w:right="1800" w:bottom="1440" w:left="1800" w:header="720" w:footer="720" w:gutter="0"/>
       <w:cols w:space="720"/>
@@ -20013,11 +19704,6 @@
     <w:lsdException w:name="Book Title" w:uiPriority="33" w:qFormat="1"/>
     <w:lsdException w:name="Bibliography" w:semiHidden="1" w:uiPriority="37" w:unhideWhenUsed="1"/>
     <w:lsdException w:name="TOC Heading" w:semiHidden="1" w:uiPriority="39" w:unhideWhenUsed="1" w:qFormat="1"/>
-    <w:lsdException w:name="Plain Table 5" w:semiHidden="1" w:unhideWhenUsed="1"/>
-    <w:lsdException w:name="Grid Table Light" w:semiHidden="1" w:unhideWhenUsed="1"/>
-    <w:lsdException w:name="Grid Table 1 Light" w:semiHidden="1" w:unhideWhenUsed="1"/>
-    <w:lsdException w:name="Grid Table 2" w:semiHidden="1" w:unhideWhenUsed="1"/>
-    <w:lsdException w:name="Grid Table 3" w:semiHidden="1" w:unhideWhenUsed="1"/>
     <w:lsdException w:name="Grid Table 4" w:uiPriority="49"/>
     <w:lsdException w:name="Grid Table 5 Dark" w:uiPriority="50"/>
     <w:lsdException w:name="Grid Table 6 Colorful" w:uiPriority="51"/>
@@ -20343,6 +20029,7 @@
   <w:style w:type="character" w:default="1" w:styleId="DefaultParagraphFont">
     <w:name w:val="Default Paragraph Font"/>
     <w:uiPriority w:val="1"/>
+    <w:semiHidden/>
     <w:unhideWhenUsed/>
   </w:style>
   <w:style w:type="table" w:default="1" w:styleId="TableNormal">
